--- a/Avance 1/GRUPO 1 - PROYECTO ODS 12.docx
+++ b/Avance 1/GRUPO 1 - PROYECTO ODS 12.docx
@@ -80,7 +80,7 @@
           <wp:inline distB="114300" distT="114300" distL="114300" distR="114300">
             <wp:extent cx="2477794" cy="2086975"/>
             <wp:effectExtent b="0" l="0" r="0" t="0"/>
-            <wp:docPr id="1" name="image1.png"/>
+            <wp:docPr id="3" name="image1.png"/>
             <a:graphic>
               <a:graphicData uri="http://schemas.openxmlformats.org/drawingml/2006/picture">
                 <pic:pic>
@@ -89,7 +89,7 @@
                     <pic:cNvPicPr preferRelativeResize="0"/>
                   </pic:nvPicPr>
                   <pic:blipFill>
-                    <a:blip r:embed="rId6"/>
+                    <a:blip r:embed="rId7"/>
                     <a:srcRect b="20469" l="14226" r="14843" t="19822"/>
                     <a:stretch>
                       <a:fillRect/>
@@ -652,6 +652,7 @@
                 <w:rFonts w:ascii="Times New Roman" w:cs="Times New Roman" w:eastAsia="Times New Roman" w:hAnsi="Times New Roman"/>
               </w:rPr>
             </w:pPr>
+            <w:commentRangeStart w:id="0"/>
             <w:r>
               <w:rPr>
                 <w:rFonts w:ascii="Times New Roman" w:cs="Times New Roman" w:eastAsia="Times New Roman" w:hAnsi="Times New Roman"/>
@@ -681,6 +682,10 @@
                 <w:rFonts w:ascii="Times New Roman" w:cs="Times New Roman" w:eastAsia="Times New Roman" w:hAnsi="Times New Roman"/>
               </w:rPr>
             </w:pPr>
+            <w:commentRangeEnd w:id="0"/>
+            <w:r>
+              <w:commentReference w:id="0"/>
+            </w:r>
             <w:r>
               <w:rPr>
                 <w:rFonts w:ascii="Times New Roman" w:cs="Times New Roman" w:eastAsia="Times New Roman" w:hAnsi="Times New Roman"/>
@@ -745,6 +750,7 @@
                 <w:rFonts w:ascii="Times New Roman" w:cs="Times New Roman" w:eastAsia="Times New Roman" w:hAnsi="Times New Roman"/>
               </w:rPr>
             </w:pPr>
+            <w:commentRangeStart w:id="1"/>
             <w:r>
               <w:rPr>
                 <w:rtl w:val="0"/>
@@ -772,6 +778,10 @@
                 <w:rFonts w:ascii="Times New Roman" w:cs="Times New Roman" w:eastAsia="Times New Roman" w:hAnsi="Times New Roman"/>
               </w:rPr>
             </w:pPr>
+            <w:commentRangeEnd w:id="1"/>
+            <w:r>
+              <w:commentReference w:id="1"/>
+            </w:r>
             <w:r>
               <w:rPr>
                 <w:rFonts w:ascii="Times New Roman" w:cs="Times New Roman" w:eastAsia="Times New Roman" w:hAnsi="Times New Roman"/>
@@ -836,6 +846,7 @@
                 <w:rFonts w:ascii="Times New Roman" w:cs="Times New Roman" w:eastAsia="Times New Roman" w:hAnsi="Times New Roman"/>
               </w:rPr>
             </w:pPr>
+            <w:commentRangeStart w:id="2"/>
             <w:r>
               <w:rPr>
                 <w:rFonts w:ascii="Times New Roman" w:cs="Times New Roman" w:eastAsia="Times New Roman" w:hAnsi="Times New Roman"/>
@@ -865,6 +876,10 @@
                 <w:rFonts w:ascii="Times New Roman" w:cs="Times New Roman" w:eastAsia="Times New Roman" w:hAnsi="Times New Roman"/>
               </w:rPr>
             </w:pPr>
+            <w:commentRangeEnd w:id="2"/>
+            <w:r>
+              <w:commentReference w:id="2"/>
+            </w:r>
             <w:r>
               <w:rPr>
                 <w:rFonts w:ascii="Times New Roman" w:cs="Times New Roman" w:eastAsia="Times New Roman" w:hAnsi="Times New Roman"/>
@@ -971,11 +986,1424 @@
     </w:tbl>
     <w:p>
       <w:pPr>
+        <w:spacing w:line="360" w:lineRule="auto"/>
+        <w:ind w:left="0" w:firstLine="0"/>
+        <w:jc w:val="center"/>
+        <w:rPr>
+          <w:rFonts w:ascii="Times New Roman" w:cs="Times New Roman" w:eastAsia="Times New Roman" w:hAnsi="Times New Roman"/>
+          <w:b w:val="1"/>
+          <w:bCs w:val="1"/>
+          <w:sz w:val="24"/>
+          <w:szCs w:val="24"/>
+        </w:rPr>
+      </w:pPr>
+      <w:r>
+        <w:br w:type="page"/>
+      </w:r>
+      <w:r>
+        <w:rPr>
+          <w:rFonts w:ascii="Times New Roman" w:cs="Times New Roman" w:eastAsia="Times New Roman" w:hAnsi="Times New Roman"/>
+          <w:b w:val="1"/>
+          <w:bCs w:val="1"/>
+          <w:sz w:val="24"/>
+          <w:szCs w:val="24"/>
+          <w:rtl w:val="0"/>
+        </w:rPr>
+        <w:t xml:space="preserve">ÍNDICE</w:t>
+      </w:r>
+    </w:p>
+    <w:sdt>
+      <w:sdtPr>
+        <w:id w:val="-903063424"/>
+        <w:docPartObj>
+          <w:docPartGallery w:val="Table of Contents"/>
+          <w:docPartUnique w:val="1"/>
+        </w:docPartObj>
+      </w:sdtPr>
+      <w:sdtContent>
+        <w:p>
+          <w:pPr>
+            <w:widowControl w:val="0"/>
+            <w:tabs>
+              <w:tab w:val="right" w:leader="dot" w:pos="12000"/>
+            </w:tabs>
+            <w:spacing w:before="60" w:line="240" w:lineRule="auto"/>
+            <w:rPr>
+              <w:b w:val="1"/>
+              <w:bCs w:val="1"/>
+              <w:color w:val="000000"/>
+              <w:u w:val="none"/>
+            </w:rPr>
+          </w:pPr>
+          <w:r>
+            <w:fldChar w:fldCharType="begin"/>
+            <w:instrText xml:space="preserve"> TOC \h \u \z \t "Heading 1,1,Heading 2,2,Heading 3,3,Heading 4,4,Heading 5,5,Heading 6,6,"</w:instrText>
+            <w:fldChar w:fldCharType="separate"/>
+          </w:r>
+          <w:hyperlink w:anchor="_5xk9ecvhbmch">
+            <w:r>
+              <w:rPr>
+                <w:rFonts w:ascii="Times New Roman" w:cs="Times New Roman" w:eastAsia="Times New Roman" w:hAnsi="Times New Roman"/>
+                <w:b w:val="1"/>
+                <w:bCs w:val="1"/>
+                <w:i w:val="0"/>
+                <w:iCs w:val="0"/>
+                <w:smallCaps w:val="0"/>
+                <w:strike w:val="0"/>
+                <w:color w:val="000000"/>
+                <w:sz w:val="22"/>
+                <w:szCs w:val="22"/>
+                <w:u w:val="none"/>
+                <w:shd w:fill="auto" w:val="clear"/>
+                <w:vertAlign w:val="baseline"/>
+                <w:rtl w:val="0"/>
+              </w:rPr>
+              <w:t xml:space="preserve">1. CAPÍTULO I. PRESENTACIÓN DEL PROYECTO</w:t>
+              <w:tab/>
+              <w:t xml:space="preserve">3</w:t>
+            </w:r>
+          </w:hyperlink>
+          <w:r>
+            <w:rPr>
+              <w:rtl w:val="0"/>
+            </w:rPr>
+          </w:r>
+        </w:p>
+        <w:p>
+          <w:pPr>
+            <w:widowControl w:val="0"/>
+            <w:tabs>
+              <w:tab w:val="right" w:leader="dot" w:pos="12000"/>
+            </w:tabs>
+            <w:spacing w:before="60" w:line="240" w:lineRule="auto"/>
+            <w:ind w:left="360" w:firstLine="0"/>
+            <w:rPr>
+              <w:color w:val="000000"/>
+              <w:u w:val="none"/>
+            </w:rPr>
+          </w:pPr>
+          <w:hyperlink w:anchor="_mnqw1kfr5gcp">
+            <w:r>
+              <w:rPr>
+                <w:rFonts w:ascii="Times New Roman" w:cs="Times New Roman" w:eastAsia="Times New Roman" w:hAnsi="Times New Roman"/>
+                <w:b w:val="0"/>
+                <w:bCs w:val="0"/>
+                <w:i w:val="0"/>
+                <w:iCs w:val="0"/>
+                <w:smallCaps w:val="0"/>
+                <w:strike w:val="0"/>
+                <w:color w:val="000000"/>
+                <w:sz w:val="22"/>
+                <w:szCs w:val="22"/>
+                <w:u w:val="none"/>
+                <w:shd w:fill="auto" w:val="clear"/>
+                <w:vertAlign w:val="baseline"/>
+                <w:rtl w:val="0"/>
+              </w:rPr>
+              <w:t xml:space="preserve">1.1. ODS Vinculado:</w:t>
+              <w:tab/>
+              <w:t xml:space="preserve">3</w:t>
+            </w:r>
+          </w:hyperlink>
+          <w:r>
+            <w:rPr>
+              <w:rtl w:val="0"/>
+            </w:rPr>
+          </w:r>
+        </w:p>
+        <w:p>
+          <w:pPr>
+            <w:widowControl w:val="0"/>
+            <w:tabs>
+              <w:tab w:val="right" w:leader="dot" w:pos="12000"/>
+            </w:tabs>
+            <w:spacing w:before="60" w:line="240" w:lineRule="auto"/>
+            <w:ind w:left="720" w:firstLine="0"/>
+            <w:rPr>
+              <w:color w:val="000000"/>
+              <w:u w:val="none"/>
+            </w:rPr>
+          </w:pPr>
+          <w:hyperlink w:anchor="_y1v3sjkihjz9">
+            <w:r>
+              <w:rPr>
+                <w:color w:val="000000"/>
+                <w:u w:val="none"/>
+                <w:rtl w:val="0"/>
+              </w:rPr>
+              <w:t xml:space="preserve">1.1.1. ¿Cómo surgió?</w:t>
+              <w:tab/>
+              <w:t xml:space="preserve">3</w:t>
+            </w:r>
+          </w:hyperlink>
+          <w:r>
+            <w:rPr>
+              <w:rtl w:val="0"/>
+            </w:rPr>
+          </w:r>
+        </w:p>
+        <w:p>
+          <w:pPr>
+            <w:widowControl w:val="0"/>
+            <w:tabs>
+              <w:tab w:val="right" w:leader="dot" w:pos="12000"/>
+            </w:tabs>
+            <w:spacing w:before="60" w:line="240" w:lineRule="auto"/>
+            <w:ind w:left="720" w:firstLine="0"/>
+            <w:rPr>
+              <w:color w:val="000000"/>
+              <w:u w:val="none"/>
+            </w:rPr>
+          </w:pPr>
+          <w:hyperlink w:anchor="_u67n1q9rzks4">
+            <w:r>
+              <w:rPr>
+                <w:color w:val="000000"/>
+                <w:u w:val="none"/>
+                <w:rtl w:val="0"/>
+              </w:rPr>
+              <w:t xml:space="preserve">1.1.2. ¿Qué problema busca enfrentar?</w:t>
+              <w:tab/>
+              <w:t xml:space="preserve">3</w:t>
+            </w:r>
+          </w:hyperlink>
+          <w:r>
+            <w:rPr>
+              <w:rtl w:val="0"/>
+            </w:rPr>
+          </w:r>
+        </w:p>
+        <w:p>
+          <w:pPr>
+            <w:widowControl w:val="0"/>
+            <w:tabs>
+              <w:tab w:val="right" w:leader="dot" w:pos="12000"/>
+            </w:tabs>
+            <w:spacing w:before="60" w:line="240" w:lineRule="auto"/>
+            <w:ind w:left="360" w:firstLine="0"/>
+            <w:rPr>
+              <w:color w:val="000000"/>
+              <w:u w:val="none"/>
+            </w:rPr>
+          </w:pPr>
+          <w:hyperlink w:anchor="_9zk5iso61mwa">
+            <w:r>
+              <w:rPr>
+                <w:rFonts w:ascii="Times New Roman" w:cs="Times New Roman" w:eastAsia="Times New Roman" w:hAnsi="Times New Roman"/>
+                <w:b w:val="0"/>
+                <w:bCs w:val="0"/>
+                <w:i w:val="0"/>
+                <w:iCs w:val="0"/>
+                <w:smallCaps w:val="0"/>
+                <w:strike w:val="0"/>
+                <w:color w:val="000000"/>
+                <w:sz w:val="22"/>
+                <w:szCs w:val="22"/>
+                <w:u w:val="none"/>
+                <w:shd w:fill="auto" w:val="clear"/>
+                <w:vertAlign w:val="baseline"/>
+                <w:rtl w:val="0"/>
+              </w:rPr>
+              <w:t xml:space="preserve">1.2. Organización o institución beneficiaria</w:t>
+              <w:tab/>
+              <w:t xml:space="preserve">4</w:t>
+            </w:r>
+          </w:hyperlink>
+          <w:r>
+            <w:rPr>
+              <w:rtl w:val="0"/>
+            </w:rPr>
+          </w:r>
+        </w:p>
+        <w:p>
+          <w:pPr>
+            <w:widowControl w:val="0"/>
+            <w:tabs>
+              <w:tab w:val="right" w:leader="dot" w:pos="12000"/>
+            </w:tabs>
+            <w:spacing w:before="60" w:line="240" w:lineRule="auto"/>
+            <w:ind w:left="360" w:firstLine="0"/>
+            <w:rPr>
+              <w:color w:val="000000"/>
+              <w:u w:val="none"/>
+            </w:rPr>
+          </w:pPr>
+          <w:hyperlink w:anchor="_rk7aekqzd5da">
+            <w:r>
+              <w:rPr>
+                <w:rFonts w:ascii="Times New Roman" w:cs="Times New Roman" w:eastAsia="Times New Roman" w:hAnsi="Times New Roman"/>
+                <w:b w:val="0"/>
+                <w:bCs w:val="0"/>
+                <w:i w:val="0"/>
+                <w:iCs w:val="0"/>
+                <w:smallCaps w:val="0"/>
+                <w:strike w:val="0"/>
+                <w:color w:val="000000"/>
+                <w:sz w:val="22"/>
+                <w:szCs w:val="22"/>
+                <w:u w:val="none"/>
+                <w:shd w:fill="auto" w:val="clear"/>
+                <w:vertAlign w:val="baseline"/>
+                <w:rtl w:val="0"/>
+              </w:rPr>
+              <w:t xml:space="preserve">1.3. Problema identificado</w:t>
+              <w:tab/>
+              <w:t xml:space="preserve">5</w:t>
+            </w:r>
+          </w:hyperlink>
+          <w:r>
+            <w:rPr>
+              <w:rtl w:val="0"/>
+            </w:rPr>
+          </w:r>
+        </w:p>
+        <w:p>
+          <w:pPr>
+            <w:widowControl w:val="0"/>
+            <w:tabs>
+              <w:tab w:val="right" w:leader="dot" w:pos="12000"/>
+            </w:tabs>
+            <w:spacing w:before="60" w:line="240" w:lineRule="auto"/>
+            <w:ind w:left="720" w:firstLine="0"/>
+            <w:rPr>
+              <w:color w:val="000000"/>
+              <w:u w:val="none"/>
+            </w:rPr>
+          </w:pPr>
+          <w:hyperlink w:anchor="_bbekicszk6xq">
+            <w:r>
+              <w:rPr>
+                <w:color w:val="000000"/>
+                <w:u w:val="none"/>
+                <w:rtl w:val="0"/>
+              </w:rPr>
+              <w:t xml:space="preserve">1.3.1. Situación problemática</w:t>
+              <w:tab/>
+              <w:t xml:space="preserve">5</w:t>
+            </w:r>
+          </w:hyperlink>
+          <w:r>
+            <w:rPr>
+              <w:rtl w:val="0"/>
+            </w:rPr>
+          </w:r>
+        </w:p>
+        <w:p>
+          <w:pPr>
+            <w:widowControl w:val="0"/>
+            <w:tabs>
+              <w:tab w:val="right" w:leader="dot" w:pos="12000"/>
+            </w:tabs>
+            <w:spacing w:before="60" w:line="240" w:lineRule="auto"/>
+            <w:ind w:left="720" w:firstLine="0"/>
+            <w:rPr>
+              <w:color w:val="000000"/>
+              <w:u w:val="none"/>
+            </w:rPr>
+          </w:pPr>
+          <w:hyperlink w:anchor="_q6723kvbjj9x">
+            <w:r>
+              <w:rPr>
+                <w:color w:val="000000"/>
+                <w:u w:val="none"/>
+                <w:rtl w:val="0"/>
+              </w:rPr>
+              <w:t xml:space="preserve">1.3.2. Contexto nacional e internacional.</w:t>
+              <w:tab/>
+              <w:t xml:space="preserve">5</w:t>
+            </w:r>
+          </w:hyperlink>
+          <w:r>
+            <w:rPr>
+              <w:rtl w:val="0"/>
+            </w:rPr>
+          </w:r>
+        </w:p>
+        <w:p>
+          <w:pPr>
+            <w:widowControl w:val="0"/>
+            <w:tabs>
+              <w:tab w:val="right" w:leader="dot" w:pos="12000"/>
+            </w:tabs>
+            <w:spacing w:before="60" w:line="240" w:lineRule="auto"/>
+            <w:ind w:left="720" w:firstLine="0"/>
+            <w:rPr>
+              <w:color w:val="000000"/>
+              <w:u w:val="none"/>
+            </w:rPr>
+          </w:pPr>
+          <w:hyperlink w:anchor="_f9x02vdqqo1k">
+            <w:r>
+              <w:rPr>
+                <w:color w:val="000000"/>
+                <w:u w:val="none"/>
+                <w:rtl w:val="0"/>
+              </w:rPr>
+              <w:t xml:space="preserve">1.3.3. Causas más comunes</w:t>
+              <w:tab/>
+              <w:t xml:space="preserve">6</w:t>
+            </w:r>
+          </w:hyperlink>
+          <w:r>
+            <w:rPr>
+              <w:rtl w:val="0"/>
+            </w:rPr>
+          </w:r>
+        </w:p>
+        <w:p>
+          <w:pPr>
+            <w:widowControl w:val="0"/>
+            <w:tabs>
+              <w:tab w:val="right" w:leader="dot" w:pos="12000"/>
+            </w:tabs>
+            <w:spacing w:before="60" w:line="240" w:lineRule="auto"/>
+            <w:ind w:left="720" w:firstLine="0"/>
+            <w:rPr>
+              <w:color w:val="000000"/>
+              <w:u w:val="none"/>
+            </w:rPr>
+          </w:pPr>
+          <w:hyperlink w:anchor="_95j92mwgwte5">
+            <w:r>
+              <w:rPr>
+                <w:color w:val="000000"/>
+                <w:u w:val="none"/>
+                <w:rtl w:val="0"/>
+              </w:rPr>
+              <w:t xml:space="preserve">1.3.4. Consecuencias</w:t>
+              <w:tab/>
+              <w:t xml:space="preserve">7</w:t>
+            </w:r>
+          </w:hyperlink>
+          <w:r>
+            <w:rPr>
+              <w:rtl w:val="0"/>
+            </w:rPr>
+          </w:r>
+        </w:p>
+        <w:p>
+          <w:pPr>
+            <w:widowControl w:val="0"/>
+            <w:tabs>
+              <w:tab w:val="right" w:leader="dot" w:pos="12000"/>
+            </w:tabs>
+            <w:spacing w:before="60" w:line="240" w:lineRule="auto"/>
+            <w:ind w:left="720" w:firstLine="0"/>
+            <w:rPr>
+              <w:color w:val="000000"/>
+              <w:u w:val="none"/>
+            </w:rPr>
+          </w:pPr>
+          <w:hyperlink w:anchor="_kphzq88r1byw">
+            <w:r>
+              <w:rPr>
+                <w:color w:val="000000"/>
+                <w:u w:val="none"/>
+                <w:rtl w:val="0"/>
+              </w:rPr>
+              <w:t xml:space="preserve">1.3.5. Formulación del problema:</w:t>
+              <w:tab/>
+              <w:t xml:space="preserve">8</w:t>
+            </w:r>
+          </w:hyperlink>
+          <w:r>
+            <w:rPr>
+              <w:rtl w:val="0"/>
+            </w:rPr>
+          </w:r>
+        </w:p>
+        <w:p>
+          <w:pPr>
+            <w:widowControl w:val="0"/>
+            <w:tabs>
+              <w:tab w:val="right" w:leader="dot" w:pos="12000"/>
+            </w:tabs>
+            <w:spacing w:before="60" w:line="240" w:lineRule="auto"/>
+            <w:ind w:left="360" w:firstLine="0"/>
+            <w:rPr>
+              <w:color w:val="000000"/>
+              <w:u w:val="none"/>
+            </w:rPr>
+          </w:pPr>
+          <w:hyperlink w:anchor="_dhsp0kqk70a3">
+            <w:r>
+              <w:rPr>
+                <w:rFonts w:ascii="Times New Roman" w:cs="Times New Roman" w:eastAsia="Times New Roman" w:hAnsi="Times New Roman"/>
+                <w:b w:val="0"/>
+                <w:bCs w:val="0"/>
+                <w:i w:val="0"/>
+                <w:iCs w:val="0"/>
+                <w:smallCaps w:val="0"/>
+                <w:strike w:val="0"/>
+                <w:color w:val="000000"/>
+                <w:sz w:val="22"/>
+                <w:szCs w:val="22"/>
+                <w:u w:val="none"/>
+                <w:shd w:fill="auto" w:val="clear"/>
+                <w:vertAlign w:val="baseline"/>
+                <w:rtl w:val="0"/>
+              </w:rPr>
+              <w:t xml:space="preserve">1.4. Solución propuesta</w:t>
+              <w:tab/>
+              <w:t xml:space="preserve">8</w:t>
+            </w:r>
+          </w:hyperlink>
+          <w:r>
+            <w:rPr>
+              <w:rtl w:val="0"/>
+            </w:rPr>
+          </w:r>
+        </w:p>
+        <w:p>
+          <w:pPr>
+            <w:widowControl w:val="0"/>
+            <w:tabs>
+              <w:tab w:val="right" w:leader="dot" w:pos="12000"/>
+            </w:tabs>
+            <w:spacing w:before="60" w:line="240" w:lineRule="auto"/>
+            <w:ind w:left="720" w:firstLine="0"/>
+            <w:rPr>
+              <w:color w:val="000000"/>
+              <w:u w:val="none"/>
+            </w:rPr>
+          </w:pPr>
+          <w:hyperlink w:anchor="_d9nfeo3qy67z">
+            <w:r>
+              <w:rPr>
+                <w:color w:val="000000"/>
+                <w:u w:val="none"/>
+                <w:rtl w:val="0"/>
+              </w:rPr>
+              <w:t xml:space="preserve">1.4.1. Propuesta de valor</w:t>
+              <w:tab/>
+              <w:t xml:space="preserve">8</w:t>
+            </w:r>
+          </w:hyperlink>
+          <w:r>
+            <w:rPr>
+              <w:rtl w:val="0"/>
+            </w:rPr>
+          </w:r>
+        </w:p>
+        <w:p>
+          <w:pPr>
+            <w:widowControl w:val="0"/>
+            <w:tabs>
+              <w:tab w:val="right" w:leader="dot" w:pos="12000"/>
+            </w:tabs>
+            <w:spacing w:before="60" w:line="240" w:lineRule="auto"/>
+            <w:ind w:left="720" w:firstLine="0"/>
+            <w:rPr>
+              <w:color w:val="000000"/>
+              <w:u w:val="none"/>
+            </w:rPr>
+          </w:pPr>
+          <w:hyperlink w:anchor="_ap2jqudzhcjv">
+            <w:r>
+              <w:rPr>
+                <w:color w:val="000000"/>
+                <w:u w:val="none"/>
+                <w:rtl w:val="0"/>
+              </w:rPr>
+              <w:t xml:space="preserve">1.4.2. Aprendizaje de sistemas existentes (benchmarking)</w:t>
+              <w:tab/>
+              <w:t xml:space="preserve">8</w:t>
+            </w:r>
+          </w:hyperlink>
+          <w:r>
+            <w:rPr>
+              <w:rtl w:val="0"/>
+            </w:rPr>
+          </w:r>
+        </w:p>
+        <w:p>
+          <w:pPr>
+            <w:widowControl w:val="0"/>
+            <w:tabs>
+              <w:tab w:val="right" w:leader="dot" w:pos="12000"/>
+            </w:tabs>
+            <w:spacing w:before="60" w:line="240" w:lineRule="auto"/>
+            <w:ind w:left="720" w:firstLine="0"/>
+            <w:rPr>
+              <w:color w:val="000000"/>
+              <w:u w:val="none"/>
+            </w:rPr>
+          </w:pPr>
+          <w:hyperlink w:anchor="_ezoxbfafmnpc">
+            <w:r>
+              <w:rPr>
+                <w:color w:val="000000"/>
+                <w:u w:val="none"/>
+                <w:rtl w:val="0"/>
+              </w:rPr>
+              <w:t xml:space="preserve">1.4.3. Arquitectura funcional</w:t>
+              <w:tab/>
+              <w:t xml:space="preserve">9</w:t>
+            </w:r>
+          </w:hyperlink>
+          <w:r>
+            <w:rPr>
+              <w:rtl w:val="0"/>
+            </w:rPr>
+          </w:r>
+        </w:p>
+        <w:p>
+          <w:pPr>
+            <w:widowControl w:val="0"/>
+            <w:tabs>
+              <w:tab w:val="right" w:leader="dot" w:pos="12000"/>
+            </w:tabs>
+            <w:spacing w:before="60" w:line="240" w:lineRule="auto"/>
+            <w:ind w:left="720" w:firstLine="0"/>
+            <w:rPr>
+              <w:color w:val="000000"/>
+              <w:u w:val="none"/>
+            </w:rPr>
+          </w:pPr>
+          <w:hyperlink w:anchor="_izlg304dxo8v">
+            <w:r>
+              <w:rPr>
+                <w:color w:val="000000"/>
+                <w:u w:val="none"/>
+                <w:rtl w:val="0"/>
+              </w:rPr>
+              <w:t xml:space="preserve">1.4.4. Módulos del sistema</w:t>
+              <w:tab/>
+              <w:t xml:space="preserve">9</w:t>
+            </w:r>
+          </w:hyperlink>
+          <w:r>
+            <w:rPr>
+              <w:rtl w:val="0"/>
+            </w:rPr>
+          </w:r>
+        </w:p>
+        <w:p>
+          <w:pPr>
+            <w:widowControl w:val="0"/>
+            <w:tabs>
+              <w:tab w:val="right" w:leader="dot" w:pos="12000"/>
+            </w:tabs>
+            <w:spacing w:before="60" w:line="240" w:lineRule="auto"/>
+            <w:ind w:left="720" w:firstLine="0"/>
+            <w:rPr>
+              <w:color w:val="000000"/>
+              <w:u w:val="none"/>
+            </w:rPr>
+          </w:pPr>
+          <w:hyperlink w:anchor="_l3rd47mx7xdc">
+            <w:r>
+              <w:rPr>
+                <w:color w:val="000000"/>
+                <w:u w:val="none"/>
+                <w:rtl w:val="0"/>
+              </w:rPr>
+              <w:t xml:space="preserve">1.4.5. Flujo operacional con vales</w:t>
+              <w:tab/>
+              <w:t xml:space="preserve">10</w:t>
+            </w:r>
+          </w:hyperlink>
+          <w:r>
+            <w:rPr>
+              <w:rtl w:val="0"/>
+            </w:rPr>
+          </w:r>
+        </w:p>
+        <w:p>
+          <w:pPr>
+            <w:widowControl w:val="0"/>
+            <w:tabs>
+              <w:tab w:val="right" w:leader="dot" w:pos="12000"/>
+            </w:tabs>
+            <w:spacing w:before="60" w:line="240" w:lineRule="auto"/>
+            <w:ind w:left="720" w:firstLine="0"/>
+            <w:rPr>
+              <w:color w:val="000000"/>
+              <w:u w:val="none"/>
+            </w:rPr>
+          </w:pPr>
+          <w:hyperlink w:anchor="_o06ebtwmontv">
+            <w:r>
+              <w:rPr>
+                <w:color w:val="000000"/>
+                <w:u w:val="none"/>
+                <w:rtl w:val="0"/>
+              </w:rPr>
+              <w:t xml:space="preserve">1.4.6. Bondades del sistema</w:t>
+              <w:tab/>
+              <w:t xml:space="preserve">11</w:t>
+            </w:r>
+          </w:hyperlink>
+          <w:r>
+            <w:rPr>
+              <w:rtl w:val="0"/>
+            </w:rPr>
+          </w:r>
+        </w:p>
+        <w:p>
+          <w:pPr>
+            <w:widowControl w:val="0"/>
+            <w:tabs>
+              <w:tab w:val="right" w:leader="dot" w:pos="12000"/>
+            </w:tabs>
+            <w:spacing w:before="60" w:line="240" w:lineRule="auto"/>
+            <w:ind w:left="720" w:firstLine="0"/>
+            <w:rPr>
+              <w:color w:val="000000"/>
+              <w:u w:val="none"/>
+            </w:rPr>
+          </w:pPr>
+          <w:hyperlink w:anchor="_rxi6962pcv0s">
+            <w:r>
+              <w:rPr>
+                <w:color w:val="000000"/>
+                <w:u w:val="none"/>
+                <w:rtl w:val="0"/>
+              </w:rPr>
+              <w:t xml:space="preserve">1.4.7. Restricción de alcance</w:t>
+              <w:tab/>
+              <w:t xml:space="preserve">11</w:t>
+            </w:r>
+          </w:hyperlink>
+          <w:r>
+            <w:rPr>
+              <w:rtl w:val="0"/>
+            </w:rPr>
+          </w:r>
+        </w:p>
+        <w:p>
+          <w:pPr>
+            <w:widowControl w:val="0"/>
+            <w:tabs>
+              <w:tab w:val="right" w:leader="dot" w:pos="12000"/>
+            </w:tabs>
+            <w:spacing w:before="60" w:line="240" w:lineRule="auto"/>
+            <w:rPr>
+              <w:b w:val="1"/>
+              <w:bCs w:val="1"/>
+              <w:color w:val="000000"/>
+              <w:u w:val="none"/>
+            </w:rPr>
+          </w:pPr>
+          <w:hyperlink w:anchor="_rlojcl6pwu66">
+            <w:r>
+              <w:rPr>
+                <w:rFonts w:ascii="Times New Roman" w:cs="Times New Roman" w:eastAsia="Times New Roman" w:hAnsi="Times New Roman"/>
+                <w:b w:val="1"/>
+                <w:bCs w:val="1"/>
+                <w:i w:val="0"/>
+                <w:iCs w:val="0"/>
+                <w:smallCaps w:val="0"/>
+                <w:strike w:val="0"/>
+                <w:color w:val="000000"/>
+                <w:sz w:val="22"/>
+                <w:szCs w:val="22"/>
+                <w:u w:val="none"/>
+                <w:shd w:fill="auto" w:val="clear"/>
+                <w:vertAlign w:val="baseline"/>
+                <w:rtl w:val="0"/>
+              </w:rPr>
+              <w:t xml:space="preserve">2. </w:t>
+            </w:r>
+          </w:hyperlink>
+          <w:hyperlink w:anchor="_rlojcl6pwu66">
+            <w:r>
+              <w:rPr>
+                <w:rFonts w:ascii="Times New Roman" w:cs="Times New Roman" w:eastAsia="Times New Roman" w:hAnsi="Times New Roman"/>
+                <w:b w:val="1"/>
+                <w:bCs w:val="1"/>
+                <w:i w:val="0"/>
+                <w:iCs w:val="0"/>
+                <w:smallCaps w:val="0"/>
+                <w:strike w:val="0"/>
+                <w:color w:val="000000"/>
+                <w:sz w:val="22"/>
+                <w:szCs w:val="22"/>
+                <w:u w:val="none"/>
+                <w:shd w:fill="auto" w:val="clear"/>
+                <w:vertAlign w:val="baseline"/>
+                <w:rtl w:val="0"/>
+              </w:rPr>
+              <w:t xml:space="preserve">CAPÍTULO</w:t>
+            </w:r>
+          </w:hyperlink>
+          <w:hyperlink w:anchor="_rlojcl6pwu66">
+            <w:r>
+              <w:rPr>
+                <w:rFonts w:ascii="Times New Roman" w:cs="Times New Roman" w:eastAsia="Times New Roman" w:hAnsi="Times New Roman"/>
+                <w:b w:val="1"/>
+                <w:bCs w:val="1"/>
+                <w:i w:val="0"/>
+                <w:iCs w:val="0"/>
+                <w:smallCaps w:val="0"/>
+                <w:strike w:val="0"/>
+                <w:color w:val="000000"/>
+                <w:sz w:val="22"/>
+                <w:szCs w:val="22"/>
+                <w:u w:val="none"/>
+                <w:shd w:fill="auto" w:val="clear"/>
+                <w:vertAlign w:val="baseline"/>
+                <w:rtl w:val="0"/>
+              </w:rPr>
+              <w:t xml:space="preserve"> II. ANÁLISIS DE NECESIDADES Y REQUERIMIENTOS Y DOCUMENTACIÓN</w:t>
+              <w:tab/>
+              <w:t xml:space="preserve">12</w:t>
+            </w:r>
+          </w:hyperlink>
+          <w:r>
+            <w:rPr>
+              <w:rtl w:val="0"/>
+            </w:rPr>
+          </w:r>
+        </w:p>
+        <w:p>
+          <w:pPr>
+            <w:widowControl w:val="0"/>
+            <w:tabs>
+              <w:tab w:val="right" w:leader="dot" w:pos="12000"/>
+            </w:tabs>
+            <w:spacing w:before="60" w:line="240" w:lineRule="auto"/>
+            <w:ind w:left="360" w:firstLine="0"/>
+            <w:rPr>
+              <w:color w:val="000000"/>
+              <w:u w:val="none"/>
+            </w:rPr>
+          </w:pPr>
+          <w:hyperlink w:anchor="_ov9lypw78f87">
+            <w:r>
+              <w:rPr>
+                <w:rFonts w:ascii="Times New Roman" w:cs="Times New Roman" w:eastAsia="Times New Roman" w:hAnsi="Times New Roman"/>
+                <w:b w:val="0"/>
+                <w:bCs w:val="0"/>
+                <w:i w:val="0"/>
+                <w:iCs w:val="0"/>
+                <w:smallCaps w:val="0"/>
+                <w:strike w:val="0"/>
+                <w:color w:val="000000"/>
+                <w:sz w:val="22"/>
+                <w:szCs w:val="22"/>
+                <w:u w:val="none"/>
+                <w:shd w:fill="auto" w:val="clear"/>
+                <w:vertAlign w:val="baseline"/>
+                <w:rtl w:val="0"/>
+              </w:rPr>
+              <w:t xml:space="preserve">2.1. Descripción del problema</w:t>
+              <w:tab/>
+              <w:t xml:space="preserve">12</w:t>
+            </w:r>
+          </w:hyperlink>
+          <w:r>
+            <w:rPr>
+              <w:rtl w:val="0"/>
+            </w:rPr>
+          </w:r>
+        </w:p>
+        <w:p>
+          <w:pPr>
+            <w:widowControl w:val="0"/>
+            <w:tabs>
+              <w:tab w:val="right" w:leader="dot" w:pos="12000"/>
+            </w:tabs>
+            <w:spacing w:before="60" w:line="240" w:lineRule="auto"/>
+            <w:ind w:left="720" w:firstLine="0"/>
+            <w:rPr>
+              <w:color w:val="000000"/>
+              <w:u w:val="none"/>
+            </w:rPr>
+          </w:pPr>
+          <w:hyperlink w:anchor="_g4cq6x27vlc7">
+            <w:r>
+              <w:rPr>
+                <w:color w:val="000000"/>
+                <w:u w:val="none"/>
+                <w:rtl w:val="0"/>
+              </w:rPr>
+              <w:t xml:space="preserve">2.1.1. Propuesta de valor</w:t>
+              <w:tab/>
+              <w:t xml:space="preserve">12</w:t>
+            </w:r>
+          </w:hyperlink>
+          <w:r>
+            <w:rPr>
+              <w:rtl w:val="0"/>
+            </w:rPr>
+          </w:r>
+        </w:p>
+        <w:p>
+          <w:pPr>
+            <w:widowControl w:val="0"/>
+            <w:tabs>
+              <w:tab w:val="right" w:leader="dot" w:pos="12000"/>
+            </w:tabs>
+            <w:spacing w:before="60" w:line="240" w:lineRule="auto"/>
+            <w:ind w:left="720" w:firstLine="0"/>
+            <w:rPr>
+              <w:color w:val="000000"/>
+              <w:u w:val="none"/>
+            </w:rPr>
+          </w:pPr>
+          <w:hyperlink w:anchor="_awk5lkd8pq0e">
+            <w:r>
+              <w:rPr>
+                <w:color w:val="000000"/>
+                <w:u w:val="none"/>
+                <w:rtl w:val="0"/>
+              </w:rPr>
+              <w:t xml:space="preserve">2.1.2. Ventajas competitivas frente a las alternativas</w:t>
+              <w:tab/>
+              <w:t xml:space="preserve">12</w:t>
+            </w:r>
+          </w:hyperlink>
+          <w:r>
+            <w:rPr>
+              <w:rtl w:val="0"/>
+            </w:rPr>
+          </w:r>
+        </w:p>
+        <w:p>
+          <w:pPr>
+            <w:widowControl w:val="0"/>
+            <w:tabs>
+              <w:tab w:val="right" w:leader="dot" w:pos="12000"/>
+            </w:tabs>
+            <w:spacing w:before="60" w:line="240" w:lineRule="auto"/>
+            <w:ind w:left="360" w:firstLine="0"/>
+            <w:rPr>
+              <w:color w:val="000000"/>
+              <w:u w:val="none"/>
+            </w:rPr>
+          </w:pPr>
+          <w:hyperlink w:anchor="_41v173aq6ua8">
+            <w:r>
+              <w:rPr>
+                <w:rFonts w:ascii="Times New Roman" w:cs="Times New Roman" w:eastAsia="Times New Roman" w:hAnsi="Times New Roman"/>
+                <w:b w:val="0"/>
+                <w:bCs w:val="0"/>
+                <w:i w:val="0"/>
+                <w:iCs w:val="0"/>
+                <w:smallCaps w:val="0"/>
+                <w:strike w:val="0"/>
+                <w:color w:val="000000"/>
+                <w:sz w:val="22"/>
+                <w:szCs w:val="22"/>
+                <w:u w:val="none"/>
+                <w:shd w:fill="auto" w:val="clear"/>
+                <w:vertAlign w:val="baseline"/>
+                <w:rtl w:val="0"/>
+              </w:rPr>
+              <w:t xml:space="preserve">2.2. Necesidades de los usuarios</w:t>
+              <w:tab/>
+              <w:t xml:space="preserve">13</w:t>
+            </w:r>
+          </w:hyperlink>
+          <w:r>
+            <w:rPr>
+              <w:rtl w:val="0"/>
+            </w:rPr>
+          </w:r>
+        </w:p>
+        <w:p>
+          <w:pPr>
+            <w:widowControl w:val="0"/>
+            <w:tabs>
+              <w:tab w:val="right" w:leader="dot" w:pos="12000"/>
+            </w:tabs>
+            <w:spacing w:before="60" w:line="240" w:lineRule="auto"/>
+            <w:ind w:left="360" w:firstLine="0"/>
+            <w:rPr>
+              <w:color w:val="000000"/>
+              <w:u w:val="none"/>
+            </w:rPr>
+          </w:pPr>
+          <w:hyperlink w:anchor="_pk731x9boorm">
+            <w:r>
+              <w:rPr>
+                <w:rFonts w:ascii="Times New Roman" w:cs="Times New Roman" w:eastAsia="Times New Roman" w:hAnsi="Times New Roman"/>
+                <w:b w:val="0"/>
+                <w:bCs w:val="0"/>
+                <w:i w:val="0"/>
+                <w:iCs w:val="0"/>
+                <w:smallCaps w:val="0"/>
+                <w:strike w:val="0"/>
+                <w:color w:val="000000"/>
+                <w:sz w:val="22"/>
+                <w:szCs w:val="22"/>
+                <w:u w:val="none"/>
+                <w:shd w:fill="auto" w:val="clear"/>
+                <w:vertAlign w:val="baseline"/>
+                <w:rtl w:val="0"/>
+              </w:rPr>
+              <w:t xml:space="preserve">2.3. Requerimientos funcionales (RF)</w:t>
+              <w:tab/>
+              <w:t xml:space="preserve">14</w:t>
+            </w:r>
+          </w:hyperlink>
+          <w:r>
+            <w:rPr>
+              <w:rtl w:val="0"/>
+            </w:rPr>
+          </w:r>
+        </w:p>
+        <w:p>
+          <w:pPr>
+            <w:widowControl w:val="0"/>
+            <w:tabs>
+              <w:tab w:val="right" w:leader="dot" w:pos="12000"/>
+            </w:tabs>
+            <w:spacing w:before="60" w:line="240" w:lineRule="auto"/>
+            <w:ind w:left="720" w:firstLine="0"/>
+            <w:rPr>
+              <w:color w:val="000000"/>
+              <w:u w:val="none"/>
+            </w:rPr>
+          </w:pPr>
+          <w:hyperlink w:anchor="_haqvgzi01piv">
+            <w:r>
+              <w:rPr>
+                <w:color w:val="000000"/>
+                <w:u w:val="none"/>
+                <w:rtl w:val="0"/>
+              </w:rPr>
+              <w:t xml:space="preserve">2.3.1. Módulo M1: Seguridad y usuarios</w:t>
+              <w:tab/>
+              <w:t xml:space="preserve">14</w:t>
+            </w:r>
+          </w:hyperlink>
+          <w:r>
+            <w:rPr>
+              <w:rtl w:val="0"/>
+            </w:rPr>
+          </w:r>
+        </w:p>
+        <w:p>
+          <w:pPr>
+            <w:widowControl w:val="0"/>
+            <w:tabs>
+              <w:tab w:val="right" w:leader="dot" w:pos="12000"/>
+            </w:tabs>
+            <w:spacing w:before="60" w:line="240" w:lineRule="auto"/>
+            <w:ind w:left="720" w:firstLine="0"/>
+            <w:rPr>
+              <w:color w:val="000000"/>
+              <w:u w:val="none"/>
+            </w:rPr>
+          </w:pPr>
+          <w:hyperlink w:anchor="_9437298ne13j">
+            <w:r>
+              <w:rPr>
+                <w:color w:val="000000"/>
+                <w:u w:val="none"/>
+                <w:rtl w:val="0"/>
+              </w:rPr>
+              <w:t xml:space="preserve">2.3.2. Módulo M2–M3: Mercados, puestos y comerciantes</w:t>
+              <w:tab/>
+              <w:t xml:space="preserve">15</w:t>
+            </w:r>
+          </w:hyperlink>
+          <w:r>
+            <w:rPr>
+              <w:rtl w:val="0"/>
+            </w:rPr>
+          </w:r>
+        </w:p>
+        <w:p>
+          <w:pPr>
+            <w:widowControl w:val="0"/>
+            <w:tabs>
+              <w:tab w:val="right" w:leader="dot" w:pos="12000"/>
+            </w:tabs>
+            <w:spacing w:before="60" w:line="240" w:lineRule="auto"/>
+            <w:ind w:left="720" w:firstLine="0"/>
+            <w:rPr>
+              <w:color w:val="000000"/>
+              <w:u w:val="none"/>
+            </w:rPr>
+          </w:pPr>
+          <w:hyperlink w:anchor="_l7lyxhn58twk">
+            <w:r>
+              <w:rPr>
+                <w:color w:val="000000"/>
+                <w:u w:val="none"/>
+                <w:rtl w:val="0"/>
+              </w:rPr>
+              <w:t xml:space="preserve">2.3.3. Módulo M4: Catálogo e inventario de envases</w:t>
+              <w:tab/>
+              <w:t xml:space="preserve">16</w:t>
+            </w:r>
+          </w:hyperlink>
+          <w:r>
+            <w:rPr>
+              <w:rtl w:val="0"/>
+            </w:rPr>
+          </w:r>
+        </w:p>
+        <w:p>
+          <w:pPr>
+            <w:widowControl w:val="0"/>
+            <w:tabs>
+              <w:tab w:val="right" w:leader="dot" w:pos="12000"/>
+            </w:tabs>
+            <w:spacing w:before="60" w:line="240" w:lineRule="auto"/>
+            <w:ind w:left="720" w:firstLine="0"/>
+            <w:rPr>
+              <w:color w:val="000000"/>
+              <w:u w:val="none"/>
+            </w:rPr>
+          </w:pPr>
+          <w:hyperlink w:anchor="_63oici6heskw">
+            <w:r>
+              <w:rPr>
+                <w:color w:val="000000"/>
+                <w:u w:val="none"/>
+                <w:rtl w:val="0"/>
+              </w:rPr>
+              <w:t xml:space="preserve">2.3.4. Módulo M5: Préstamos y vales</w:t>
+              <w:tab/>
+              <w:t xml:space="preserve">16</w:t>
+            </w:r>
+          </w:hyperlink>
+          <w:r>
+            <w:rPr>
+              <w:rtl w:val="0"/>
+            </w:rPr>
+          </w:r>
+        </w:p>
+        <w:p>
+          <w:pPr>
+            <w:widowControl w:val="0"/>
+            <w:tabs>
+              <w:tab w:val="right" w:leader="dot" w:pos="12000"/>
+            </w:tabs>
+            <w:spacing w:before="60" w:line="240" w:lineRule="auto"/>
+            <w:ind w:left="720" w:firstLine="0"/>
+            <w:rPr>
+              <w:color w:val="000000"/>
+              <w:u w:val="none"/>
+            </w:rPr>
+          </w:pPr>
+          <w:hyperlink w:anchor="_88dtmxq5dtco">
+            <w:r>
+              <w:rPr>
+                <w:color w:val="000000"/>
+                <w:u w:val="none"/>
+                <w:rtl w:val="0"/>
+              </w:rPr>
+              <w:t xml:space="preserve">2.3.5. Módulo M6–M7: Devoluciones e incidencias</w:t>
+              <w:tab/>
+              <w:t xml:space="preserve">17</w:t>
+            </w:r>
+          </w:hyperlink>
+          <w:r>
+            <w:rPr>
+              <w:rtl w:val="0"/>
+            </w:rPr>
+          </w:r>
+        </w:p>
+        <w:p>
+          <w:pPr>
+            <w:widowControl w:val="0"/>
+            <w:tabs>
+              <w:tab w:val="right" w:leader="dot" w:pos="12000"/>
+            </w:tabs>
+            <w:spacing w:before="60" w:line="240" w:lineRule="auto"/>
+            <w:ind w:left="720" w:firstLine="0"/>
+            <w:rPr>
+              <w:color w:val="000000"/>
+              <w:u w:val="none"/>
+            </w:rPr>
+          </w:pPr>
+          <w:hyperlink w:anchor="_vcrsaedau98">
+            <w:r>
+              <w:rPr>
+                <w:color w:val="000000"/>
+                <w:u w:val="none"/>
+                <w:rtl w:val="0"/>
+              </w:rPr>
+              <w:t xml:space="preserve">2.3.6. Módulo M8–M10: Consultas, alertas, reportes y auditoría</w:t>
+              <w:tab/>
+              <w:t xml:space="preserve">19</w:t>
+            </w:r>
+          </w:hyperlink>
+          <w:r>
+            <w:rPr>
+              <w:rtl w:val="0"/>
+            </w:rPr>
+          </w:r>
+        </w:p>
+        <w:p>
+          <w:pPr>
+            <w:widowControl w:val="0"/>
+            <w:tabs>
+              <w:tab w:val="right" w:leader="dot" w:pos="12000"/>
+            </w:tabs>
+            <w:spacing w:before="60" w:line="240" w:lineRule="auto"/>
+            <w:ind w:left="360" w:firstLine="0"/>
+            <w:rPr>
+              <w:color w:val="000000"/>
+              <w:u w:val="none"/>
+            </w:rPr>
+          </w:pPr>
+          <w:hyperlink w:anchor="_m90vidgccov6">
+            <w:r>
+              <w:rPr>
+                <w:rFonts w:ascii="Times New Roman" w:cs="Times New Roman" w:eastAsia="Times New Roman" w:hAnsi="Times New Roman"/>
+                <w:b w:val="0"/>
+                <w:bCs w:val="0"/>
+                <w:i w:val="0"/>
+                <w:iCs w:val="0"/>
+                <w:smallCaps w:val="0"/>
+                <w:strike w:val="0"/>
+                <w:color w:val="000000"/>
+                <w:sz w:val="22"/>
+                <w:szCs w:val="22"/>
+                <w:u w:val="none"/>
+                <w:shd w:fill="auto" w:val="clear"/>
+                <w:vertAlign w:val="baseline"/>
+                <w:rtl w:val="0"/>
+              </w:rPr>
+              <w:t xml:space="preserve">2.4. Requerimientos no funcionales (RNF)</w:t>
+              <w:tab/>
+              <w:t xml:space="preserve">20</w:t>
+            </w:r>
+          </w:hyperlink>
+          <w:r>
+            <w:rPr>
+              <w:rtl w:val="0"/>
+            </w:rPr>
+          </w:r>
+        </w:p>
+        <w:p>
+          <w:pPr>
+            <w:widowControl w:val="0"/>
+            <w:tabs>
+              <w:tab w:val="right" w:leader="dot" w:pos="12000"/>
+            </w:tabs>
+            <w:spacing w:before="60" w:line="240" w:lineRule="auto"/>
+            <w:ind w:left="360" w:firstLine="0"/>
+            <w:rPr>
+              <w:color w:val="000000"/>
+              <w:u w:val="none"/>
+            </w:rPr>
+          </w:pPr>
+          <w:hyperlink w:anchor="_i2k80am98m83">
+            <w:r>
+              <w:rPr>
+                <w:rFonts w:ascii="Times New Roman" w:cs="Times New Roman" w:eastAsia="Times New Roman" w:hAnsi="Times New Roman"/>
+                <w:b w:val="0"/>
+                <w:bCs w:val="0"/>
+                <w:i w:val="0"/>
+                <w:iCs w:val="0"/>
+                <w:smallCaps w:val="0"/>
+                <w:strike w:val="0"/>
+                <w:color w:val="000000"/>
+                <w:sz w:val="22"/>
+                <w:szCs w:val="22"/>
+                <w:u w:val="none"/>
+                <w:shd w:fill="auto" w:val="clear"/>
+                <w:vertAlign w:val="baseline"/>
+                <w:rtl w:val="0"/>
+              </w:rPr>
+              <w:t xml:space="preserve">2.5. Requerimientos de dominio</w:t>
+              <w:tab/>
+              <w:t xml:space="preserve">22</w:t>
+            </w:r>
+          </w:hyperlink>
+          <w:r>
+            <w:rPr>
+              <w:rtl w:val="0"/>
+            </w:rPr>
+          </w:r>
+        </w:p>
+        <w:p>
+          <w:pPr>
+            <w:widowControl w:val="0"/>
+            <w:tabs>
+              <w:tab w:val="right" w:leader="dot" w:pos="12000"/>
+            </w:tabs>
+            <w:spacing w:before="60" w:line="240" w:lineRule="auto"/>
+            <w:ind w:left="360" w:firstLine="0"/>
+            <w:rPr>
+              <w:color w:val="000000"/>
+              <w:u w:val="none"/>
+            </w:rPr>
+          </w:pPr>
+          <w:hyperlink w:anchor="_bm79nfdwe3w3">
+            <w:r>
+              <w:rPr>
+                <w:color w:val="000000"/>
+                <w:u w:val="none"/>
+                <w:rtl w:val="0"/>
+              </w:rPr>
+              <w:t xml:space="preserve">3.1. Modelo Funcional</w:t>
+              <w:tab/>
+              <w:t xml:space="preserve">24</w:t>
+            </w:r>
+          </w:hyperlink>
+          <w:r>
+            <w:rPr>
+              <w:rtl w:val="0"/>
+            </w:rPr>
+          </w:r>
+        </w:p>
+        <w:p>
+          <w:pPr>
+            <w:widowControl w:val="0"/>
+            <w:tabs>
+              <w:tab w:val="right" w:leader="dot" w:pos="12000"/>
+            </w:tabs>
+            <w:spacing w:before="60" w:line="240" w:lineRule="auto"/>
+            <w:ind w:left="720" w:firstLine="0"/>
+            <w:rPr>
+              <w:color w:val="000000"/>
+              <w:u w:val="none"/>
+            </w:rPr>
+          </w:pPr>
+          <w:hyperlink w:anchor="_hlm0g4kiaktl">
+            <w:r>
+              <w:rPr>
+                <w:color w:val="000000"/>
+                <w:u w:val="none"/>
+                <w:rtl w:val="0"/>
+              </w:rPr>
+              <w:t xml:space="preserve">3.1.1. Diagrama de Contexto</w:t>
+              <w:tab/>
+              <w:t xml:space="preserve">24</w:t>
+            </w:r>
+          </w:hyperlink>
+          <w:r>
+            <w:rPr>
+              <w:rtl w:val="0"/>
+            </w:rPr>
+          </w:r>
+        </w:p>
+        <w:p>
+          <w:pPr>
+            <w:widowControl w:val="0"/>
+            <w:tabs>
+              <w:tab w:val="right" w:leader="dot" w:pos="12000"/>
+            </w:tabs>
+            <w:spacing w:before="60" w:line="240" w:lineRule="auto"/>
+            <w:ind w:left="720" w:firstLine="0"/>
+            <w:rPr>
+              <w:color w:val="000000"/>
+              <w:u w:val="none"/>
+            </w:rPr>
+          </w:pPr>
+          <w:hyperlink w:anchor="_pcd9ubje2pqf">
+            <w:r>
+              <w:rPr>
+                <w:color w:val="000000"/>
+                <w:u w:val="none"/>
+                <w:rtl w:val="0"/>
+              </w:rPr>
+              <w:t xml:space="preserve">3.1.2. Casos de Uso generales</w:t>
+              <w:tab/>
+              <w:t xml:space="preserve">25</w:t>
+            </w:r>
+          </w:hyperlink>
+          <w:r>
+            <w:rPr>
+              <w:rtl w:val="0"/>
+            </w:rPr>
+          </w:r>
+        </w:p>
+        <w:p>
+          <w:pPr>
+            <w:widowControl w:val="0"/>
+            <w:tabs>
+              <w:tab w:val="right" w:leader="dot" w:pos="12000"/>
+            </w:tabs>
+            <w:spacing w:before="60" w:line="240" w:lineRule="auto"/>
+            <w:ind w:left="720" w:firstLine="0"/>
+            <w:rPr>
+              <w:color w:val="000000"/>
+              <w:u w:val="none"/>
+            </w:rPr>
+          </w:pPr>
+          <w:hyperlink w:anchor="_by7ydswhihdo">
+            <w:r>
+              <w:rPr>
+                <w:color w:val="000000"/>
+                <w:u w:val="none"/>
+                <w:rtl w:val="0"/>
+              </w:rPr>
+              <w:t xml:space="preserve">5.3.1. Sprint 1</w:t>
+              <w:tab/>
+              <w:t xml:space="preserve">27</w:t>
+            </w:r>
+          </w:hyperlink>
+          <w:r>
+            <w:rPr>
+              <w:rtl w:val="0"/>
+            </w:rPr>
+          </w:r>
+        </w:p>
+        <w:p>
+          <w:pPr>
+            <w:widowControl w:val="0"/>
+            <w:tabs>
+              <w:tab w:val="right" w:leader="dot" w:pos="12000"/>
+            </w:tabs>
+            <w:spacing w:before="60" w:line="240" w:lineRule="auto"/>
+            <w:ind w:left="720" w:firstLine="0"/>
+            <w:rPr>
+              <w:color w:val="000000"/>
+              <w:u w:val="none"/>
+            </w:rPr>
+          </w:pPr>
+          <w:hyperlink w:anchor="_cu92ztieqvsd">
+            <w:r>
+              <w:rPr>
+                <w:color w:val="000000"/>
+                <w:u w:val="none"/>
+                <w:rtl w:val="0"/>
+              </w:rPr>
+              <w:t xml:space="preserve">5.3.2. Sprint 2</w:t>
+              <w:tab/>
+              <w:t xml:space="preserve">27</w:t>
+            </w:r>
+          </w:hyperlink>
+          <w:r>
+            <w:rPr>
+              <w:rtl w:val="0"/>
+            </w:rPr>
+          </w:r>
+          <w:r>
+            <w:fldChar w:fldCharType="end"/>
+          </w:r>
+        </w:p>
+      </w:sdtContent>
+    </w:sdt>
+    <w:p>
+      <w:pPr>
+        <w:spacing w:after="200" w:line="360" w:lineRule="auto"/>
+        <w:ind w:left="720" w:firstLine="0"/>
+        <w:jc w:val="left"/>
+        <w:rPr>
+          <w:rFonts w:ascii="Times New Roman" w:cs="Times New Roman" w:eastAsia="Times New Roman" w:hAnsi="Times New Roman"/>
+          <w:b w:val="1"/>
+          <w:bCs w:val="1"/>
+          <w:sz w:val="24"/>
+          <w:szCs w:val="24"/>
+        </w:rPr>
+      </w:pPr>
+      <w:r>
+        <w:br w:type="page"/>
+      </w:r>
+      <w:r>
+        <w:rPr>
+          <w:rtl w:val="0"/>
+        </w:rPr>
+      </w:r>
+    </w:p>
+    <w:p>
+      <w:pPr>
         <w:pStyle w:val="Heading1"/>
         <w:numPr>
           <w:ilvl w:val="0"/>
-          <w:numId w:val="3"/>
+          <w:numId w:val="7"/>
         </w:numPr>
+        <w:ind w:left="1440" w:hanging="360"/>
         <w:rPr>
           <w:u w:val="none"/>
         </w:rPr>
@@ -999,7 +2427,7 @@
         <w:pStyle w:val="Heading2"/>
         <w:numPr>
           <w:ilvl w:val="1"/>
-          <w:numId w:val="6"/>
+          <w:numId w:val="9"/>
         </w:numPr>
         <w:rPr/>
       </w:pPr>
@@ -1020,6 +2448,7 @@
     <w:p>
       <w:pPr>
         <w:ind w:left="1440" w:firstLine="0"/>
+        <w:jc w:val="both"/>
         <w:rPr/>
       </w:pPr>
       <w:r>
@@ -1032,6 +2461,7 @@
     <w:p>
       <w:pPr>
         <w:ind w:left="1440" w:firstLine="0"/>
+        <w:jc w:val="both"/>
         <w:rPr/>
       </w:pPr>
       <w:r>
@@ -1051,7 +2481,7 @@
         <w:pStyle w:val="Heading3"/>
         <w:numPr>
           <w:ilvl w:val="2"/>
-          <w:numId w:val="6"/>
+          <w:numId w:val="9"/>
         </w:numPr>
         <w:rPr>
           <w:sz w:val="22"/>
@@ -1111,7 +2541,7 @@
         <w:pStyle w:val="Heading3"/>
         <w:numPr>
           <w:ilvl w:val="2"/>
-          <w:numId w:val="6"/>
+          <w:numId w:val="9"/>
         </w:numPr>
         <w:ind w:left="2160" w:hanging="360"/>
         <w:jc w:val="both"/>
@@ -1165,7 +2595,7 @@
         <w:pStyle w:val="Heading2"/>
         <w:numPr>
           <w:ilvl w:val="1"/>
-          <w:numId w:val="6"/>
+          <w:numId w:val="9"/>
         </w:numPr>
         <w:ind w:left="1440" w:hanging="360"/>
         <w:jc w:val="both"/>
@@ -2276,7 +3706,7 @@
         <w:pStyle w:val="Heading2"/>
         <w:numPr>
           <w:ilvl w:val="1"/>
-          <w:numId w:val="6"/>
+          <w:numId w:val="9"/>
         </w:numPr>
         <w:ind w:left="1440" w:hanging="360"/>
         <w:jc w:val="both"/>
@@ -2313,7 +3743,7 @@
         <w:pStyle w:val="Heading3"/>
         <w:numPr>
           <w:ilvl w:val="2"/>
-          <w:numId w:val="6"/>
+          <w:numId w:val="9"/>
         </w:numPr>
       </w:pPr>
       <w:bookmarkStart w:colFirst="0" w:colLast="0" w:name="_bbekicszk6xq" w:id="6"/>
@@ -2381,7 +3811,7 @@
         <w:pStyle w:val="Heading3"/>
         <w:numPr>
           <w:ilvl w:val="2"/>
-          <w:numId w:val="6"/>
+          <w:numId w:val="9"/>
         </w:numPr>
         <w:ind w:left="2160" w:hanging="360"/>
         <w:jc w:val="both"/>
@@ -2425,7 +3855,7 @@
       <w:pPr>
         <w:numPr>
           <w:ilvl w:val="0"/>
-          <w:numId w:val="2"/>
+          <w:numId w:val="5"/>
         </w:numPr>
         <w:spacing w:line="360" w:lineRule="auto"/>
         <w:ind w:left="2880" w:hanging="360"/>
@@ -2447,7 +3877,7 @@
       <w:pPr>
         <w:numPr>
           <w:ilvl w:val="0"/>
-          <w:numId w:val="2"/>
+          <w:numId w:val="5"/>
         </w:numPr>
         <w:spacing w:line="360" w:lineRule="auto"/>
         <w:ind w:left="2880" w:hanging="360"/>
@@ -2469,7 +3899,7 @@
       <w:pPr>
         <w:numPr>
           <w:ilvl w:val="0"/>
-          <w:numId w:val="2"/>
+          <w:numId w:val="5"/>
         </w:numPr>
         <w:spacing w:line="360" w:lineRule="auto"/>
         <w:ind w:left="2880" w:hanging="360"/>
@@ -2491,7 +3921,7 @@
       <w:pPr>
         <w:numPr>
           <w:ilvl w:val="0"/>
-          <w:numId w:val="2"/>
+          <w:numId w:val="5"/>
         </w:numPr>
         <w:spacing w:line="360" w:lineRule="auto"/>
         <w:ind w:left="2880" w:hanging="360"/>
@@ -2513,7 +3943,7 @@
       <w:pPr>
         <w:numPr>
           <w:ilvl w:val="0"/>
-          <w:numId w:val="2"/>
+          <w:numId w:val="5"/>
         </w:numPr>
         <w:spacing w:line="360" w:lineRule="auto"/>
         <w:ind w:left="2880" w:hanging="360"/>
@@ -2535,7 +3965,7 @@
       <w:pPr>
         <w:numPr>
           <w:ilvl w:val="0"/>
-          <w:numId w:val="2"/>
+          <w:numId w:val="5"/>
         </w:numPr>
         <w:spacing w:after="200" w:before="0" w:line="360" w:lineRule="auto"/>
         <w:ind w:left="2880" w:hanging="360"/>
@@ -2558,7 +3988,7 @@
         <w:pStyle w:val="Heading3"/>
         <w:numPr>
           <w:ilvl w:val="2"/>
-          <w:numId w:val="6"/>
+          <w:numId w:val="9"/>
         </w:numPr>
         <w:ind w:left="2160" w:hanging="360"/>
         <w:jc w:val="both"/>
@@ -2585,7 +4015,7 @@
       <w:pPr>
         <w:numPr>
           <w:ilvl w:val="0"/>
-          <w:numId w:val="4"/>
+          <w:numId w:val="6"/>
         </w:numPr>
         <w:spacing w:line="360" w:lineRule="auto"/>
         <w:ind w:left="2880" w:hanging="360"/>
@@ -2607,7 +4037,7 @@
       <w:pPr>
         <w:numPr>
           <w:ilvl w:val="0"/>
-          <w:numId w:val="4"/>
+          <w:numId w:val="6"/>
         </w:numPr>
         <w:spacing w:line="360" w:lineRule="auto"/>
         <w:ind w:left="2880" w:hanging="360"/>
@@ -2629,7 +4059,7 @@
       <w:pPr>
         <w:numPr>
           <w:ilvl w:val="0"/>
-          <w:numId w:val="4"/>
+          <w:numId w:val="6"/>
         </w:numPr>
         <w:spacing w:line="360" w:lineRule="auto"/>
         <w:ind w:left="2880" w:hanging="360"/>
@@ -2651,7 +4081,7 @@
       <w:pPr>
         <w:numPr>
           <w:ilvl w:val="0"/>
-          <w:numId w:val="4"/>
+          <w:numId w:val="6"/>
         </w:numPr>
         <w:spacing w:line="360" w:lineRule="auto"/>
         <w:ind w:left="2880" w:hanging="360"/>
@@ -2673,7 +4103,7 @@
       <w:pPr>
         <w:numPr>
           <w:ilvl w:val="0"/>
-          <w:numId w:val="4"/>
+          <w:numId w:val="6"/>
         </w:numPr>
         <w:spacing w:line="360" w:lineRule="auto"/>
         <w:ind w:left="2880" w:hanging="360"/>
@@ -2695,7 +4125,7 @@
       <w:pPr>
         <w:numPr>
           <w:ilvl w:val="0"/>
-          <w:numId w:val="4"/>
+          <w:numId w:val="6"/>
         </w:numPr>
         <w:spacing w:after="200" w:before="0" w:line="360" w:lineRule="auto"/>
         <w:ind w:left="2880" w:hanging="360"/>
@@ -2718,7 +4148,7 @@
         <w:pStyle w:val="Heading3"/>
         <w:numPr>
           <w:ilvl w:val="2"/>
-          <w:numId w:val="6"/>
+          <w:numId w:val="9"/>
         </w:numPr>
         <w:ind w:left="2160" w:hanging="360"/>
         <w:jc w:val="both"/>
@@ -3313,7 +4743,7 @@
         <w:pStyle w:val="Heading3"/>
         <w:numPr>
           <w:ilvl w:val="2"/>
-          <w:numId w:val="6"/>
+          <w:numId w:val="9"/>
         </w:numPr>
         <w:ind w:left="2160" w:hanging="360"/>
         <w:jc w:val="both"/>
@@ -3357,7 +4787,7 @@
         <w:pStyle w:val="Heading2"/>
         <w:numPr>
           <w:ilvl w:val="1"/>
-          <w:numId w:val="6"/>
+          <w:numId w:val="9"/>
         </w:numPr>
         <w:ind w:left="1440" w:hanging="360"/>
         <w:jc w:val="both"/>
@@ -3377,7 +4807,7 @@
         <w:pStyle w:val="Heading3"/>
         <w:numPr>
           <w:ilvl w:val="2"/>
-          <w:numId w:val="6"/>
+          <w:numId w:val="9"/>
         </w:numPr>
         <w:ind w:left="2160" w:hanging="360"/>
         <w:jc w:val="both"/>
@@ -3426,7 +4856,7 @@
         <w:pStyle w:val="Heading3"/>
         <w:numPr>
           <w:ilvl w:val="2"/>
-          <w:numId w:val="6"/>
+          <w:numId w:val="9"/>
         </w:numPr>
         <w:ind w:left="2160" w:hanging="360"/>
         <w:jc w:val="both"/>
@@ -4176,7 +5606,7 @@
         <w:pStyle w:val="Heading3"/>
         <w:numPr>
           <w:ilvl w:val="2"/>
-          <w:numId w:val="6"/>
+          <w:numId w:val="9"/>
         </w:numPr>
         <w:ind w:left="2160" w:hanging="360"/>
         <w:jc w:val="both"/>
@@ -4382,7 +5812,7 @@
         <w:pStyle w:val="Heading3"/>
         <w:numPr>
           <w:ilvl w:val="2"/>
-          <w:numId w:val="6"/>
+          <w:numId w:val="9"/>
         </w:numPr>
         <w:ind w:left="2160" w:hanging="360"/>
         <w:jc w:val="both"/>
@@ -5345,7 +6775,7 @@
         <w:pStyle w:val="Heading3"/>
         <w:numPr>
           <w:ilvl w:val="2"/>
-          <w:numId w:val="6"/>
+          <w:numId w:val="9"/>
         </w:numPr>
         <w:ind w:left="2160" w:hanging="360"/>
         <w:jc w:val="both"/>
@@ -5364,7 +6794,7 @@
       <w:pPr>
         <w:numPr>
           <w:ilvl w:val="0"/>
-          <w:numId w:val="1"/>
+          <w:numId w:val="3"/>
         </w:numPr>
         <w:spacing w:line="360" w:lineRule="auto"/>
         <w:ind w:left="2880" w:hanging="360"/>
@@ -5386,7 +6816,7 @@
       <w:pPr>
         <w:numPr>
           <w:ilvl w:val="0"/>
-          <w:numId w:val="1"/>
+          <w:numId w:val="3"/>
         </w:numPr>
         <w:spacing w:line="360" w:lineRule="auto"/>
         <w:ind w:left="2880" w:hanging="360"/>
@@ -5408,7 +6838,7 @@
       <w:pPr>
         <w:numPr>
           <w:ilvl w:val="0"/>
-          <w:numId w:val="1"/>
+          <w:numId w:val="3"/>
         </w:numPr>
         <w:spacing w:line="360" w:lineRule="auto"/>
         <w:ind w:left="2880" w:hanging="360"/>
@@ -5430,7 +6860,7 @@
       <w:pPr>
         <w:numPr>
           <w:ilvl w:val="0"/>
-          <w:numId w:val="1"/>
+          <w:numId w:val="3"/>
         </w:numPr>
         <w:spacing w:line="360" w:lineRule="auto"/>
         <w:ind w:left="2880" w:hanging="360"/>
@@ -5452,7 +6882,7 @@
       <w:pPr>
         <w:numPr>
           <w:ilvl w:val="0"/>
-          <w:numId w:val="1"/>
+          <w:numId w:val="3"/>
         </w:numPr>
         <w:spacing w:line="360" w:lineRule="auto"/>
         <w:ind w:left="2880" w:hanging="360"/>
@@ -5474,7 +6904,7 @@
       <w:pPr>
         <w:numPr>
           <w:ilvl w:val="0"/>
-          <w:numId w:val="1"/>
+          <w:numId w:val="3"/>
         </w:numPr>
         <w:spacing w:line="360" w:lineRule="auto"/>
         <w:ind w:left="2880" w:hanging="360"/>
@@ -5496,7 +6926,7 @@
       <w:pPr>
         <w:numPr>
           <w:ilvl w:val="0"/>
-          <w:numId w:val="1"/>
+          <w:numId w:val="3"/>
         </w:numPr>
         <w:spacing w:line="360" w:lineRule="auto"/>
         <w:ind w:left="2880" w:hanging="360"/>
@@ -5518,7 +6948,7 @@
       <w:pPr>
         <w:numPr>
           <w:ilvl w:val="0"/>
-          <w:numId w:val="1"/>
+          <w:numId w:val="3"/>
         </w:numPr>
         <w:spacing w:line="360" w:lineRule="auto"/>
         <w:ind w:left="2880" w:hanging="360"/>
@@ -5540,7 +6970,7 @@
       <w:pPr>
         <w:numPr>
           <w:ilvl w:val="0"/>
-          <w:numId w:val="1"/>
+          <w:numId w:val="3"/>
         </w:numPr>
         <w:spacing w:line="360" w:lineRule="auto"/>
         <w:ind w:left="2880" w:hanging="360"/>
@@ -5563,7 +6993,7 @@
         <w:pStyle w:val="Heading3"/>
         <w:numPr>
           <w:ilvl w:val="2"/>
-          <w:numId w:val="6"/>
+          <w:numId w:val="9"/>
         </w:numPr>
         <w:ind w:left="2160" w:hanging="360"/>
         <w:jc w:val="both"/>
@@ -5582,7 +7012,7 @@
       <w:pPr>
         <w:numPr>
           <w:ilvl w:val="0"/>
-          <w:numId w:val="5"/>
+          <w:numId w:val="8"/>
         </w:numPr>
         <w:spacing w:line="360" w:lineRule="auto"/>
         <w:ind w:left="2880" w:hanging="360"/>
@@ -5612,7 +7042,7 @@
       <w:pPr>
         <w:numPr>
           <w:ilvl w:val="0"/>
-          <w:numId w:val="5"/>
+          <w:numId w:val="8"/>
         </w:numPr>
         <w:spacing w:line="360" w:lineRule="auto"/>
         <w:ind w:left="2880" w:hanging="360"/>
@@ -5642,7 +7072,7 @@
       <w:pPr>
         <w:numPr>
           <w:ilvl w:val="0"/>
-          <w:numId w:val="5"/>
+          <w:numId w:val="8"/>
         </w:numPr>
         <w:spacing w:line="360" w:lineRule="auto"/>
         <w:ind w:left="2880" w:hanging="360"/>
@@ -5672,7 +7102,7 @@
       <w:pPr>
         <w:numPr>
           <w:ilvl w:val="0"/>
-          <w:numId w:val="5"/>
+          <w:numId w:val="8"/>
         </w:numPr>
         <w:spacing w:line="360" w:lineRule="auto"/>
         <w:ind w:left="2880" w:hanging="360"/>
@@ -5718,7 +7148,7 @@
       <w:pPr>
         <w:numPr>
           <w:ilvl w:val="0"/>
-          <w:numId w:val="5"/>
+          <w:numId w:val="8"/>
         </w:numPr>
         <w:spacing w:line="360" w:lineRule="auto"/>
         <w:ind w:left="2880" w:hanging="360"/>
@@ -5748,7 +7178,7 @@
       <w:pPr>
         <w:numPr>
           <w:ilvl w:val="0"/>
-          <w:numId w:val="5"/>
+          <w:numId w:val="8"/>
         </w:numPr>
         <w:spacing w:line="360" w:lineRule="auto"/>
         <w:ind w:left="2880" w:hanging="360"/>
@@ -5778,7 +7208,7 @@
       <w:pPr>
         <w:numPr>
           <w:ilvl w:val="0"/>
-          <w:numId w:val="5"/>
+          <w:numId w:val="8"/>
         </w:numPr>
         <w:spacing w:line="360" w:lineRule="auto"/>
         <w:ind w:left="2880" w:hanging="360"/>
@@ -5808,7 +7238,7 @@
       <w:pPr>
         <w:numPr>
           <w:ilvl w:val="0"/>
-          <w:numId w:val="5"/>
+          <w:numId w:val="8"/>
         </w:numPr>
         <w:spacing w:line="360" w:lineRule="auto"/>
         <w:ind w:left="2880" w:hanging="360"/>
@@ -5839,7 +7269,7 @@
         <w:pStyle w:val="Heading3"/>
         <w:numPr>
           <w:ilvl w:val="2"/>
-          <w:numId w:val="6"/>
+          <w:numId w:val="9"/>
         </w:numPr>
         <w:ind w:left="2160" w:hanging="360"/>
         <w:jc w:val="both"/>
@@ -5934,7 +7364,7 @@
         <w:pStyle w:val="Heading1"/>
         <w:numPr>
           <w:ilvl w:val="0"/>
-          <w:numId w:val="6"/>
+          <w:numId w:val="9"/>
         </w:numPr>
         <w:spacing w:after="200" w:lineRule="auto"/>
         <w:ind w:left="720" w:hanging="360"/>
@@ -5961,7 +7391,7 @@
         <w:pStyle w:val="Heading2"/>
         <w:numPr>
           <w:ilvl w:val="1"/>
-          <w:numId w:val="6"/>
+          <w:numId w:val="9"/>
         </w:numPr>
         <w:ind w:left="1440" w:hanging="360"/>
         <w:jc w:val="both"/>
@@ -5983,17 +7413,1890 @@
         <w:jc w:val="both"/>
         <w:rPr>
           <w:rFonts w:ascii="Times New Roman" w:cs="Times New Roman" w:eastAsia="Times New Roman" w:hAnsi="Times New Roman"/>
+        </w:rPr>
+      </w:pPr>
+      <w:r>
+        <w:rPr>
+          <w:rFonts w:ascii="Times New Roman" w:cs="Times New Roman" w:eastAsia="Times New Roman" w:hAnsi="Times New Roman"/>
+          <w:rtl w:val="0"/>
+        </w:rPr>
+        <w:t xml:space="preserve">Los mercados de abastos prestan envases reutilizables (jabas, cajas, baldes, contenedores) a sus comerciantes y los controlan con cuadernos y vales de papel. Ese control manual impide saber quién tiene cada envase, cuántos están pendientes y cuántos se pierden. Los envases extraviados se convierten en residuo, obligan a comprar envases nuevos y debilitan la economía circular que promueven la Ley N.° 30884 y el ODS 12.</w:t>
+      </w:r>
+    </w:p>
+    <w:p>
+      <w:pPr>
+        <w:spacing w:line="360" w:lineRule="auto"/>
+        <w:ind w:left="1440" w:firstLine="0"/>
+        <w:jc w:val="both"/>
+        <w:rPr>
+          <w:rFonts w:ascii="Times New Roman" w:cs="Times New Roman" w:eastAsia="Times New Roman" w:hAnsi="Times New Roman"/>
+        </w:rPr>
+      </w:pPr>
+      <w:r>
+        <w:rPr>
+          <w:rtl w:val="0"/>
+        </w:rPr>
+      </w:r>
+    </w:p>
+    <w:p>
+      <w:pPr>
+        <w:pStyle w:val="Heading3"/>
+        <w:numPr>
+          <w:ilvl w:val="2"/>
+          <w:numId w:val="9"/>
+        </w:numPr>
+        <w:ind w:left="2160" w:hanging="360"/>
+        <w:jc w:val="both"/>
+        <w:rPr/>
+      </w:pPr>
+      <w:bookmarkStart w:colFirst="0" w:colLast="0" w:name="_g4cq6x27vlc7" w:id="21"/>
+      <w:bookmarkEnd w:id="21"/>
+      <w:r>
+        <w:rPr>
+          <w:rtl w:val="0"/>
+        </w:rPr>
+        <w:t xml:space="preserve">Propuesta de valor</w:t>
+      </w:r>
+    </w:p>
+    <w:p>
+      <w:pPr>
+        <w:spacing w:line="360" w:lineRule="auto"/>
+        <w:ind w:left="2160" w:firstLine="0"/>
+        <w:jc w:val="both"/>
+        <w:rPr>
+          <w:rFonts w:ascii="Times New Roman" w:cs="Times New Roman" w:eastAsia="Times New Roman" w:hAnsi="Times New Roman"/>
+        </w:rPr>
+      </w:pPr>
+      <w:r>
+        <w:rPr>
+          <w:rFonts w:ascii="Times New Roman" w:cs="Times New Roman" w:eastAsia="Times New Roman" w:hAnsi="Times New Roman"/>
+          <w:rtl w:val="0"/>
+        </w:rPr>
+        <w:t xml:space="preserve">Una plataforma digital de vales con QR que da trazabilidad completa al préstamo y la devolución, funciona sin internet y ejerce el control sin dinero, únicamente mediante la validez de los vales.</w:t>
+      </w:r>
+    </w:p>
+    <w:p>
+      <w:pPr>
+        <w:spacing w:line="360" w:lineRule="auto"/>
+        <w:jc w:val="both"/>
+        <w:rPr>
+          <w:rFonts w:ascii="Times New Roman" w:cs="Times New Roman" w:eastAsia="Times New Roman" w:hAnsi="Times New Roman"/>
+        </w:rPr>
+      </w:pPr>
+      <w:r>
+        <w:rPr>
+          <w:rtl w:val="0"/>
+        </w:rPr>
+      </w:r>
+    </w:p>
+    <w:tbl>
+      <w:tblPr>
+        <w:tblStyle w:val="Table7"/>
+        <w:tblW w:w="9025.511811023624" w:type="dxa"/>
+        <w:jc w:val="left"/>
+        <w:tblBorders>
+          <w:top w:color="000000" w:space="0" w:sz="0" w:val="nil"/>
+          <w:left w:color="000000" w:space="0" w:sz="0" w:val="nil"/>
+          <w:bottom w:color="000000" w:space="0" w:sz="0" w:val="nil"/>
+          <w:right w:color="000000" w:space="0" w:sz="0" w:val="nil"/>
+          <w:insideH w:color="000000" w:space="0" w:sz="0" w:val="nil"/>
+          <w:insideV w:color="000000" w:space="0" w:sz="0" w:val="nil"/>
+        </w:tblBorders>
+        <w:tblLayout w:type="fixed"/>
+        <w:tblLook w:val="0600"/>
+      </w:tblPr>
+      <w:tblGrid>
+        <w:gridCol w:w="1766.9250345875967"/>
+        <w:gridCol w:w="7258.586776436026"/>
+        <w:tblGridChange w:id="0">
+          <w:tblGrid>
+            <w:gridCol w:w="1766.9250345875967"/>
+            <w:gridCol w:w="7258.586776436026"/>
+          </w:tblGrid>
+        </w:tblGridChange>
+      </w:tblGrid>
+      <w:tr>
+        <w:trPr>
+          <w:cantSplit w:val="0"/>
+          <w:trHeight w:val="770" w:hRule="atLeast"/>
+          <w:tblHeader w:val="0"/>
+        </w:trPr>
+        <w:tc>
+          <w:tcPr>
+            <w:tcBorders>
+              <w:top w:color="000000" w:space="0" w:sz="4" w:val="single"/>
+              <w:left w:color="000000" w:space="0" w:sz="4" w:val="single"/>
+              <w:bottom w:color="000000" w:space="0" w:sz="4" w:val="single"/>
+              <w:right w:color="000000" w:space="0" w:sz="4" w:val="single"/>
+            </w:tcBorders>
+            <w:tcMar>
+              <w:top w:w="100.0" w:type="dxa"/>
+              <w:left w:w="100.0" w:type="dxa"/>
+              <w:bottom w:w="100.0" w:type="dxa"/>
+              <w:right w:w="100.0" w:type="dxa"/>
+            </w:tcMar>
+            <w:vAlign w:val="top"/>
+          </w:tcPr>
+          <w:p>
+            <w:pPr>
+              <w:spacing w:line="360" w:lineRule="auto"/>
+              <w:jc w:val="center"/>
+              <w:rPr>
+                <w:rFonts w:ascii="Times New Roman" w:cs="Times New Roman" w:eastAsia="Times New Roman" w:hAnsi="Times New Roman"/>
+              </w:rPr>
+            </w:pPr>
+            <w:r>
+              <w:rPr>
+                <w:rFonts w:ascii="Times New Roman" w:cs="Times New Roman" w:eastAsia="Times New Roman" w:hAnsi="Times New Roman"/>
+                <w:b w:val="1"/>
+                <w:bCs w:val="1"/>
+                <w:rtl w:val="0"/>
+              </w:rPr>
+              <w:t xml:space="preserve">Tipo de beneficio</w:t>
+            </w:r>
+            <w:r>
+              <w:rPr>
+                <w:rtl w:val="0"/>
+              </w:rPr>
+            </w:r>
+          </w:p>
+        </w:tc>
+        <w:tc>
+          <w:tcPr>
+            <w:tcBorders>
+              <w:top w:color="000000" w:space="0" w:sz="4" w:val="single"/>
+              <w:left w:color="000000" w:space="0" w:sz="4" w:val="single"/>
+              <w:bottom w:color="000000" w:space="0" w:sz="4" w:val="single"/>
+              <w:right w:color="000000" w:space="0" w:sz="4" w:val="single"/>
+            </w:tcBorders>
+            <w:tcMar>
+              <w:top w:w="100.0" w:type="dxa"/>
+              <w:left w:w="100.0" w:type="dxa"/>
+              <w:bottom w:w="100.0" w:type="dxa"/>
+              <w:right w:w="100.0" w:type="dxa"/>
+            </w:tcMar>
+            <w:vAlign w:val="top"/>
+          </w:tcPr>
+          <w:p>
+            <w:pPr>
+              <w:spacing w:line="360" w:lineRule="auto"/>
+              <w:jc w:val="center"/>
+              <w:rPr>
+                <w:rFonts w:ascii="Times New Roman" w:cs="Times New Roman" w:eastAsia="Times New Roman" w:hAnsi="Times New Roman"/>
+              </w:rPr>
+            </w:pPr>
+            <w:r>
+              <w:rPr>
+                <w:rFonts w:ascii="Times New Roman" w:cs="Times New Roman" w:eastAsia="Times New Roman" w:hAnsi="Times New Roman"/>
+                <w:b w:val="1"/>
+                <w:bCs w:val="1"/>
+                <w:rtl w:val="0"/>
+              </w:rPr>
+              <w:t xml:space="preserve">Descripción</w:t>
+            </w:r>
+            <w:r>
+              <w:rPr>
+                <w:rtl w:val="0"/>
+              </w:rPr>
+            </w:r>
+          </w:p>
+        </w:tc>
+      </w:tr>
+      <w:tr>
+        <w:trPr>
+          <w:cantSplit w:val="0"/>
+          <w:trHeight w:val="770" w:hRule="atLeast"/>
+          <w:tblHeader w:val="0"/>
+        </w:trPr>
+        <w:tc>
+          <w:tcPr>
+            <w:tcBorders>
+              <w:top w:color="000000" w:space="0" w:sz="4" w:val="single"/>
+              <w:left w:color="000000" w:space="0" w:sz="4" w:val="single"/>
+              <w:bottom w:color="000000" w:space="0" w:sz="4" w:val="single"/>
+              <w:right w:color="000000" w:space="0" w:sz="4" w:val="single"/>
+            </w:tcBorders>
+            <w:tcMar>
+              <w:top w:w="100.0" w:type="dxa"/>
+              <w:left w:w="100.0" w:type="dxa"/>
+              <w:bottom w:w="100.0" w:type="dxa"/>
+              <w:right w:w="100.0" w:type="dxa"/>
+            </w:tcMar>
+            <w:vAlign w:val="top"/>
+          </w:tcPr>
+          <w:p>
+            <w:pPr>
+              <w:spacing w:line="360" w:lineRule="auto"/>
+              <w:jc w:val="both"/>
+              <w:rPr>
+                <w:rFonts w:ascii="Times New Roman" w:cs="Times New Roman" w:eastAsia="Times New Roman" w:hAnsi="Times New Roman"/>
+              </w:rPr>
+            </w:pPr>
+            <w:r>
+              <w:rPr>
+                <w:rFonts w:ascii="Times New Roman" w:cs="Times New Roman" w:eastAsia="Times New Roman" w:hAnsi="Times New Roman"/>
+                <w:b w:val="1"/>
+                <w:bCs w:val="1"/>
+                <w:rtl w:val="0"/>
+              </w:rPr>
+              <w:t xml:space="preserve">Ecológico</w:t>
+            </w:r>
+            <w:r>
+              <w:rPr>
+                <w:rtl w:val="0"/>
+              </w:rPr>
+            </w:r>
+          </w:p>
+        </w:tc>
+        <w:tc>
+          <w:tcPr>
+            <w:tcBorders>
+              <w:top w:color="000000" w:space="0" w:sz="4" w:val="single"/>
+              <w:left w:color="000000" w:space="0" w:sz="4" w:val="single"/>
+              <w:bottom w:color="000000" w:space="0" w:sz="4" w:val="single"/>
+              <w:right w:color="000000" w:space="0" w:sz="4" w:val="single"/>
+            </w:tcBorders>
+            <w:tcMar>
+              <w:top w:w="100.0" w:type="dxa"/>
+              <w:left w:w="100.0" w:type="dxa"/>
+              <w:bottom w:w="100.0" w:type="dxa"/>
+              <w:right w:w="100.0" w:type="dxa"/>
+            </w:tcMar>
+            <w:vAlign w:val="top"/>
+          </w:tcPr>
+          <w:p>
+            <w:pPr>
+              <w:spacing w:line="360" w:lineRule="auto"/>
+              <w:jc w:val="both"/>
+              <w:rPr>
+                <w:rFonts w:ascii="Times New Roman" w:cs="Times New Roman" w:eastAsia="Times New Roman" w:hAnsi="Times New Roman"/>
+              </w:rPr>
+            </w:pPr>
+            <w:r>
+              <w:rPr>
+                <w:rFonts w:ascii="Times New Roman" w:cs="Times New Roman" w:eastAsia="Times New Roman" w:hAnsi="Times New Roman"/>
+                <w:rtl w:val="0"/>
+              </w:rPr>
+              <w:t xml:space="preserve">Más ciclos de uso por envase, menos compra de envases nuevos y separación correcta de los no aptos para reciclaje</w:t>
+            </w:r>
+          </w:p>
+        </w:tc>
+      </w:tr>
+      <w:tr>
+        <w:trPr>
+          <w:cantSplit w:val="0"/>
+          <w:trHeight w:val="770" w:hRule="atLeast"/>
+          <w:tblHeader w:val="0"/>
+        </w:trPr>
+        <w:tc>
+          <w:tcPr>
+            <w:tcBorders>
+              <w:top w:color="000000" w:space="0" w:sz="4" w:val="single"/>
+              <w:left w:color="000000" w:space="0" w:sz="4" w:val="single"/>
+              <w:bottom w:color="000000" w:space="0" w:sz="4" w:val="single"/>
+              <w:right w:color="000000" w:space="0" w:sz="4" w:val="single"/>
+            </w:tcBorders>
+            <w:tcMar>
+              <w:top w:w="100.0" w:type="dxa"/>
+              <w:left w:w="100.0" w:type="dxa"/>
+              <w:bottom w:w="100.0" w:type="dxa"/>
+              <w:right w:w="100.0" w:type="dxa"/>
+            </w:tcMar>
+            <w:vAlign w:val="top"/>
+          </w:tcPr>
+          <w:p>
+            <w:pPr>
+              <w:spacing w:line="360" w:lineRule="auto"/>
+              <w:jc w:val="both"/>
+              <w:rPr>
+                <w:rFonts w:ascii="Times New Roman" w:cs="Times New Roman" w:eastAsia="Times New Roman" w:hAnsi="Times New Roman"/>
+              </w:rPr>
+            </w:pPr>
+            <w:r>
+              <w:rPr>
+                <w:rFonts w:ascii="Times New Roman" w:cs="Times New Roman" w:eastAsia="Times New Roman" w:hAnsi="Times New Roman"/>
+                <w:b w:val="1"/>
+                <w:bCs w:val="1"/>
+                <w:rtl w:val="0"/>
+              </w:rPr>
+              <w:t xml:space="preserve">Operativo</w:t>
+            </w:r>
+            <w:r>
+              <w:rPr>
+                <w:rtl w:val="0"/>
+              </w:rPr>
+            </w:r>
+          </w:p>
+        </w:tc>
+        <w:tc>
+          <w:tcPr>
+            <w:tcBorders>
+              <w:top w:color="000000" w:space="0" w:sz="4" w:val="single"/>
+              <w:left w:color="000000" w:space="0" w:sz="4" w:val="single"/>
+              <w:bottom w:color="000000" w:space="0" w:sz="4" w:val="single"/>
+              <w:right w:color="000000" w:space="0" w:sz="4" w:val="single"/>
+            </w:tcBorders>
+            <w:tcMar>
+              <w:top w:w="100.0" w:type="dxa"/>
+              <w:left w:w="100.0" w:type="dxa"/>
+              <w:bottom w:w="100.0" w:type="dxa"/>
+              <w:right w:w="100.0" w:type="dxa"/>
+            </w:tcMar>
+            <w:vAlign w:val="top"/>
+          </w:tcPr>
+          <w:p>
+            <w:pPr>
+              <w:spacing w:line="360" w:lineRule="auto"/>
+              <w:jc w:val="both"/>
+              <w:rPr>
+                <w:rFonts w:ascii="Times New Roman" w:cs="Times New Roman" w:eastAsia="Times New Roman" w:hAnsi="Times New Roman"/>
+              </w:rPr>
+            </w:pPr>
+            <w:r>
+              <w:rPr>
+                <w:rFonts w:ascii="Times New Roman" w:cs="Times New Roman" w:eastAsia="Times New Roman" w:hAnsi="Times New Roman"/>
+                <w:rtl w:val="0"/>
+              </w:rPr>
+              <w:t xml:space="preserve">Registro en menos de 1 minuto, conciliación inmediata, fin de las disputas por vales perdidos</w:t>
+            </w:r>
+          </w:p>
+        </w:tc>
+      </w:tr>
+      <w:tr>
+        <w:trPr>
+          <w:cantSplit w:val="0"/>
+          <w:trHeight w:val="770" w:hRule="atLeast"/>
+          <w:tblHeader w:val="0"/>
+        </w:trPr>
+        <w:tc>
+          <w:tcPr>
+            <w:tcBorders>
+              <w:top w:color="000000" w:space="0" w:sz="4" w:val="single"/>
+              <w:left w:color="000000" w:space="0" w:sz="4" w:val="single"/>
+              <w:bottom w:color="000000" w:space="0" w:sz="4" w:val="single"/>
+              <w:right w:color="000000" w:space="0" w:sz="4" w:val="single"/>
+            </w:tcBorders>
+            <w:tcMar>
+              <w:top w:w="100.0" w:type="dxa"/>
+              <w:left w:w="100.0" w:type="dxa"/>
+              <w:bottom w:w="100.0" w:type="dxa"/>
+              <w:right w:w="100.0" w:type="dxa"/>
+            </w:tcMar>
+            <w:vAlign w:val="top"/>
+          </w:tcPr>
+          <w:p>
+            <w:pPr>
+              <w:spacing w:line="360" w:lineRule="auto"/>
+              <w:jc w:val="both"/>
+              <w:rPr>
+                <w:rFonts w:ascii="Times New Roman" w:cs="Times New Roman" w:eastAsia="Times New Roman" w:hAnsi="Times New Roman"/>
+              </w:rPr>
+            </w:pPr>
+            <w:r>
+              <w:rPr>
+                <w:rFonts w:ascii="Times New Roman" w:cs="Times New Roman" w:eastAsia="Times New Roman" w:hAnsi="Times New Roman"/>
+                <w:b w:val="1"/>
+                <w:bCs w:val="1"/>
+                <w:rtl w:val="0"/>
+              </w:rPr>
+              <w:t xml:space="preserve">Institucional</w:t>
+            </w:r>
+            <w:r>
+              <w:rPr>
+                <w:rtl w:val="0"/>
+              </w:rPr>
+            </w:r>
+          </w:p>
+        </w:tc>
+        <w:tc>
+          <w:tcPr>
+            <w:tcBorders>
+              <w:top w:color="000000" w:space="0" w:sz="4" w:val="single"/>
+              <w:left w:color="000000" w:space="0" w:sz="4" w:val="single"/>
+              <w:bottom w:color="000000" w:space="0" w:sz="4" w:val="single"/>
+              <w:right w:color="000000" w:space="0" w:sz="4" w:val="single"/>
+            </w:tcBorders>
+            <w:tcMar>
+              <w:top w:w="100.0" w:type="dxa"/>
+              <w:left w:w="100.0" w:type="dxa"/>
+              <w:bottom w:w="100.0" w:type="dxa"/>
+              <w:right w:w="100.0" w:type="dxa"/>
+            </w:tcMar>
+            <w:vAlign w:val="top"/>
+          </w:tcPr>
+          <w:p>
+            <w:pPr>
+              <w:spacing w:line="360" w:lineRule="auto"/>
+              <w:jc w:val="both"/>
+              <w:rPr>
+                <w:rFonts w:ascii="Times New Roman" w:cs="Times New Roman" w:eastAsia="Times New Roman" w:hAnsi="Times New Roman"/>
+              </w:rPr>
+            </w:pPr>
+            <w:r>
+              <w:rPr>
+                <w:rFonts w:ascii="Times New Roman" w:cs="Times New Roman" w:eastAsia="Times New Roman" w:hAnsi="Times New Roman"/>
+                <w:rtl w:val="0"/>
+              </w:rPr>
+              <w:t xml:space="preserve">Indicadores de retorno para la municipalidad y evidencia para planes ambientales</w:t>
+            </w:r>
+          </w:p>
+        </w:tc>
+      </w:tr>
+      <w:tr>
+        <w:trPr>
+          <w:cantSplit w:val="0"/>
+          <w:trHeight w:val="500" w:hRule="atLeast"/>
+          <w:tblHeader w:val="0"/>
+        </w:trPr>
+        <w:tc>
+          <w:tcPr>
+            <w:tcBorders>
+              <w:top w:color="000000" w:space="0" w:sz="4" w:val="single"/>
+              <w:left w:color="000000" w:space="0" w:sz="4" w:val="single"/>
+              <w:bottom w:color="000000" w:space="0" w:sz="4" w:val="single"/>
+              <w:right w:color="000000" w:space="0" w:sz="4" w:val="single"/>
+            </w:tcBorders>
+            <w:tcMar>
+              <w:top w:w="100.0" w:type="dxa"/>
+              <w:left w:w="100.0" w:type="dxa"/>
+              <w:bottom w:w="100.0" w:type="dxa"/>
+              <w:right w:w="100.0" w:type="dxa"/>
+            </w:tcMar>
+            <w:vAlign w:val="top"/>
+          </w:tcPr>
+          <w:p>
+            <w:pPr>
+              <w:spacing w:line="360" w:lineRule="auto"/>
+              <w:jc w:val="both"/>
+              <w:rPr>
+                <w:rFonts w:ascii="Times New Roman" w:cs="Times New Roman" w:eastAsia="Times New Roman" w:hAnsi="Times New Roman"/>
+              </w:rPr>
+            </w:pPr>
+            <w:r>
+              <w:rPr>
+                <w:rFonts w:ascii="Times New Roman" w:cs="Times New Roman" w:eastAsia="Times New Roman" w:hAnsi="Times New Roman"/>
+                <w:b w:val="1"/>
+                <w:bCs w:val="1"/>
+                <w:rtl w:val="0"/>
+              </w:rPr>
+              <w:t xml:space="preserve">Social</w:t>
+            </w:r>
+            <w:r>
+              <w:rPr>
+                <w:rtl w:val="0"/>
+              </w:rPr>
+            </w:r>
+          </w:p>
+        </w:tc>
+        <w:tc>
+          <w:tcPr>
+            <w:tcBorders>
+              <w:top w:color="000000" w:space="0" w:sz="4" w:val="single"/>
+              <w:left w:color="000000" w:space="0" w:sz="4" w:val="single"/>
+              <w:bottom w:color="000000" w:space="0" w:sz="4" w:val="single"/>
+              <w:right w:color="000000" w:space="0" w:sz="4" w:val="single"/>
+            </w:tcBorders>
+            <w:tcMar>
+              <w:top w:w="100.0" w:type="dxa"/>
+              <w:left w:w="100.0" w:type="dxa"/>
+              <w:bottom w:w="100.0" w:type="dxa"/>
+              <w:right w:w="100.0" w:type="dxa"/>
+            </w:tcMar>
+            <w:vAlign w:val="top"/>
+          </w:tcPr>
+          <w:p>
+            <w:pPr>
+              <w:spacing w:line="360" w:lineRule="auto"/>
+              <w:jc w:val="both"/>
+              <w:rPr>
+                <w:rFonts w:ascii="Times New Roman" w:cs="Times New Roman" w:eastAsia="Times New Roman" w:hAnsi="Times New Roman"/>
+              </w:rPr>
+            </w:pPr>
+            <w:r>
+              <w:rPr>
+                <w:rFonts w:ascii="Times New Roman" w:cs="Times New Roman" w:eastAsia="Times New Roman" w:hAnsi="Times New Roman"/>
+                <w:rtl w:val="0"/>
+              </w:rPr>
+              <w:t xml:space="preserve">Relación más justa y transparente entre administración y comerciantes</w:t>
+            </w:r>
+          </w:p>
+        </w:tc>
+      </w:tr>
+    </w:tbl>
+    <w:p>
+      <w:pPr>
+        <w:spacing w:line="360" w:lineRule="auto"/>
+        <w:ind w:left="0" w:firstLine="0"/>
+        <w:jc w:val="both"/>
+        <w:rPr>
+          <w:rFonts w:ascii="Times New Roman" w:cs="Times New Roman" w:eastAsia="Times New Roman" w:hAnsi="Times New Roman"/>
+        </w:rPr>
+      </w:pPr>
+      <w:r>
+        <w:rPr>
+          <w:rtl w:val="0"/>
+        </w:rPr>
+      </w:r>
+    </w:p>
+    <w:p>
+      <w:pPr>
+        <w:pStyle w:val="Heading3"/>
+        <w:numPr>
+          <w:ilvl w:val="2"/>
+          <w:numId w:val="9"/>
+        </w:numPr>
+        <w:ind w:left="2160" w:hanging="360"/>
+        <w:jc w:val="both"/>
+        <w:rPr/>
+      </w:pPr>
+      <w:bookmarkStart w:colFirst="0" w:colLast="0" w:name="_awk5lkd8pq0e" w:id="22"/>
+      <w:bookmarkEnd w:id="22"/>
+      <w:r>
+        <w:rPr>
+          <w:rtl w:val="0"/>
+        </w:rPr>
+        <w:t xml:space="preserve">Ventajas competitivas frente a las alternativas</w:t>
+      </w:r>
+    </w:p>
+    <w:p>
+      <w:pPr>
+        <w:spacing w:line="360" w:lineRule="auto"/>
+        <w:jc w:val="both"/>
+        <w:rPr>
+          <w:rFonts w:ascii="Times New Roman" w:cs="Times New Roman" w:eastAsia="Times New Roman" w:hAnsi="Times New Roman"/>
+        </w:rPr>
+      </w:pPr>
+      <w:r>
+        <w:rPr>
+          <w:rtl w:val="0"/>
+        </w:rPr>
+      </w:r>
+    </w:p>
+    <w:tbl>
+      <w:tblPr>
+        <w:tblStyle w:val="Table8"/>
+        <w:tblW w:w="9025.511811023624" w:type="dxa"/>
+        <w:jc w:val="left"/>
+        <w:tblBorders>
+          <w:top w:color="000000" w:space="0" w:sz="0" w:val="nil"/>
+          <w:left w:color="000000" w:space="0" w:sz="0" w:val="nil"/>
+          <w:bottom w:color="000000" w:space="0" w:sz="0" w:val="nil"/>
+          <w:right w:color="000000" w:space="0" w:sz="0" w:val="nil"/>
+          <w:insideH w:color="000000" w:space="0" w:sz="0" w:val="nil"/>
+          <w:insideV w:color="000000" w:space="0" w:sz="0" w:val="nil"/>
+        </w:tblBorders>
+        <w:tblLayout w:type="fixed"/>
+        <w:tblLook w:val="0600"/>
+      </w:tblPr>
+      <w:tblGrid>
+        <w:gridCol w:w="2425.6642739801414"/>
+        <w:gridCol w:w="1757.794951890007"/>
+        <w:gridCol w:w="1215.1511276917724"/>
+        <w:gridCol w:w="1785.6228403104292"/>
+        <w:gridCol w:w="1841.278617151274"/>
+        <w:tblGridChange w:id="0">
+          <w:tblGrid>
+            <w:gridCol w:w="2425.6642739801414"/>
+            <w:gridCol w:w="1757.794951890007"/>
+            <w:gridCol w:w="1215.1511276917724"/>
+            <w:gridCol w:w="1785.6228403104292"/>
+            <w:gridCol w:w="1841.278617151274"/>
+          </w:tblGrid>
+        </w:tblGridChange>
+      </w:tblGrid>
+      <w:tr>
+        <w:trPr>
+          <w:cantSplit w:val="0"/>
+          <w:trHeight w:val="770" w:hRule="atLeast"/>
+          <w:tblHeader w:val="0"/>
+        </w:trPr>
+        <w:tc>
+          <w:tcPr>
+            <w:tcBorders>
+              <w:top w:color="000000" w:space="0" w:sz="4" w:val="single"/>
+              <w:left w:color="000000" w:space="0" w:sz="4" w:val="single"/>
+              <w:bottom w:color="000000" w:space="0" w:sz="4" w:val="single"/>
+              <w:right w:color="000000" w:space="0" w:sz="4" w:val="single"/>
+            </w:tcBorders>
+            <w:tcMar>
+              <w:top w:w="100.0" w:type="dxa"/>
+              <w:left w:w="100.0" w:type="dxa"/>
+              <w:bottom w:w="100.0" w:type="dxa"/>
+              <w:right w:w="100.0" w:type="dxa"/>
+            </w:tcMar>
+            <w:vAlign w:val="top"/>
+          </w:tcPr>
+          <w:p>
+            <w:pPr>
+              <w:spacing w:line="360" w:lineRule="auto"/>
+              <w:jc w:val="center"/>
+              <w:rPr>
+                <w:rFonts w:ascii="Times New Roman" w:cs="Times New Roman" w:eastAsia="Times New Roman" w:hAnsi="Times New Roman"/>
+              </w:rPr>
+            </w:pPr>
+            <w:r>
+              <w:rPr>
+                <w:rFonts w:ascii="Times New Roman" w:cs="Times New Roman" w:eastAsia="Times New Roman" w:hAnsi="Times New Roman"/>
+                <w:b w:val="1"/>
+                <w:bCs w:val="1"/>
+                <w:rtl w:val="0"/>
+              </w:rPr>
+              <w:t xml:space="preserve">Criterio</w:t>
+            </w:r>
+            <w:r>
+              <w:rPr>
+                <w:rtl w:val="0"/>
+              </w:rPr>
+            </w:r>
+          </w:p>
+        </w:tc>
+        <w:tc>
+          <w:tcPr>
+            <w:tcBorders>
+              <w:top w:color="000000" w:space="0" w:sz="4" w:val="single"/>
+              <w:left w:color="000000" w:space="0" w:sz="4" w:val="single"/>
+              <w:bottom w:color="000000" w:space="0" w:sz="4" w:val="single"/>
+              <w:right w:color="000000" w:space="0" w:sz="4" w:val="single"/>
+            </w:tcBorders>
+            <w:tcMar>
+              <w:top w:w="100.0" w:type="dxa"/>
+              <w:left w:w="100.0" w:type="dxa"/>
+              <w:bottom w:w="100.0" w:type="dxa"/>
+              <w:right w:w="100.0" w:type="dxa"/>
+            </w:tcMar>
+            <w:vAlign w:val="top"/>
+          </w:tcPr>
+          <w:p>
+            <w:pPr>
+              <w:spacing w:line="360" w:lineRule="auto"/>
+              <w:jc w:val="center"/>
+              <w:rPr>
+                <w:rFonts w:ascii="Times New Roman" w:cs="Times New Roman" w:eastAsia="Times New Roman" w:hAnsi="Times New Roman"/>
+              </w:rPr>
+            </w:pPr>
+            <w:r>
+              <w:rPr>
+                <w:rFonts w:ascii="Times New Roman" w:cs="Times New Roman" w:eastAsia="Times New Roman" w:hAnsi="Times New Roman"/>
+                <w:b w:val="1"/>
+                <w:bCs w:val="1"/>
+                <w:rtl w:val="0"/>
+              </w:rPr>
+              <w:t xml:space="preserve">Cuaderno / vale en papel</w:t>
+            </w:r>
+            <w:r>
+              <w:rPr>
+                <w:rtl w:val="0"/>
+              </w:rPr>
+            </w:r>
+          </w:p>
+        </w:tc>
+        <w:tc>
+          <w:tcPr>
+            <w:tcBorders>
+              <w:top w:color="000000" w:space="0" w:sz="4" w:val="single"/>
+              <w:left w:color="000000" w:space="0" w:sz="4" w:val="single"/>
+              <w:bottom w:color="000000" w:space="0" w:sz="4" w:val="single"/>
+              <w:right w:color="000000" w:space="0" w:sz="4" w:val="single"/>
+            </w:tcBorders>
+            <w:tcMar>
+              <w:top w:w="100.0" w:type="dxa"/>
+              <w:left w:w="100.0" w:type="dxa"/>
+              <w:bottom w:w="100.0" w:type="dxa"/>
+              <w:right w:w="100.0" w:type="dxa"/>
+            </w:tcMar>
+            <w:vAlign w:val="top"/>
+          </w:tcPr>
+          <w:p>
+            <w:pPr>
+              <w:spacing w:line="360" w:lineRule="auto"/>
+              <w:jc w:val="center"/>
+              <w:rPr>
+                <w:rFonts w:ascii="Times New Roman" w:cs="Times New Roman" w:eastAsia="Times New Roman" w:hAnsi="Times New Roman"/>
+              </w:rPr>
+            </w:pPr>
+            <w:r>
+              <w:rPr>
+                <w:rFonts w:ascii="Times New Roman" w:cs="Times New Roman" w:eastAsia="Times New Roman" w:hAnsi="Times New Roman"/>
+                <w:b w:val="1"/>
+                <w:bCs w:val="1"/>
+                <w:rtl w:val="0"/>
+              </w:rPr>
+              <w:t xml:space="preserve">Hoja de cálculo</w:t>
+            </w:r>
+            <w:r>
+              <w:rPr>
+                <w:rtl w:val="0"/>
+              </w:rPr>
+            </w:r>
+          </w:p>
+        </w:tc>
+        <w:tc>
+          <w:tcPr>
+            <w:tcBorders>
+              <w:top w:color="000000" w:space="0" w:sz="4" w:val="single"/>
+              <w:left w:color="000000" w:space="0" w:sz="4" w:val="single"/>
+              <w:bottom w:color="000000" w:space="0" w:sz="4" w:val="single"/>
+              <w:right w:color="000000" w:space="0" w:sz="4" w:val="single"/>
+            </w:tcBorders>
+            <w:tcMar>
+              <w:top w:w="100.0" w:type="dxa"/>
+              <w:left w:w="100.0" w:type="dxa"/>
+              <w:bottom w:w="100.0" w:type="dxa"/>
+              <w:right w:w="100.0" w:type="dxa"/>
+            </w:tcMar>
+            <w:vAlign w:val="top"/>
+          </w:tcPr>
+          <w:p>
+            <w:pPr>
+              <w:spacing w:line="360" w:lineRule="auto"/>
+              <w:jc w:val="center"/>
+              <w:rPr>
+                <w:rFonts w:ascii="Times New Roman" w:cs="Times New Roman" w:eastAsia="Times New Roman" w:hAnsi="Times New Roman"/>
+              </w:rPr>
+            </w:pPr>
+            <w:r>
+              <w:rPr>
+                <w:rFonts w:ascii="Times New Roman" w:cs="Times New Roman" w:eastAsia="Times New Roman" w:hAnsi="Times New Roman"/>
+                <w:b w:val="1"/>
+                <w:bCs w:val="1"/>
+                <w:rtl w:val="0"/>
+              </w:rPr>
+              <w:t xml:space="preserve">Plataformas existentes</w:t>
+            </w:r>
+            <w:r>
+              <w:rPr>
+                <w:rtl w:val="0"/>
+              </w:rPr>
+            </w:r>
+          </w:p>
+        </w:tc>
+        <w:tc>
+          <w:tcPr>
+            <w:tcBorders>
+              <w:top w:color="000000" w:space="0" w:sz="4" w:val="single"/>
+              <w:left w:color="000000" w:space="0" w:sz="4" w:val="single"/>
+              <w:bottom w:color="000000" w:space="0" w:sz="4" w:val="single"/>
+              <w:right w:color="000000" w:space="0" w:sz="4" w:val="single"/>
+            </w:tcBorders>
+            <w:tcMar>
+              <w:top w:w="100.0" w:type="dxa"/>
+              <w:left w:w="100.0" w:type="dxa"/>
+              <w:bottom w:w="100.0" w:type="dxa"/>
+              <w:right w:w="100.0" w:type="dxa"/>
+            </w:tcMar>
+            <w:vAlign w:val="top"/>
+          </w:tcPr>
+          <w:p>
+            <w:pPr>
+              <w:spacing w:line="360" w:lineRule="auto"/>
+              <w:jc w:val="center"/>
+              <w:rPr>
+                <w:rFonts w:ascii="Times New Roman" w:cs="Times New Roman" w:eastAsia="Times New Roman" w:hAnsi="Times New Roman"/>
+              </w:rPr>
+            </w:pPr>
+            <w:r>
+              <w:rPr>
+                <w:rFonts w:ascii="Times New Roman" w:cs="Times New Roman" w:eastAsia="Times New Roman" w:hAnsi="Times New Roman"/>
+                <w:b w:val="1"/>
+                <w:bCs w:val="1"/>
+                <w:rtl w:val="0"/>
+              </w:rPr>
+              <w:t xml:space="preserve">EcoVale Mercados</w:t>
+            </w:r>
+            <w:r>
+              <w:rPr>
+                <w:rtl w:val="0"/>
+              </w:rPr>
+            </w:r>
+          </w:p>
+        </w:tc>
+      </w:tr>
+      <w:tr>
+        <w:trPr>
+          <w:cantSplit w:val="0"/>
+          <w:trHeight w:val="770" w:hRule="atLeast"/>
+          <w:tblHeader w:val="0"/>
+        </w:trPr>
+        <w:tc>
+          <w:tcPr>
+            <w:tcBorders>
+              <w:top w:color="000000" w:space="0" w:sz="4" w:val="single"/>
+              <w:left w:color="000000" w:space="0" w:sz="4" w:val="single"/>
+              <w:bottom w:color="000000" w:space="0" w:sz="4" w:val="single"/>
+              <w:right w:color="000000" w:space="0" w:sz="4" w:val="single"/>
+            </w:tcBorders>
+            <w:tcMar>
+              <w:top w:w="100.0" w:type="dxa"/>
+              <w:left w:w="100.0" w:type="dxa"/>
+              <w:bottom w:w="100.0" w:type="dxa"/>
+              <w:right w:w="100.0" w:type="dxa"/>
+            </w:tcMar>
+            <w:vAlign w:val="top"/>
+          </w:tcPr>
+          <w:p>
+            <w:pPr>
+              <w:spacing w:line="360" w:lineRule="auto"/>
+              <w:jc w:val="both"/>
+              <w:rPr>
+                <w:rFonts w:ascii="Times New Roman" w:cs="Times New Roman" w:eastAsia="Times New Roman" w:hAnsi="Times New Roman"/>
+              </w:rPr>
+            </w:pPr>
+            <w:r>
+              <w:rPr>
+                <w:rFonts w:ascii="Times New Roman" w:cs="Times New Roman" w:eastAsia="Times New Roman" w:hAnsi="Times New Roman"/>
+                <w:rtl w:val="0"/>
+              </w:rPr>
+              <w:t xml:space="preserve">Trazabilidad por comerciante</w:t>
+            </w:r>
+          </w:p>
+        </w:tc>
+        <w:tc>
+          <w:tcPr>
+            <w:tcBorders>
+              <w:top w:color="000000" w:space="0" w:sz="4" w:val="single"/>
+              <w:left w:color="000000" w:space="0" w:sz="4" w:val="single"/>
+              <w:bottom w:color="000000" w:space="0" w:sz="4" w:val="single"/>
+              <w:right w:color="000000" w:space="0" w:sz="4" w:val="single"/>
+            </w:tcBorders>
+            <w:tcMar>
+              <w:top w:w="100.0" w:type="dxa"/>
+              <w:left w:w="100.0" w:type="dxa"/>
+              <w:bottom w:w="100.0" w:type="dxa"/>
+              <w:right w:w="100.0" w:type="dxa"/>
+            </w:tcMar>
+            <w:vAlign w:val="top"/>
+          </w:tcPr>
+          <w:p>
+            <w:pPr>
+              <w:spacing w:line="360" w:lineRule="auto"/>
+              <w:jc w:val="both"/>
+              <w:rPr>
+                <w:rFonts w:ascii="Times New Roman" w:cs="Times New Roman" w:eastAsia="Times New Roman" w:hAnsi="Times New Roman"/>
+              </w:rPr>
+            </w:pPr>
+            <w:r>
+              <w:rPr>
+                <w:rFonts w:ascii="Times New Roman" w:cs="Times New Roman" w:eastAsia="Times New Roman" w:hAnsi="Times New Roman"/>
+                <w:rtl w:val="0"/>
+              </w:rPr>
+              <w:t xml:space="preserve">Baja</w:t>
+            </w:r>
+          </w:p>
+        </w:tc>
+        <w:tc>
+          <w:tcPr>
+            <w:tcBorders>
+              <w:top w:color="000000" w:space="0" w:sz="4" w:val="single"/>
+              <w:left w:color="000000" w:space="0" w:sz="4" w:val="single"/>
+              <w:bottom w:color="000000" w:space="0" w:sz="4" w:val="single"/>
+              <w:right w:color="000000" w:space="0" w:sz="4" w:val="single"/>
+            </w:tcBorders>
+            <w:tcMar>
+              <w:top w:w="100.0" w:type="dxa"/>
+              <w:left w:w="100.0" w:type="dxa"/>
+              <w:bottom w:w="100.0" w:type="dxa"/>
+              <w:right w:w="100.0" w:type="dxa"/>
+            </w:tcMar>
+            <w:vAlign w:val="top"/>
+          </w:tcPr>
+          <w:p>
+            <w:pPr>
+              <w:spacing w:line="360" w:lineRule="auto"/>
+              <w:jc w:val="both"/>
+              <w:rPr>
+                <w:rFonts w:ascii="Times New Roman" w:cs="Times New Roman" w:eastAsia="Times New Roman" w:hAnsi="Times New Roman"/>
+              </w:rPr>
+            </w:pPr>
+            <w:r>
+              <w:rPr>
+                <w:rFonts w:ascii="Times New Roman" w:cs="Times New Roman" w:eastAsia="Times New Roman" w:hAnsi="Times New Roman"/>
+                <w:rtl w:val="0"/>
+              </w:rPr>
+              <w:t xml:space="preserve">Media</w:t>
+            </w:r>
+          </w:p>
+        </w:tc>
+        <w:tc>
+          <w:tcPr>
+            <w:tcBorders>
+              <w:top w:color="000000" w:space="0" w:sz="4" w:val="single"/>
+              <w:left w:color="000000" w:space="0" w:sz="4" w:val="single"/>
+              <w:bottom w:color="000000" w:space="0" w:sz="4" w:val="single"/>
+              <w:right w:color="000000" w:space="0" w:sz="4" w:val="single"/>
+            </w:tcBorders>
+            <w:tcMar>
+              <w:top w:w="100.0" w:type="dxa"/>
+              <w:left w:w="100.0" w:type="dxa"/>
+              <w:bottom w:w="100.0" w:type="dxa"/>
+              <w:right w:w="100.0" w:type="dxa"/>
+            </w:tcMar>
+            <w:vAlign w:val="top"/>
+          </w:tcPr>
+          <w:p>
+            <w:pPr>
+              <w:spacing w:line="360" w:lineRule="auto"/>
+              <w:jc w:val="both"/>
+              <w:rPr>
+                <w:rFonts w:ascii="Times New Roman" w:cs="Times New Roman" w:eastAsia="Times New Roman" w:hAnsi="Times New Roman"/>
+              </w:rPr>
+            </w:pPr>
+            <w:r>
+              <w:rPr>
+                <w:rFonts w:ascii="Times New Roman" w:cs="Times New Roman" w:eastAsia="Times New Roman" w:hAnsi="Times New Roman"/>
+                <w:rtl w:val="0"/>
+              </w:rPr>
+              <w:t xml:space="preserve">Alta</w:t>
+            </w:r>
+          </w:p>
+        </w:tc>
+        <w:tc>
+          <w:tcPr>
+            <w:tcBorders>
+              <w:top w:color="000000" w:space="0" w:sz="4" w:val="single"/>
+              <w:left w:color="000000" w:space="0" w:sz="4" w:val="single"/>
+              <w:bottom w:color="000000" w:space="0" w:sz="4" w:val="single"/>
+              <w:right w:color="000000" w:space="0" w:sz="4" w:val="single"/>
+            </w:tcBorders>
+            <w:tcMar>
+              <w:top w:w="100.0" w:type="dxa"/>
+              <w:left w:w="100.0" w:type="dxa"/>
+              <w:bottom w:w="100.0" w:type="dxa"/>
+              <w:right w:w="100.0" w:type="dxa"/>
+            </w:tcMar>
+            <w:vAlign w:val="top"/>
+          </w:tcPr>
+          <w:p>
+            <w:pPr>
+              <w:spacing w:line="360" w:lineRule="auto"/>
+              <w:jc w:val="both"/>
+              <w:rPr>
+                <w:rFonts w:ascii="Times New Roman" w:cs="Times New Roman" w:eastAsia="Times New Roman" w:hAnsi="Times New Roman"/>
+              </w:rPr>
+            </w:pPr>
+            <w:r>
+              <w:rPr>
+                <w:rFonts w:ascii="Times New Roman" w:cs="Times New Roman" w:eastAsia="Times New Roman" w:hAnsi="Times New Roman"/>
+                <w:b w:val="1"/>
+                <w:bCs w:val="1"/>
+                <w:rtl w:val="0"/>
+              </w:rPr>
+              <w:t xml:space="preserve">Alta</w:t>
+            </w:r>
+            <w:r>
+              <w:rPr>
+                <w:rtl w:val="0"/>
+              </w:rPr>
+            </w:r>
+          </w:p>
+        </w:tc>
+      </w:tr>
+      <w:tr>
+        <w:trPr>
+          <w:cantSplit w:val="0"/>
+          <w:trHeight w:val="770" w:hRule="atLeast"/>
+          <w:tblHeader w:val="0"/>
+        </w:trPr>
+        <w:tc>
+          <w:tcPr>
+            <w:tcBorders>
+              <w:top w:color="000000" w:space="0" w:sz="4" w:val="single"/>
+              <w:left w:color="000000" w:space="0" w:sz="4" w:val="single"/>
+              <w:bottom w:color="000000" w:space="0" w:sz="4" w:val="single"/>
+              <w:right w:color="000000" w:space="0" w:sz="4" w:val="single"/>
+            </w:tcBorders>
+            <w:tcMar>
+              <w:top w:w="100.0" w:type="dxa"/>
+              <w:left w:w="100.0" w:type="dxa"/>
+              <w:bottom w:w="100.0" w:type="dxa"/>
+              <w:right w:w="100.0" w:type="dxa"/>
+            </w:tcMar>
+            <w:vAlign w:val="top"/>
+          </w:tcPr>
+          <w:p>
+            <w:pPr>
+              <w:spacing w:line="360" w:lineRule="auto"/>
+              <w:jc w:val="both"/>
+              <w:rPr>
+                <w:rFonts w:ascii="Times New Roman" w:cs="Times New Roman" w:eastAsia="Times New Roman" w:hAnsi="Times New Roman"/>
+              </w:rPr>
+            </w:pPr>
+            <w:r>
+              <w:rPr>
+                <w:rFonts w:ascii="Times New Roman" w:cs="Times New Roman" w:eastAsia="Times New Roman" w:hAnsi="Times New Roman"/>
+                <w:rtl w:val="0"/>
+              </w:rPr>
+              <w:t xml:space="preserve">Resistencia a alteración</w:t>
+            </w:r>
+          </w:p>
+        </w:tc>
+        <w:tc>
+          <w:tcPr>
+            <w:tcBorders>
+              <w:top w:color="000000" w:space="0" w:sz="4" w:val="single"/>
+              <w:left w:color="000000" w:space="0" w:sz="4" w:val="single"/>
+              <w:bottom w:color="000000" w:space="0" w:sz="4" w:val="single"/>
+              <w:right w:color="000000" w:space="0" w:sz="4" w:val="single"/>
+            </w:tcBorders>
+            <w:tcMar>
+              <w:top w:w="100.0" w:type="dxa"/>
+              <w:left w:w="100.0" w:type="dxa"/>
+              <w:bottom w:w="100.0" w:type="dxa"/>
+              <w:right w:w="100.0" w:type="dxa"/>
+            </w:tcMar>
+            <w:vAlign w:val="top"/>
+          </w:tcPr>
+          <w:p>
+            <w:pPr>
+              <w:spacing w:line="360" w:lineRule="auto"/>
+              <w:jc w:val="both"/>
+              <w:rPr>
+                <w:rFonts w:ascii="Times New Roman" w:cs="Times New Roman" w:eastAsia="Times New Roman" w:hAnsi="Times New Roman"/>
+              </w:rPr>
+            </w:pPr>
+            <w:r>
+              <w:rPr>
+                <w:rFonts w:ascii="Times New Roman" w:cs="Times New Roman" w:eastAsia="Times New Roman" w:hAnsi="Times New Roman"/>
+                <w:rtl w:val="0"/>
+              </w:rPr>
+              <w:t xml:space="preserve">Nula</w:t>
+            </w:r>
+          </w:p>
+        </w:tc>
+        <w:tc>
+          <w:tcPr>
+            <w:tcBorders>
+              <w:top w:color="000000" w:space="0" w:sz="4" w:val="single"/>
+              <w:left w:color="000000" w:space="0" w:sz="4" w:val="single"/>
+              <w:bottom w:color="000000" w:space="0" w:sz="4" w:val="single"/>
+              <w:right w:color="000000" w:space="0" w:sz="4" w:val="single"/>
+            </w:tcBorders>
+            <w:tcMar>
+              <w:top w:w="100.0" w:type="dxa"/>
+              <w:left w:w="100.0" w:type="dxa"/>
+              <w:bottom w:w="100.0" w:type="dxa"/>
+              <w:right w:w="100.0" w:type="dxa"/>
+            </w:tcMar>
+            <w:vAlign w:val="top"/>
+          </w:tcPr>
+          <w:p>
+            <w:pPr>
+              <w:spacing w:line="360" w:lineRule="auto"/>
+              <w:jc w:val="both"/>
+              <w:rPr>
+                <w:rFonts w:ascii="Times New Roman" w:cs="Times New Roman" w:eastAsia="Times New Roman" w:hAnsi="Times New Roman"/>
+              </w:rPr>
+            </w:pPr>
+            <w:r>
+              <w:rPr>
+                <w:rFonts w:ascii="Times New Roman" w:cs="Times New Roman" w:eastAsia="Times New Roman" w:hAnsi="Times New Roman"/>
+                <w:rtl w:val="0"/>
+              </w:rPr>
+              <w:t xml:space="preserve">Baja</w:t>
+            </w:r>
+          </w:p>
+        </w:tc>
+        <w:tc>
+          <w:tcPr>
+            <w:tcBorders>
+              <w:top w:color="000000" w:space="0" w:sz="4" w:val="single"/>
+              <w:left w:color="000000" w:space="0" w:sz="4" w:val="single"/>
+              <w:bottom w:color="000000" w:space="0" w:sz="4" w:val="single"/>
+              <w:right w:color="000000" w:space="0" w:sz="4" w:val="single"/>
+            </w:tcBorders>
+            <w:tcMar>
+              <w:top w:w="100.0" w:type="dxa"/>
+              <w:left w:w="100.0" w:type="dxa"/>
+              <w:bottom w:w="100.0" w:type="dxa"/>
+              <w:right w:w="100.0" w:type="dxa"/>
+            </w:tcMar>
+            <w:vAlign w:val="top"/>
+          </w:tcPr>
+          <w:p>
+            <w:pPr>
+              <w:spacing w:line="360" w:lineRule="auto"/>
+              <w:jc w:val="both"/>
+              <w:rPr>
+                <w:rFonts w:ascii="Times New Roman" w:cs="Times New Roman" w:eastAsia="Times New Roman" w:hAnsi="Times New Roman"/>
+              </w:rPr>
+            </w:pPr>
+            <w:r>
+              <w:rPr>
+                <w:rFonts w:ascii="Times New Roman" w:cs="Times New Roman" w:eastAsia="Times New Roman" w:hAnsi="Times New Roman"/>
+                <w:rtl w:val="0"/>
+              </w:rPr>
+              <w:t xml:space="preserve">Alta</w:t>
+            </w:r>
+          </w:p>
+        </w:tc>
+        <w:tc>
+          <w:tcPr>
+            <w:tcBorders>
+              <w:top w:color="000000" w:space="0" w:sz="4" w:val="single"/>
+              <w:left w:color="000000" w:space="0" w:sz="4" w:val="single"/>
+              <w:bottom w:color="000000" w:space="0" w:sz="4" w:val="single"/>
+              <w:right w:color="000000" w:space="0" w:sz="4" w:val="single"/>
+            </w:tcBorders>
+            <w:tcMar>
+              <w:top w:w="100.0" w:type="dxa"/>
+              <w:left w:w="100.0" w:type="dxa"/>
+              <w:bottom w:w="100.0" w:type="dxa"/>
+              <w:right w:w="100.0" w:type="dxa"/>
+            </w:tcMar>
+            <w:vAlign w:val="top"/>
+          </w:tcPr>
+          <w:p>
+            <w:pPr>
+              <w:spacing w:line="360" w:lineRule="auto"/>
+              <w:jc w:val="both"/>
+              <w:rPr>
+                <w:rFonts w:ascii="Times New Roman" w:cs="Times New Roman" w:eastAsia="Times New Roman" w:hAnsi="Times New Roman"/>
+              </w:rPr>
+            </w:pPr>
+            <w:r>
+              <w:rPr>
+                <w:rFonts w:ascii="Times New Roman" w:cs="Times New Roman" w:eastAsia="Times New Roman" w:hAnsi="Times New Roman"/>
+                <w:b w:val="1"/>
+                <w:bCs w:val="1"/>
+                <w:rtl w:val="0"/>
+              </w:rPr>
+              <w:t xml:space="preserve">Alta (bitácora inmutable)</w:t>
+            </w:r>
+            <w:r>
+              <w:rPr>
+                <w:rtl w:val="0"/>
+              </w:rPr>
+            </w:r>
+          </w:p>
+        </w:tc>
+      </w:tr>
+      <w:tr>
+        <w:trPr>
+          <w:cantSplit w:val="0"/>
+          <w:trHeight w:val="500" w:hRule="atLeast"/>
+          <w:tblHeader w:val="0"/>
+        </w:trPr>
+        <w:tc>
+          <w:tcPr>
+            <w:tcBorders>
+              <w:top w:color="000000" w:space="0" w:sz="4" w:val="single"/>
+              <w:left w:color="000000" w:space="0" w:sz="4" w:val="single"/>
+              <w:bottom w:color="000000" w:space="0" w:sz="4" w:val="single"/>
+              <w:right w:color="000000" w:space="0" w:sz="4" w:val="single"/>
+            </w:tcBorders>
+            <w:tcMar>
+              <w:top w:w="100.0" w:type="dxa"/>
+              <w:left w:w="100.0" w:type="dxa"/>
+              <w:bottom w:w="100.0" w:type="dxa"/>
+              <w:right w:w="100.0" w:type="dxa"/>
+            </w:tcMar>
+            <w:vAlign w:val="top"/>
+          </w:tcPr>
+          <w:p>
+            <w:pPr>
+              <w:spacing w:line="360" w:lineRule="auto"/>
+              <w:jc w:val="both"/>
+              <w:rPr>
+                <w:rFonts w:ascii="Times New Roman" w:cs="Times New Roman" w:eastAsia="Times New Roman" w:hAnsi="Times New Roman"/>
+              </w:rPr>
+            </w:pPr>
+            <w:r>
+              <w:rPr>
+                <w:rFonts w:ascii="Times New Roman" w:cs="Times New Roman" w:eastAsia="Times New Roman" w:hAnsi="Times New Roman"/>
+                <w:rtl w:val="0"/>
+              </w:rPr>
+              <w:t xml:space="preserve">Operación sin conexión</w:t>
+            </w:r>
+          </w:p>
+        </w:tc>
+        <w:tc>
+          <w:tcPr>
+            <w:tcBorders>
+              <w:top w:color="000000" w:space="0" w:sz="4" w:val="single"/>
+              <w:left w:color="000000" w:space="0" w:sz="4" w:val="single"/>
+              <w:bottom w:color="000000" w:space="0" w:sz="4" w:val="single"/>
+              <w:right w:color="000000" w:space="0" w:sz="4" w:val="single"/>
+            </w:tcBorders>
+            <w:tcMar>
+              <w:top w:w="100.0" w:type="dxa"/>
+              <w:left w:w="100.0" w:type="dxa"/>
+              <w:bottom w:w="100.0" w:type="dxa"/>
+              <w:right w:w="100.0" w:type="dxa"/>
+            </w:tcMar>
+            <w:vAlign w:val="top"/>
+          </w:tcPr>
+          <w:p>
+            <w:pPr>
+              <w:spacing w:line="360" w:lineRule="auto"/>
+              <w:jc w:val="both"/>
+              <w:rPr>
+                <w:rFonts w:ascii="Times New Roman" w:cs="Times New Roman" w:eastAsia="Times New Roman" w:hAnsi="Times New Roman"/>
+              </w:rPr>
+            </w:pPr>
+            <w:r>
+              <w:rPr>
+                <w:rFonts w:ascii="Times New Roman" w:cs="Times New Roman" w:eastAsia="Times New Roman" w:hAnsi="Times New Roman"/>
+                <w:rtl w:val="0"/>
+              </w:rPr>
+              <w:t xml:space="preserve">Sí</w:t>
+            </w:r>
+          </w:p>
+        </w:tc>
+        <w:tc>
+          <w:tcPr>
+            <w:tcBorders>
+              <w:top w:color="000000" w:space="0" w:sz="4" w:val="single"/>
+              <w:left w:color="000000" w:space="0" w:sz="4" w:val="single"/>
+              <w:bottom w:color="000000" w:space="0" w:sz="4" w:val="single"/>
+              <w:right w:color="000000" w:space="0" w:sz="4" w:val="single"/>
+            </w:tcBorders>
+            <w:tcMar>
+              <w:top w:w="100.0" w:type="dxa"/>
+              <w:left w:w="100.0" w:type="dxa"/>
+              <w:bottom w:w="100.0" w:type="dxa"/>
+              <w:right w:w="100.0" w:type="dxa"/>
+            </w:tcMar>
+            <w:vAlign w:val="top"/>
+          </w:tcPr>
+          <w:p>
+            <w:pPr>
+              <w:spacing w:line="360" w:lineRule="auto"/>
+              <w:jc w:val="both"/>
+              <w:rPr>
+                <w:rFonts w:ascii="Times New Roman" w:cs="Times New Roman" w:eastAsia="Times New Roman" w:hAnsi="Times New Roman"/>
+              </w:rPr>
+            </w:pPr>
+            <w:r>
+              <w:rPr>
+                <w:rFonts w:ascii="Times New Roman" w:cs="Times New Roman" w:eastAsia="Times New Roman" w:hAnsi="Times New Roman"/>
+                <w:rtl w:val="0"/>
+              </w:rPr>
+              <w:t xml:space="preserve">Parcial</w:t>
+            </w:r>
+          </w:p>
+        </w:tc>
+        <w:tc>
+          <w:tcPr>
+            <w:tcBorders>
+              <w:top w:color="000000" w:space="0" w:sz="4" w:val="single"/>
+              <w:left w:color="000000" w:space="0" w:sz="4" w:val="single"/>
+              <w:bottom w:color="000000" w:space="0" w:sz="4" w:val="single"/>
+              <w:right w:color="000000" w:space="0" w:sz="4" w:val="single"/>
+            </w:tcBorders>
+            <w:tcMar>
+              <w:top w:w="100.0" w:type="dxa"/>
+              <w:left w:w="100.0" w:type="dxa"/>
+              <w:bottom w:w="100.0" w:type="dxa"/>
+              <w:right w:w="100.0" w:type="dxa"/>
+            </w:tcMar>
+            <w:vAlign w:val="top"/>
+          </w:tcPr>
+          <w:p>
+            <w:pPr>
+              <w:spacing w:line="360" w:lineRule="auto"/>
+              <w:jc w:val="both"/>
+              <w:rPr>
+                <w:rFonts w:ascii="Times New Roman" w:cs="Times New Roman" w:eastAsia="Times New Roman" w:hAnsi="Times New Roman"/>
+              </w:rPr>
+            </w:pPr>
+            <w:r>
+              <w:rPr>
+                <w:rFonts w:ascii="Times New Roman" w:cs="Times New Roman" w:eastAsia="Times New Roman" w:hAnsi="Times New Roman"/>
+                <w:rtl w:val="0"/>
+              </w:rPr>
+              <w:t xml:space="preserve">No siempre</w:t>
+            </w:r>
+          </w:p>
+        </w:tc>
+        <w:tc>
+          <w:tcPr>
+            <w:tcBorders>
+              <w:top w:color="000000" w:space="0" w:sz="4" w:val="single"/>
+              <w:left w:color="000000" w:space="0" w:sz="4" w:val="single"/>
+              <w:bottom w:color="000000" w:space="0" w:sz="4" w:val="single"/>
+              <w:right w:color="000000" w:space="0" w:sz="4" w:val="single"/>
+            </w:tcBorders>
+            <w:tcMar>
+              <w:top w:w="100.0" w:type="dxa"/>
+              <w:left w:w="100.0" w:type="dxa"/>
+              <w:bottom w:w="100.0" w:type="dxa"/>
+              <w:right w:w="100.0" w:type="dxa"/>
+            </w:tcMar>
+            <w:vAlign w:val="top"/>
+          </w:tcPr>
+          <w:p>
+            <w:pPr>
+              <w:spacing w:line="360" w:lineRule="auto"/>
+              <w:jc w:val="both"/>
+              <w:rPr>
+                <w:rFonts w:ascii="Times New Roman" w:cs="Times New Roman" w:eastAsia="Times New Roman" w:hAnsi="Times New Roman"/>
+              </w:rPr>
+            </w:pPr>
+            <w:r>
+              <w:rPr>
+                <w:rFonts w:ascii="Times New Roman" w:cs="Times New Roman" w:eastAsia="Times New Roman" w:hAnsi="Times New Roman"/>
+                <w:b w:val="1"/>
+                <w:bCs w:val="1"/>
+                <w:rtl w:val="0"/>
+              </w:rPr>
+              <w:t xml:space="preserve">Sí (PWA offline)</w:t>
+            </w:r>
+            <w:r>
+              <w:rPr>
+                <w:rtl w:val="0"/>
+              </w:rPr>
+            </w:r>
+          </w:p>
+        </w:tc>
+      </w:tr>
+      <w:tr>
+        <w:trPr>
+          <w:cantSplit w:val="0"/>
+          <w:trHeight w:val="770" w:hRule="atLeast"/>
+          <w:tblHeader w:val="0"/>
+        </w:trPr>
+        <w:tc>
+          <w:tcPr>
+            <w:tcBorders>
+              <w:top w:color="000000" w:space="0" w:sz="4" w:val="single"/>
+              <w:left w:color="000000" w:space="0" w:sz="4" w:val="single"/>
+              <w:bottom w:color="000000" w:space="0" w:sz="4" w:val="single"/>
+              <w:right w:color="000000" w:space="0" w:sz="4" w:val="single"/>
+            </w:tcBorders>
+            <w:tcMar>
+              <w:top w:w="100.0" w:type="dxa"/>
+              <w:left w:w="100.0" w:type="dxa"/>
+              <w:bottom w:w="100.0" w:type="dxa"/>
+              <w:right w:w="100.0" w:type="dxa"/>
+            </w:tcMar>
+            <w:vAlign w:val="top"/>
+          </w:tcPr>
+          <w:p>
+            <w:pPr>
+              <w:spacing w:line="360" w:lineRule="auto"/>
+              <w:jc w:val="both"/>
+              <w:rPr>
+                <w:rFonts w:ascii="Times New Roman" w:cs="Times New Roman" w:eastAsia="Times New Roman" w:hAnsi="Times New Roman"/>
+              </w:rPr>
+            </w:pPr>
+            <w:r>
+              <w:rPr>
+                <w:rFonts w:ascii="Times New Roman" w:cs="Times New Roman" w:eastAsia="Times New Roman" w:hAnsi="Times New Roman"/>
+                <w:rtl w:val="0"/>
+              </w:rPr>
+              <w:t xml:space="preserve">Enfoque préstamo mercado–comerciante</w:t>
+            </w:r>
+          </w:p>
+        </w:tc>
+        <w:tc>
+          <w:tcPr>
+            <w:tcBorders>
+              <w:top w:color="000000" w:space="0" w:sz="4" w:val="single"/>
+              <w:left w:color="000000" w:space="0" w:sz="4" w:val="single"/>
+              <w:bottom w:color="000000" w:space="0" w:sz="4" w:val="single"/>
+              <w:right w:color="000000" w:space="0" w:sz="4" w:val="single"/>
+            </w:tcBorders>
+            <w:tcMar>
+              <w:top w:w="100.0" w:type="dxa"/>
+              <w:left w:w="100.0" w:type="dxa"/>
+              <w:bottom w:w="100.0" w:type="dxa"/>
+              <w:right w:w="100.0" w:type="dxa"/>
+            </w:tcMar>
+            <w:vAlign w:val="top"/>
+          </w:tcPr>
+          <w:p>
+            <w:pPr>
+              <w:spacing w:line="360" w:lineRule="auto"/>
+              <w:jc w:val="both"/>
+              <w:rPr>
+                <w:rFonts w:ascii="Times New Roman" w:cs="Times New Roman" w:eastAsia="Times New Roman" w:hAnsi="Times New Roman"/>
+              </w:rPr>
+            </w:pPr>
+            <w:r>
+              <w:rPr>
+                <w:rFonts w:ascii="Times New Roman" w:cs="Times New Roman" w:eastAsia="Times New Roman" w:hAnsi="Times New Roman"/>
+                <w:rtl w:val="0"/>
+              </w:rPr>
+              <w:t xml:space="preserve">Sí</w:t>
+            </w:r>
+          </w:p>
+        </w:tc>
+        <w:tc>
+          <w:tcPr>
+            <w:tcBorders>
+              <w:top w:color="000000" w:space="0" w:sz="4" w:val="single"/>
+              <w:left w:color="000000" w:space="0" w:sz="4" w:val="single"/>
+              <w:bottom w:color="000000" w:space="0" w:sz="4" w:val="single"/>
+              <w:right w:color="000000" w:space="0" w:sz="4" w:val="single"/>
+            </w:tcBorders>
+            <w:tcMar>
+              <w:top w:w="100.0" w:type="dxa"/>
+              <w:left w:w="100.0" w:type="dxa"/>
+              <w:bottom w:w="100.0" w:type="dxa"/>
+              <w:right w:w="100.0" w:type="dxa"/>
+            </w:tcMar>
+            <w:vAlign w:val="top"/>
+          </w:tcPr>
+          <w:p>
+            <w:pPr>
+              <w:spacing w:line="360" w:lineRule="auto"/>
+              <w:jc w:val="both"/>
+              <w:rPr>
+                <w:rFonts w:ascii="Times New Roman" w:cs="Times New Roman" w:eastAsia="Times New Roman" w:hAnsi="Times New Roman"/>
+              </w:rPr>
+            </w:pPr>
+            <w:r>
+              <w:rPr>
+                <w:rFonts w:ascii="Times New Roman" w:cs="Times New Roman" w:eastAsia="Times New Roman" w:hAnsi="Times New Roman"/>
+                <w:rtl w:val="0"/>
+              </w:rPr>
+              <w:t xml:space="preserve">Sí</w:t>
+            </w:r>
+          </w:p>
+        </w:tc>
+        <w:tc>
+          <w:tcPr>
+            <w:tcBorders>
+              <w:top w:color="000000" w:space="0" w:sz="4" w:val="single"/>
+              <w:left w:color="000000" w:space="0" w:sz="4" w:val="single"/>
+              <w:bottom w:color="000000" w:space="0" w:sz="4" w:val="single"/>
+              <w:right w:color="000000" w:space="0" w:sz="4" w:val="single"/>
+            </w:tcBorders>
+            <w:tcMar>
+              <w:top w:w="100.0" w:type="dxa"/>
+              <w:left w:w="100.0" w:type="dxa"/>
+              <w:bottom w:w="100.0" w:type="dxa"/>
+              <w:right w:w="100.0" w:type="dxa"/>
+            </w:tcMar>
+            <w:vAlign w:val="top"/>
+          </w:tcPr>
+          <w:p>
+            <w:pPr>
+              <w:spacing w:line="360" w:lineRule="auto"/>
+              <w:jc w:val="both"/>
+              <w:rPr>
+                <w:rFonts w:ascii="Times New Roman" w:cs="Times New Roman" w:eastAsia="Times New Roman" w:hAnsi="Times New Roman"/>
+              </w:rPr>
+            </w:pPr>
+            <w:r>
+              <w:rPr>
+                <w:rFonts w:ascii="Times New Roman" w:cs="Times New Roman" w:eastAsia="Times New Roman" w:hAnsi="Times New Roman"/>
+                <w:rtl w:val="0"/>
+              </w:rPr>
+              <w:t xml:space="preserve">No</w:t>
+            </w:r>
+          </w:p>
+        </w:tc>
+        <w:tc>
+          <w:tcPr>
+            <w:tcBorders>
+              <w:top w:color="000000" w:space="0" w:sz="4" w:val="single"/>
+              <w:left w:color="000000" w:space="0" w:sz="4" w:val="single"/>
+              <w:bottom w:color="000000" w:space="0" w:sz="4" w:val="single"/>
+              <w:right w:color="000000" w:space="0" w:sz="4" w:val="single"/>
+            </w:tcBorders>
+            <w:tcMar>
+              <w:top w:w="100.0" w:type="dxa"/>
+              <w:left w:w="100.0" w:type="dxa"/>
+              <w:bottom w:w="100.0" w:type="dxa"/>
+              <w:right w:w="100.0" w:type="dxa"/>
+            </w:tcMar>
+            <w:vAlign w:val="top"/>
+          </w:tcPr>
+          <w:p>
+            <w:pPr>
+              <w:spacing w:line="360" w:lineRule="auto"/>
+              <w:jc w:val="both"/>
+              <w:rPr>
+                <w:rFonts w:ascii="Times New Roman" w:cs="Times New Roman" w:eastAsia="Times New Roman" w:hAnsi="Times New Roman"/>
+              </w:rPr>
+            </w:pPr>
+            <w:r>
+              <w:rPr>
+                <w:rFonts w:ascii="Times New Roman" w:cs="Times New Roman" w:eastAsia="Times New Roman" w:hAnsi="Times New Roman"/>
+                <w:b w:val="1"/>
+                <w:bCs w:val="1"/>
+                <w:rtl w:val="0"/>
+              </w:rPr>
+              <w:t xml:space="preserve">Sí</w:t>
+            </w:r>
+            <w:r>
+              <w:rPr>
+                <w:rtl w:val="0"/>
+              </w:rPr>
+            </w:r>
+          </w:p>
+        </w:tc>
+      </w:tr>
+      <w:tr>
+        <w:trPr>
+          <w:cantSplit w:val="0"/>
+          <w:trHeight w:val="770" w:hRule="atLeast"/>
+          <w:tblHeader w:val="0"/>
+        </w:trPr>
+        <w:tc>
+          <w:tcPr>
+            <w:tcBorders>
+              <w:top w:color="000000" w:space="0" w:sz="4" w:val="single"/>
+              <w:left w:color="000000" w:space="0" w:sz="4" w:val="single"/>
+              <w:bottom w:color="000000" w:space="0" w:sz="4" w:val="single"/>
+              <w:right w:color="000000" w:space="0" w:sz="4" w:val="single"/>
+            </w:tcBorders>
+            <w:tcMar>
+              <w:top w:w="100.0" w:type="dxa"/>
+              <w:left w:w="100.0" w:type="dxa"/>
+              <w:bottom w:w="100.0" w:type="dxa"/>
+              <w:right w:w="100.0" w:type="dxa"/>
+            </w:tcMar>
+            <w:vAlign w:val="top"/>
+          </w:tcPr>
+          <w:p>
+            <w:pPr>
+              <w:spacing w:line="360" w:lineRule="auto"/>
+              <w:jc w:val="both"/>
+              <w:rPr>
+                <w:rFonts w:ascii="Times New Roman" w:cs="Times New Roman" w:eastAsia="Times New Roman" w:hAnsi="Times New Roman"/>
+              </w:rPr>
+            </w:pPr>
+            <w:r>
+              <w:rPr>
+                <w:rFonts w:ascii="Times New Roman" w:cs="Times New Roman" w:eastAsia="Times New Roman" w:hAnsi="Times New Roman"/>
+                <w:rtl w:val="0"/>
+              </w:rPr>
+              <w:t xml:space="preserve">Dependencia de dinero o depósito</w:t>
+            </w:r>
+          </w:p>
+        </w:tc>
+        <w:tc>
+          <w:tcPr>
+            <w:tcBorders>
+              <w:top w:color="000000" w:space="0" w:sz="4" w:val="single"/>
+              <w:left w:color="000000" w:space="0" w:sz="4" w:val="single"/>
+              <w:bottom w:color="000000" w:space="0" w:sz="4" w:val="single"/>
+              <w:right w:color="000000" w:space="0" w:sz="4" w:val="single"/>
+            </w:tcBorders>
+            <w:tcMar>
+              <w:top w:w="100.0" w:type="dxa"/>
+              <w:left w:w="100.0" w:type="dxa"/>
+              <w:bottom w:w="100.0" w:type="dxa"/>
+              <w:right w:w="100.0" w:type="dxa"/>
+            </w:tcMar>
+            <w:vAlign w:val="top"/>
+          </w:tcPr>
+          <w:p>
+            <w:pPr>
+              <w:spacing w:line="360" w:lineRule="auto"/>
+              <w:jc w:val="both"/>
+              <w:rPr>
+                <w:rFonts w:ascii="Times New Roman" w:cs="Times New Roman" w:eastAsia="Times New Roman" w:hAnsi="Times New Roman"/>
+              </w:rPr>
+            </w:pPr>
+            <w:r>
+              <w:rPr>
+                <w:rFonts w:ascii="Times New Roman" w:cs="Times New Roman" w:eastAsia="Times New Roman" w:hAnsi="Times New Roman"/>
+                <w:rtl w:val="0"/>
+              </w:rPr>
+              <w:t xml:space="preserve">No</w:t>
+            </w:r>
+          </w:p>
+        </w:tc>
+        <w:tc>
+          <w:tcPr>
+            <w:tcBorders>
+              <w:top w:color="000000" w:space="0" w:sz="4" w:val="single"/>
+              <w:left w:color="000000" w:space="0" w:sz="4" w:val="single"/>
+              <w:bottom w:color="000000" w:space="0" w:sz="4" w:val="single"/>
+              <w:right w:color="000000" w:space="0" w:sz="4" w:val="single"/>
+            </w:tcBorders>
+            <w:tcMar>
+              <w:top w:w="100.0" w:type="dxa"/>
+              <w:left w:w="100.0" w:type="dxa"/>
+              <w:bottom w:w="100.0" w:type="dxa"/>
+              <w:right w:w="100.0" w:type="dxa"/>
+            </w:tcMar>
+            <w:vAlign w:val="top"/>
+          </w:tcPr>
+          <w:p>
+            <w:pPr>
+              <w:spacing w:line="360" w:lineRule="auto"/>
+              <w:jc w:val="both"/>
+              <w:rPr>
+                <w:rFonts w:ascii="Times New Roman" w:cs="Times New Roman" w:eastAsia="Times New Roman" w:hAnsi="Times New Roman"/>
+              </w:rPr>
+            </w:pPr>
+            <w:r>
+              <w:rPr>
+                <w:rFonts w:ascii="Times New Roman" w:cs="Times New Roman" w:eastAsia="Times New Roman" w:hAnsi="Times New Roman"/>
+                <w:rtl w:val="0"/>
+              </w:rPr>
+              <w:t xml:space="preserve">No</w:t>
+            </w:r>
+          </w:p>
+        </w:tc>
+        <w:tc>
+          <w:tcPr>
+            <w:tcBorders>
+              <w:top w:color="000000" w:space="0" w:sz="4" w:val="single"/>
+              <w:left w:color="000000" w:space="0" w:sz="4" w:val="single"/>
+              <w:bottom w:color="000000" w:space="0" w:sz="4" w:val="single"/>
+              <w:right w:color="000000" w:space="0" w:sz="4" w:val="single"/>
+            </w:tcBorders>
+            <w:tcMar>
+              <w:top w:w="100.0" w:type="dxa"/>
+              <w:left w:w="100.0" w:type="dxa"/>
+              <w:bottom w:w="100.0" w:type="dxa"/>
+              <w:right w:w="100.0" w:type="dxa"/>
+            </w:tcMar>
+            <w:vAlign w:val="top"/>
+          </w:tcPr>
+          <w:p>
+            <w:pPr>
+              <w:spacing w:line="360" w:lineRule="auto"/>
+              <w:jc w:val="both"/>
+              <w:rPr>
+                <w:rFonts w:ascii="Times New Roman" w:cs="Times New Roman" w:eastAsia="Times New Roman" w:hAnsi="Times New Roman"/>
+              </w:rPr>
+            </w:pPr>
+            <w:r>
+              <w:rPr>
+                <w:rFonts w:ascii="Times New Roman" w:cs="Times New Roman" w:eastAsia="Times New Roman" w:hAnsi="Times New Roman"/>
+                <w:rtl w:val="0"/>
+              </w:rPr>
+              <w:t xml:space="preserve">Sí</w:t>
+            </w:r>
+          </w:p>
+        </w:tc>
+        <w:tc>
+          <w:tcPr>
+            <w:tcBorders>
+              <w:top w:color="000000" w:space="0" w:sz="4" w:val="single"/>
+              <w:left w:color="000000" w:space="0" w:sz="4" w:val="single"/>
+              <w:bottom w:color="000000" w:space="0" w:sz="4" w:val="single"/>
+              <w:right w:color="000000" w:space="0" w:sz="4" w:val="single"/>
+            </w:tcBorders>
+            <w:tcMar>
+              <w:top w:w="100.0" w:type="dxa"/>
+              <w:left w:w="100.0" w:type="dxa"/>
+              <w:bottom w:w="100.0" w:type="dxa"/>
+              <w:right w:w="100.0" w:type="dxa"/>
+            </w:tcMar>
+            <w:vAlign w:val="top"/>
+          </w:tcPr>
+          <w:p>
+            <w:pPr>
+              <w:spacing w:line="360" w:lineRule="auto"/>
+              <w:jc w:val="both"/>
+              <w:rPr>
+                <w:rFonts w:ascii="Times New Roman" w:cs="Times New Roman" w:eastAsia="Times New Roman" w:hAnsi="Times New Roman"/>
+              </w:rPr>
+            </w:pPr>
+            <w:r>
+              <w:rPr>
+                <w:rFonts w:ascii="Times New Roman" w:cs="Times New Roman" w:eastAsia="Times New Roman" w:hAnsi="Times New Roman"/>
+                <w:b w:val="1"/>
+                <w:bCs w:val="1"/>
+                <w:rtl w:val="0"/>
+              </w:rPr>
+              <w:t xml:space="preserve">No (por diseño)</w:t>
+            </w:r>
+            <w:r>
+              <w:rPr>
+                <w:rtl w:val="0"/>
+              </w:rPr>
+            </w:r>
+          </w:p>
+        </w:tc>
+      </w:tr>
+      <w:tr>
+        <w:trPr>
+          <w:cantSplit w:val="0"/>
+          <w:trHeight w:val="770" w:hRule="atLeast"/>
+          <w:tblHeader w:val="0"/>
+        </w:trPr>
+        <w:tc>
+          <w:tcPr>
+            <w:tcBorders>
+              <w:top w:color="000000" w:space="0" w:sz="4" w:val="single"/>
+              <w:left w:color="000000" w:space="0" w:sz="4" w:val="single"/>
+              <w:bottom w:color="000000" w:space="0" w:sz="4" w:val="single"/>
+              <w:right w:color="000000" w:space="0" w:sz="4" w:val="single"/>
+            </w:tcBorders>
+            <w:tcMar>
+              <w:top w:w="100.0" w:type="dxa"/>
+              <w:left w:w="100.0" w:type="dxa"/>
+              <w:bottom w:w="100.0" w:type="dxa"/>
+              <w:right w:w="100.0" w:type="dxa"/>
+            </w:tcMar>
+            <w:vAlign w:val="top"/>
+          </w:tcPr>
+          <w:p>
+            <w:pPr>
+              <w:spacing w:line="360" w:lineRule="auto"/>
+              <w:jc w:val="both"/>
+              <w:rPr>
+                <w:rFonts w:ascii="Times New Roman" w:cs="Times New Roman" w:eastAsia="Times New Roman" w:hAnsi="Times New Roman"/>
+              </w:rPr>
+            </w:pPr>
+            <w:r>
+              <w:rPr>
+                <w:rFonts w:ascii="Times New Roman" w:cs="Times New Roman" w:eastAsia="Times New Roman" w:hAnsi="Times New Roman"/>
+                <w:rtl w:val="0"/>
+              </w:rPr>
+              <w:t xml:space="preserve">Costo para el mercado</w:t>
+            </w:r>
+          </w:p>
+        </w:tc>
+        <w:tc>
+          <w:tcPr>
+            <w:tcBorders>
+              <w:top w:color="000000" w:space="0" w:sz="4" w:val="single"/>
+              <w:left w:color="000000" w:space="0" w:sz="4" w:val="single"/>
+              <w:bottom w:color="000000" w:space="0" w:sz="4" w:val="single"/>
+              <w:right w:color="000000" w:space="0" w:sz="4" w:val="single"/>
+            </w:tcBorders>
+            <w:tcMar>
+              <w:top w:w="100.0" w:type="dxa"/>
+              <w:left w:w="100.0" w:type="dxa"/>
+              <w:bottom w:w="100.0" w:type="dxa"/>
+              <w:right w:w="100.0" w:type="dxa"/>
+            </w:tcMar>
+            <w:vAlign w:val="top"/>
+          </w:tcPr>
+          <w:p>
+            <w:pPr>
+              <w:spacing w:line="360" w:lineRule="auto"/>
+              <w:jc w:val="both"/>
+              <w:rPr>
+                <w:rFonts w:ascii="Times New Roman" w:cs="Times New Roman" w:eastAsia="Times New Roman" w:hAnsi="Times New Roman"/>
+              </w:rPr>
+            </w:pPr>
+            <w:r>
+              <w:rPr>
+                <w:rFonts w:ascii="Times New Roman" w:cs="Times New Roman" w:eastAsia="Times New Roman" w:hAnsi="Times New Roman"/>
+                <w:rtl w:val="0"/>
+              </w:rPr>
+              <w:t xml:space="preserve">Bajo</w:t>
+            </w:r>
+          </w:p>
+        </w:tc>
+        <w:tc>
+          <w:tcPr>
+            <w:tcBorders>
+              <w:top w:color="000000" w:space="0" w:sz="4" w:val="single"/>
+              <w:left w:color="000000" w:space="0" w:sz="4" w:val="single"/>
+              <w:bottom w:color="000000" w:space="0" w:sz="4" w:val="single"/>
+              <w:right w:color="000000" w:space="0" w:sz="4" w:val="single"/>
+            </w:tcBorders>
+            <w:tcMar>
+              <w:top w:w="100.0" w:type="dxa"/>
+              <w:left w:w="100.0" w:type="dxa"/>
+              <w:bottom w:w="100.0" w:type="dxa"/>
+              <w:right w:w="100.0" w:type="dxa"/>
+            </w:tcMar>
+            <w:vAlign w:val="top"/>
+          </w:tcPr>
+          <w:p>
+            <w:pPr>
+              <w:spacing w:line="360" w:lineRule="auto"/>
+              <w:jc w:val="both"/>
+              <w:rPr>
+                <w:rFonts w:ascii="Times New Roman" w:cs="Times New Roman" w:eastAsia="Times New Roman" w:hAnsi="Times New Roman"/>
+              </w:rPr>
+            </w:pPr>
+            <w:r>
+              <w:rPr>
+                <w:rFonts w:ascii="Times New Roman" w:cs="Times New Roman" w:eastAsia="Times New Roman" w:hAnsi="Times New Roman"/>
+                <w:rtl w:val="0"/>
+              </w:rPr>
+              <w:t xml:space="preserve">Bajo</w:t>
+            </w:r>
+          </w:p>
+        </w:tc>
+        <w:tc>
+          <w:tcPr>
+            <w:tcBorders>
+              <w:top w:color="000000" w:space="0" w:sz="4" w:val="single"/>
+              <w:left w:color="000000" w:space="0" w:sz="4" w:val="single"/>
+              <w:bottom w:color="000000" w:space="0" w:sz="4" w:val="single"/>
+              <w:right w:color="000000" w:space="0" w:sz="4" w:val="single"/>
+            </w:tcBorders>
+            <w:tcMar>
+              <w:top w:w="100.0" w:type="dxa"/>
+              <w:left w:w="100.0" w:type="dxa"/>
+              <w:bottom w:w="100.0" w:type="dxa"/>
+              <w:right w:w="100.0" w:type="dxa"/>
+            </w:tcMar>
+            <w:vAlign w:val="top"/>
+          </w:tcPr>
+          <w:p>
+            <w:pPr>
+              <w:spacing w:line="360" w:lineRule="auto"/>
+              <w:jc w:val="both"/>
+              <w:rPr>
+                <w:rFonts w:ascii="Times New Roman" w:cs="Times New Roman" w:eastAsia="Times New Roman" w:hAnsi="Times New Roman"/>
+              </w:rPr>
+            </w:pPr>
+            <w:r>
+              <w:rPr>
+                <w:rFonts w:ascii="Times New Roman" w:cs="Times New Roman" w:eastAsia="Times New Roman" w:hAnsi="Times New Roman"/>
+                <w:rtl w:val="0"/>
+              </w:rPr>
+              <w:t xml:space="preserve">Alto / licencias</w:t>
+            </w:r>
+          </w:p>
+        </w:tc>
+        <w:tc>
+          <w:tcPr>
+            <w:tcBorders>
+              <w:top w:color="000000" w:space="0" w:sz="4" w:val="single"/>
+              <w:left w:color="000000" w:space="0" w:sz="4" w:val="single"/>
+              <w:bottom w:color="000000" w:space="0" w:sz="4" w:val="single"/>
+              <w:right w:color="000000" w:space="0" w:sz="4" w:val="single"/>
+            </w:tcBorders>
+            <w:tcMar>
+              <w:top w:w="100.0" w:type="dxa"/>
+              <w:left w:w="100.0" w:type="dxa"/>
+              <w:bottom w:w="100.0" w:type="dxa"/>
+              <w:right w:w="100.0" w:type="dxa"/>
+            </w:tcMar>
+            <w:vAlign w:val="top"/>
+          </w:tcPr>
+          <w:p>
+            <w:pPr>
+              <w:spacing w:line="360" w:lineRule="auto"/>
+              <w:jc w:val="both"/>
+              <w:rPr>
+                <w:rFonts w:ascii="Times New Roman" w:cs="Times New Roman" w:eastAsia="Times New Roman" w:hAnsi="Times New Roman"/>
+              </w:rPr>
+            </w:pPr>
+            <w:r>
+              <w:rPr>
+                <w:rFonts w:ascii="Times New Roman" w:cs="Times New Roman" w:eastAsia="Times New Roman" w:hAnsi="Times New Roman"/>
+                <w:b w:val="1"/>
+                <w:bCs w:val="1"/>
+                <w:rtl w:val="0"/>
+              </w:rPr>
+              <w:t xml:space="preserve">Bajo (software libre)</w:t>
+            </w:r>
+            <w:r>
+              <w:rPr>
+                <w:rtl w:val="0"/>
+              </w:rPr>
+            </w:r>
+          </w:p>
+        </w:tc>
+      </w:tr>
+    </w:tbl>
+    <w:p>
+      <w:pPr>
+        <w:spacing w:line="360" w:lineRule="auto"/>
+        <w:ind w:left="2160" w:firstLine="0"/>
+        <w:jc w:val="both"/>
+        <w:rPr>
+          <w:rFonts w:ascii="Times New Roman" w:cs="Times New Roman" w:eastAsia="Times New Roman" w:hAnsi="Times New Roman"/>
           <w:b w:val="1"/>
           <w:bCs w:val="1"/>
         </w:rPr>
       </w:pPr>
-      <w:r>
-        <w:rPr>
-          <w:rFonts w:ascii="Times New Roman" w:cs="Times New Roman" w:eastAsia="Times New Roman" w:hAnsi="Times New Roman"/>
-          <w:rtl w:val="0"/>
-        </w:rPr>
-        <w:t xml:space="preserve">Los mercados de abastos prestan envases reutilizables (jabas, cajas, baldes, contenedores) a sus comerciantes y los controlan con cuadernos y vales de papel. Ese control manual impide saber quién tiene cada envase, cuántos están pendientes y cuántos se pierden. Los envases extraviados se convierten en residuo, obligan a comprar envases nuevos y debilitan la economía circular que promueven la Ley N.° 30884 y el ODS 12.</w:t>
-      </w:r>
       <w:r>
         <w:rPr>
           <w:rtl w:val="0"/>
@@ -6005,14 +9308,14 @@
         <w:pStyle w:val="Heading2"/>
         <w:numPr>
           <w:ilvl w:val="1"/>
-          <w:numId w:val="6"/>
+          <w:numId w:val="9"/>
         </w:numPr>
         <w:ind w:left="1440" w:hanging="360"/>
         <w:jc w:val="both"/>
         <w:rPr/>
       </w:pPr>
-      <w:bookmarkStart w:colFirst="0" w:colLast="0" w:name="_41v173aq6ua8" w:id="21"/>
-      <w:bookmarkEnd w:id="21"/>
+      <w:bookmarkStart w:colFirst="0" w:colLast="0" w:name="_41v173aq6ua8" w:id="23"/>
+      <w:bookmarkEnd w:id="23"/>
       <w:r>
         <w:rPr>
           <w:rtl w:val="0"/>
@@ -6036,7 +9339,7 @@
     </w:p>
     <w:tbl>
       <w:tblPr>
-        <w:tblStyle w:val="Table7"/>
+        <w:tblStyle w:val="Table9"/>
         <w:tblW w:w="9025.511811023624" w:type="dxa"/>
         <w:jc w:val="left"/>
         <w:tblBorders>
@@ -7199,14 +10502,14 @@
         <w:pStyle w:val="Heading2"/>
         <w:numPr>
           <w:ilvl w:val="1"/>
-          <w:numId w:val="6"/>
+          <w:numId w:val="9"/>
         </w:numPr>
         <w:ind w:left="1440" w:hanging="360"/>
         <w:jc w:val="both"/>
         <w:rPr/>
       </w:pPr>
-      <w:bookmarkStart w:colFirst="0" w:colLast="0" w:name="_pk731x9boorm" w:id="22"/>
-      <w:bookmarkEnd w:id="22"/>
+      <w:bookmarkStart w:colFirst="0" w:colLast="0" w:name="_pk731x9boorm" w:id="24"/>
+      <w:bookmarkEnd w:id="24"/>
       <w:r>
         <w:rPr>
           <w:rtl w:val="0"/>
@@ -7361,17 +10664,32 @@
     </w:p>
     <w:p>
       <w:pPr>
+        <w:spacing w:line="360" w:lineRule="auto"/>
+        <w:ind w:left="1440" w:firstLine="0"/>
+        <w:jc w:val="both"/>
+        <w:rPr>
+          <w:rFonts w:ascii="Times New Roman" w:cs="Times New Roman" w:eastAsia="Times New Roman" w:hAnsi="Times New Roman"/>
+        </w:rPr>
+      </w:pPr>
+      <w:r>
+        <w:rPr>
+          <w:rtl w:val="0"/>
+        </w:rPr>
+      </w:r>
+    </w:p>
+    <w:p>
+      <w:pPr>
         <w:pStyle w:val="Heading3"/>
         <w:numPr>
           <w:ilvl w:val="2"/>
-          <w:numId w:val="6"/>
+          <w:numId w:val="9"/>
         </w:numPr>
         <w:ind w:left="2160" w:hanging="360"/>
         <w:jc w:val="both"/>
         <w:rPr/>
       </w:pPr>
-      <w:bookmarkStart w:colFirst="0" w:colLast="0" w:name="_haqvgzi01piv" w:id="23"/>
-      <w:bookmarkEnd w:id="23"/>
+      <w:bookmarkStart w:colFirst="0" w:colLast="0" w:name="_haqvgzi01piv" w:id="25"/>
+      <w:bookmarkEnd w:id="25"/>
       <w:r>
         <w:rPr>
           <w:rtl w:val="0"/>
@@ -7395,7 +10713,7 @@
     </w:p>
     <w:tbl>
       <w:tblPr>
-        <w:tblStyle w:val="Table8"/>
+        <w:tblStyle w:val="Table10"/>
         <w:tblW w:w="9025.511811023624" w:type="dxa"/>
         <w:jc w:val="left"/>
         <w:tblBorders>
@@ -8343,14 +11661,14 @@
         <w:pStyle w:val="Heading3"/>
         <w:numPr>
           <w:ilvl w:val="2"/>
-          <w:numId w:val="6"/>
+          <w:numId w:val="9"/>
         </w:numPr>
         <w:ind w:left="2160" w:hanging="360"/>
         <w:jc w:val="both"/>
         <w:rPr/>
       </w:pPr>
-      <w:bookmarkStart w:colFirst="0" w:colLast="0" w:name="_9437298ne13j" w:id="24"/>
-      <w:bookmarkEnd w:id="24"/>
+      <w:bookmarkStart w:colFirst="0" w:colLast="0" w:name="_9437298ne13j" w:id="26"/>
+      <w:bookmarkEnd w:id="26"/>
       <w:r>
         <w:rPr>
           <w:rtl w:val="0"/>
@@ -8374,7 +11692,7 @@
     </w:p>
     <w:tbl>
       <w:tblPr>
-        <w:tblStyle w:val="Table9"/>
+        <w:tblStyle w:val="Table11"/>
         <w:tblW w:w="9025.511811023625" w:type="dxa"/>
         <w:jc w:val="left"/>
         <w:tblBorders>
@@ -9492,14 +12810,14 @@
         <w:pStyle w:val="Heading3"/>
         <w:numPr>
           <w:ilvl w:val="2"/>
-          <w:numId w:val="6"/>
+          <w:numId w:val="9"/>
         </w:numPr>
         <w:ind w:left="2160" w:hanging="360"/>
         <w:jc w:val="both"/>
         <w:rPr/>
       </w:pPr>
-      <w:bookmarkStart w:colFirst="0" w:colLast="0" w:name="_l7lyxhn58twk" w:id="25"/>
-      <w:bookmarkEnd w:id="25"/>
+      <w:bookmarkStart w:colFirst="0" w:colLast="0" w:name="_l7lyxhn58twk" w:id="27"/>
+      <w:bookmarkEnd w:id="27"/>
       <w:r>
         <w:rPr>
           <w:rtl w:val="0"/>
@@ -9523,7 +12841,7 @@
     </w:p>
     <w:tbl>
       <w:tblPr>
-        <w:tblStyle w:val="Table10"/>
+        <w:tblStyle w:val="Table12"/>
         <w:tblW w:w="9025.511811023625" w:type="dxa"/>
         <w:jc w:val="left"/>
         <w:tblBorders>
@@ -10469,14 +13787,14 @@
         <w:pStyle w:val="Heading3"/>
         <w:numPr>
           <w:ilvl w:val="2"/>
-          <w:numId w:val="6"/>
+          <w:numId w:val="9"/>
         </w:numPr>
         <w:ind w:left="2160" w:hanging="360"/>
         <w:jc w:val="both"/>
         <w:rPr/>
       </w:pPr>
-      <w:bookmarkStart w:colFirst="0" w:colLast="0" w:name="_63oici6heskw" w:id="26"/>
-      <w:bookmarkEnd w:id="26"/>
+      <w:bookmarkStart w:colFirst="0" w:colLast="0" w:name="_63oici6heskw" w:id="28"/>
+      <w:bookmarkEnd w:id="28"/>
       <w:r>
         <w:rPr>
           <w:rtl w:val="0"/>
@@ -10500,7 +13818,7 @@
     </w:p>
     <w:tbl>
       <w:tblPr>
-        <w:tblStyle w:val="Table11"/>
+        <w:tblStyle w:val="Table13"/>
         <w:tblW w:w="9025.511811023624" w:type="dxa"/>
         <w:jc w:val="left"/>
         <w:tblBorders>
@@ -11962,14 +15280,14 @@
         <w:pStyle w:val="Heading3"/>
         <w:numPr>
           <w:ilvl w:val="2"/>
-          <w:numId w:val="6"/>
+          <w:numId w:val="9"/>
         </w:numPr>
         <w:ind w:left="2160" w:hanging="360"/>
         <w:jc w:val="both"/>
         <w:rPr/>
       </w:pPr>
-      <w:bookmarkStart w:colFirst="0" w:colLast="0" w:name="_88dtmxq5dtco" w:id="27"/>
-      <w:bookmarkEnd w:id="27"/>
+      <w:bookmarkStart w:colFirst="0" w:colLast="0" w:name="_88dtmxq5dtco" w:id="29"/>
+      <w:bookmarkEnd w:id="29"/>
       <w:r>
         <w:rPr>
           <w:rtl w:val="0"/>
@@ -11993,7 +15311,7 @@
     </w:p>
     <w:tbl>
       <w:tblPr>
-        <w:tblStyle w:val="Table12"/>
+        <w:tblStyle w:val="Table14"/>
         <w:tblW w:w="9025.511811023624" w:type="dxa"/>
         <w:jc w:val="left"/>
         <w:tblBorders>
@@ -13630,14 +16948,14 @@
         <w:pStyle w:val="Heading3"/>
         <w:numPr>
           <w:ilvl w:val="2"/>
-          <w:numId w:val="6"/>
+          <w:numId w:val="9"/>
         </w:numPr>
         <w:ind w:left="2160" w:hanging="360"/>
         <w:jc w:val="both"/>
         <w:rPr/>
       </w:pPr>
-      <w:bookmarkStart w:colFirst="0" w:colLast="0" w:name="_vcrsaedau98" w:id="28"/>
-      <w:bookmarkEnd w:id="28"/>
+      <w:bookmarkStart w:colFirst="0" w:colLast="0" w:name="_vcrsaedau98" w:id="30"/>
+      <w:bookmarkEnd w:id="30"/>
       <w:r>
         <w:rPr>
           <w:rtl w:val="0"/>
@@ -13661,7 +16979,7 @@
     </w:p>
     <w:tbl>
       <w:tblPr>
-        <w:tblStyle w:val="Table13"/>
+        <w:tblStyle w:val="Table15"/>
         <w:tblW w:w="9025.511811023624" w:type="dxa"/>
         <w:jc w:val="left"/>
         <w:tblBorders>
@@ -15662,14 +18980,14 @@
         <w:pStyle w:val="Heading2"/>
         <w:numPr>
           <w:ilvl w:val="1"/>
-          <w:numId w:val="6"/>
+          <w:numId w:val="9"/>
         </w:numPr>
         <w:ind w:left="1440" w:hanging="360"/>
         <w:jc w:val="both"/>
         <w:rPr/>
       </w:pPr>
-      <w:bookmarkStart w:colFirst="0" w:colLast="0" w:name="_m90vidgccov6" w:id="29"/>
-      <w:bookmarkEnd w:id="29"/>
+      <w:bookmarkStart w:colFirst="0" w:colLast="0" w:name="_m90vidgccov6" w:id="31"/>
+      <w:bookmarkEnd w:id="31"/>
       <w:r>
         <w:rPr>
           <w:rtl w:val="0"/>
@@ -15710,7 +19028,7 @@
     </w:p>
     <w:tbl>
       <w:tblPr>
-        <w:tblStyle w:val="Table14"/>
+        <w:tblStyle w:val="Table16"/>
         <w:tblW w:w="9025.511811023624" w:type="dxa"/>
         <w:jc w:val="left"/>
         <w:tblBorders>
@@ -18493,14 +21811,14 @@
         <w:pStyle w:val="Heading2"/>
         <w:numPr>
           <w:ilvl w:val="1"/>
-          <w:numId w:val="6"/>
+          <w:numId w:val="9"/>
         </w:numPr>
         <w:ind w:left="1440" w:hanging="360"/>
         <w:jc w:val="both"/>
         <w:rPr/>
       </w:pPr>
-      <w:bookmarkStart w:colFirst="0" w:colLast="0" w:name="_i2k80am98m83" w:id="30"/>
-      <w:bookmarkEnd w:id="30"/>
+      <w:bookmarkStart w:colFirst="0" w:colLast="0" w:name="_i2k80am98m83" w:id="32"/>
+      <w:bookmarkEnd w:id="32"/>
       <w:r>
         <w:rPr>
           <w:rtl w:val="0"/>
@@ -18541,7 +21859,7 @@
     </w:p>
     <w:tbl>
       <w:tblPr>
-        <w:tblStyle w:val="Table15"/>
+        <w:tblStyle w:val="Table17"/>
         <w:tblW w:w="9030.0" w:type="dxa"/>
         <w:jc w:val="left"/>
         <w:tblBorders>
@@ -20209,7 +23527,9 @@
       <w:pPr>
         <w:spacing w:line="360" w:lineRule="auto"/>
         <w:ind w:left="0" w:firstLine="0"/>
-        <w:rPr>
+        <w:jc w:val="both"/>
+        <w:rPr>
+          <w:rFonts w:ascii="Times New Roman" w:cs="Times New Roman" w:eastAsia="Times New Roman" w:hAnsi="Times New Roman"/>
           <w:b w:val="1"/>
           <w:bCs w:val="1"/>
         </w:rPr>
@@ -20228,6 +23548,7 @@
         <w:spacing w:line="360" w:lineRule="auto"/>
         <w:ind w:left="0" w:firstLine="0"/>
         <w:rPr>
+          <w:rFonts w:ascii="Times New Roman" w:cs="Times New Roman" w:eastAsia="Times New Roman" w:hAnsi="Times New Roman"/>
           <w:b w:val="1"/>
           <w:bCs w:val="1"/>
         </w:rPr>
@@ -20243,15 +23564,15 @@
         <w:pStyle w:val="Heading1"/>
         <w:numPr>
           <w:ilvl w:val="0"/>
-          <w:numId w:val="6"/>
+          <w:numId w:val="9"/>
         </w:numPr>
         <w:spacing w:after="200" w:lineRule="auto"/>
         <w:ind w:left="720" w:hanging="360"/>
         <w:jc w:val="center"/>
         <w:rPr/>
       </w:pPr>
-      <w:bookmarkStart w:colFirst="0" w:colLast="0" w:name="_5oi901gd8odh" w:id="31"/>
-      <w:bookmarkEnd w:id="31"/>
+      <w:bookmarkStart w:colFirst="0" w:colLast="0" w:name="_5oi901gd8odh" w:id="33"/>
+      <w:bookmarkEnd w:id="33"/>
       <w:r>
         <w:rPr>
           <w:rtl w:val="0"/>
@@ -20263,6 +23584,47 @@
           <w:rtl w:val="0"/>
         </w:rPr>
         <w:t xml:space="preserve"> III. MODELOS INICIALES DEL SISTEMA</w:t>
+      </w:r>
+    </w:p>
+    <w:p>
+      <w:pPr>
+        <w:spacing w:after="200" w:line="360" w:lineRule="auto"/>
+        <w:ind w:left="720" w:firstLine="0"/>
+        <w:jc w:val="left"/>
+        <w:rPr>
+          <w:rFonts w:ascii="Times New Roman" w:cs="Times New Roman" w:eastAsia="Times New Roman" w:hAnsi="Times New Roman"/>
+          <w:sz w:val="24"/>
+          <w:szCs w:val="24"/>
+        </w:rPr>
+      </w:pPr>
+      <w:r>
+        <w:rPr>
+          <w:rFonts w:ascii="Times New Roman" w:cs="Times New Roman" w:eastAsia="Times New Roman" w:hAnsi="Times New Roman"/>
+          <w:sz w:val="24"/>
+          <w:szCs w:val="24"/>
+          <w:rtl w:val="0"/>
+        </w:rPr>
+        <w:t xml:space="preserve">El modelado permite representar el sistema de forma simplificada para comprender sus aspectos clave antes de construirlo [23], [27]. Se usa el </w:t>
+      </w:r>
+      <w:r>
+        <w:rPr>
+          <w:rFonts w:ascii="Times New Roman" w:cs="Times New Roman" w:eastAsia="Times New Roman" w:hAnsi="Times New Roman"/>
+          <w:b w:val="1"/>
+          <w:bCs w:val="1"/>
+          <w:sz w:val="24"/>
+          <w:szCs w:val="24"/>
+          <w:rtl w:val="0"/>
+        </w:rPr>
+        <w:t xml:space="preserve">método orientado a objetos </w:t>
+      </w:r>
+      <w:r>
+        <w:rPr>
+          <w:rFonts w:ascii="Times New Roman" w:cs="Times New Roman" w:eastAsia="Times New Roman" w:hAnsi="Times New Roman"/>
+          <w:sz w:val="24"/>
+          <w:szCs w:val="24"/>
+          <w:rtl w:val="0"/>
+        </w:rPr>
+        <w:t xml:space="preserve">con notación UML 2.5.1 [28] y BPMN 2.0 [29] para procesos. Cada modelo mira el mismo sistema desde un ángulo distinto, y todos se complementan.</w:t>
       </w:r>
     </w:p>
     <w:p>
@@ -20270,20 +23632,248 @@
         <w:pStyle w:val="Heading2"/>
         <w:numPr>
           <w:ilvl w:val="1"/>
-          <w:numId w:val="6"/>
+          <w:numId w:val="9"/>
         </w:numPr>
         <w:ind w:left="1440" w:hanging="360"/>
         <w:jc w:val="both"/>
         <w:rPr/>
       </w:pPr>
-      <w:bookmarkStart w:colFirst="0" w:colLast="0" w:name="_bm79nfdwe3w3" w:id="32"/>
-      <w:bookmarkEnd w:id="32"/>
+      <w:bookmarkStart w:colFirst="0" w:colLast="0" w:name="_bm79nfdwe3w3" w:id="34"/>
+      <w:bookmarkEnd w:id="34"/>
       <w:r>
         <w:rPr>
           <w:rtl w:val="0"/>
         </w:rPr>
         <w:t xml:space="preserve">Modelo Funcional</w:t>
       </w:r>
+    </w:p>
+    <w:p>
+      <w:pPr>
+        <w:spacing w:line="360" w:lineRule="auto"/>
+        <w:ind w:left="1440" w:firstLine="0"/>
+        <w:jc w:val="both"/>
+        <w:rPr/>
+      </w:pPr>
+      <w:r>
+        <w:rPr>
+          <w:rtl w:val="0"/>
+        </w:rPr>
+        <w:t xml:space="preserve">El modelo funcional describe </w:t>
+      </w:r>
+      <w:r>
+        <w:rPr>
+          <w:i w:val="1"/>
+          <w:iCs w:val="1"/>
+          <w:rtl w:val="0"/>
+        </w:rPr>
+        <w:t xml:space="preserve">qué funciones o servicios</w:t>
+      </w:r>
+      <w:r>
+        <w:rPr>
+          <w:rtl w:val="0"/>
+        </w:rPr>
+        <w:t xml:space="preserve"> ofrece el sistema a sus actores, sin detallar cómo se implementan. Se compone del </w:t>
+      </w:r>
+      <w:r>
+        <w:rPr>
+          <w:b w:val="1"/>
+          <w:bCs w:val="1"/>
+          <w:rtl w:val="0"/>
+        </w:rPr>
+        <w:t xml:space="preserve">diagrama de contexto</w:t>
+      </w:r>
+      <w:r>
+        <w:rPr>
+          <w:rtl w:val="0"/>
+        </w:rPr>
+        <w:t xml:space="preserve"> (vista de caja negra) y del </w:t>
+      </w:r>
+      <w:r>
+        <w:rPr>
+          <w:b w:val="1"/>
+          <w:bCs w:val="1"/>
+          <w:rtl w:val="0"/>
+        </w:rPr>
+        <w:t xml:space="preserve">diagrama de casos de uso</w:t>
+      </w:r>
+      <w:r>
+        <w:rPr>
+          <w:rtl w:val="0"/>
+        </w:rPr>
+        <w:t xml:space="preserve"> (vista de funciones por actor). </w:t>
+      </w:r>
+    </w:p>
+    <w:p>
+      <w:pPr>
+        <w:spacing w:line="360" w:lineRule="auto"/>
+        <w:ind w:left="1440" w:firstLine="0"/>
+        <w:jc w:val="both"/>
+        <w:rPr/>
+      </w:pPr>
+      <w:r>
+        <w:rPr>
+          <w:rtl w:val="0"/>
+        </w:rPr>
+      </w:r>
+    </w:p>
+    <w:p>
+      <w:pPr>
+        <w:spacing w:line="360" w:lineRule="auto"/>
+        <w:ind w:left="0" w:firstLine="0"/>
+        <w:jc w:val="both"/>
+        <w:rPr/>
+      </w:pPr>
+      <w:r>
+        <w:rPr>
+          <w:rtl w:val="0"/>
+        </w:rPr>
+      </w:r>
+    </w:p>
+    <w:tbl>
+      <w:tblPr>
+        <w:tblStyle w:val="Table18"/>
+        <w:tblW w:w="9029.0" w:type="dxa"/>
+        <w:jc w:val="left"/>
+        <w:tblBorders>
+          <w:top w:color="000000" w:space="0" w:sz="8" w:val="single"/>
+          <w:left w:color="000000" w:space="0" w:sz="8" w:val="single"/>
+          <w:bottom w:color="000000" w:space="0" w:sz="8" w:val="single"/>
+          <w:right w:color="000000" w:space="0" w:sz="8" w:val="single"/>
+          <w:insideH w:color="000000" w:space="0" w:sz="8" w:val="single"/>
+          <w:insideV w:color="000000" w:space="0" w:sz="8" w:val="single"/>
+        </w:tblBorders>
+        <w:tblLayout w:type="fixed"/>
+        <w:tblLook w:val="0600"/>
+      </w:tblPr>
+      <w:tblGrid>
+        <w:gridCol w:w="9029"/>
+        <w:tblGridChange w:id="0">
+          <w:tblGrid>
+            <w:gridCol w:w="9029"/>
+          </w:tblGrid>
+        </w:tblGridChange>
+      </w:tblGrid>
+      <w:tr>
+        <w:trPr>
+          <w:cantSplit w:val="0"/>
+          <w:tblHeader w:val="0"/>
+        </w:trPr>
+        <w:tc>
+          <w:tcPr>
+            <w:shd w:fill="auto" w:val="clear"/>
+            <w:tcMar>
+              <w:top w:w="100.0" w:type="dxa"/>
+              <w:left w:w="100.0" w:type="dxa"/>
+              <w:bottom w:w="100.0" w:type="dxa"/>
+              <w:right w:w="100.0" w:type="dxa"/>
+            </w:tcMar>
+            <w:vAlign w:val="top"/>
+          </w:tcPr>
+          <w:p>
+            <w:pPr>
+              <w:keepNext w:val="0"/>
+              <w:keepLines w:val="0"/>
+              <w:pageBreakBefore w:val="0"/>
+              <w:widowControl w:val="0"/>
+              <w:pBdr>
+                <w:top w:space="0" w:sz="0" w:val="nil"/>
+                <w:left w:space="0" w:sz="0" w:val="nil"/>
+                <w:bottom w:space="0" w:sz="0" w:val="nil"/>
+                <w:right w:space="0" w:sz="0" w:val="nil"/>
+                <w:between w:space="0" w:sz="0" w:val="nil"/>
+              </w:pBdr>
+              <w:shd w:fill="auto" w:val="clear"/>
+              <w:spacing w:after="0" w:before="0" w:line="240" w:lineRule="auto"/>
+              <w:ind w:left="0" w:right="0" w:firstLine="0"/>
+              <w:jc w:val="left"/>
+              <w:rPr/>
+            </w:pPr>
+            <w:r>
+              <w:rPr>
+                <w:rtl w:val="0"/>
+              </w:rPr>
+              <w:t xml:space="preserve">DIAGRAMA 2</w:t>
+            </w:r>
+          </w:p>
+        </w:tc>
+      </w:tr>
+    </w:tbl>
+    <w:p>
+      <w:pPr>
+        <w:spacing w:line="360" w:lineRule="auto"/>
+        <w:ind w:left="0" w:firstLine="0"/>
+        <w:jc w:val="both"/>
+        <w:rPr/>
+      </w:pPr>
+      <w:r>
+        <w:rPr>
+          <w:rtl w:val="0"/>
+        </w:rPr>
+      </w:r>
+    </w:p>
+    <w:p>
+      <w:pPr>
+        <w:spacing w:line="360" w:lineRule="auto"/>
+        <w:ind w:left="1440" w:firstLine="0"/>
+        <w:jc w:val="both"/>
+        <w:rPr/>
+      </w:pPr>
+      <w:r>
+        <w:rPr>
+          <w:rtl w:val="0"/>
+        </w:rPr>
+      </w:r>
+    </w:p>
+    <w:p>
+      <w:pPr>
+        <w:spacing w:line="360" w:lineRule="auto"/>
+        <w:ind w:left="1440" w:firstLine="0"/>
+        <w:jc w:val="both"/>
+        <w:rPr/>
+      </w:pPr>
+      <w:r>
+        <w:rPr>
+          <w:rFonts w:ascii="Cardo" w:cs="Cardo" w:eastAsia="Cardo" w:hAnsi="Cardo"/>
+          <w:rtl w:val="0"/>
+        </w:rPr>
+        <w:t xml:space="preserve">La descomposición traza cada función a los requisitos (p. ej., F4.3 → RF-17, RF-18, RF-19), define los módulos del backend y sirve de base para las </w:t>
+      </w:r>
+      <w:r>
+        <w:rPr>
+          <w:b w:val="1"/>
+          <w:bCs w:val="1"/>
+          <w:rtl w:val="0"/>
+        </w:rPr>
+        <w:t xml:space="preserve">epics</w:t>
+      </w:r>
+      <w:r>
+        <w:rPr>
+          <w:rtl w:val="0"/>
+        </w:rPr>
+        <w:t xml:space="preserve"> del </w:t>
+      </w:r>
+      <w:r>
+        <w:rPr>
+          <w:i w:val="1"/>
+          <w:iCs w:val="1"/>
+          <w:rtl w:val="0"/>
+        </w:rPr>
+        <w:t xml:space="preserve">Product Backlog</w:t>
+      </w:r>
+      <w:r>
+        <w:rPr>
+          <w:rtl w:val="0"/>
+        </w:rPr>
+        <w:t xml:space="preserve"> (Capítulo 5). </w:t>
+      </w:r>
+    </w:p>
+    <w:p>
+      <w:pPr>
+        <w:spacing w:line="360" w:lineRule="auto"/>
+        <w:ind w:left="1440" w:firstLine="0"/>
+        <w:jc w:val="both"/>
+        <w:rPr/>
+      </w:pPr>
       <w:r>
         <w:rPr>
           <w:rtl w:val="0"/>
@@ -20295,24 +23885,1336 @@
         <w:pStyle w:val="Heading3"/>
         <w:numPr>
           <w:ilvl w:val="2"/>
-          <w:numId w:val="6"/>
+          <w:numId w:val="9"/>
         </w:numPr>
         <w:ind w:left="2160" w:hanging="360"/>
         <w:jc w:val="both"/>
         <w:rPr/>
       </w:pPr>
-      <w:bookmarkStart w:colFirst="0" w:colLast="0" w:name="_hlm0g4kiaktl" w:id="33"/>
-      <w:bookmarkEnd w:id="33"/>
+      <w:bookmarkStart w:colFirst="0" w:colLast="0" w:name="_hlm0g4kiaktl" w:id="35"/>
+      <w:bookmarkEnd w:id="35"/>
       <w:r>
         <w:rPr>
           <w:rtl w:val="0"/>
         </w:rPr>
         <w:t xml:space="preserve">Diagrama de Contexto</w:t>
       </w:r>
-      <w:r>
-        <w:rPr>
-          <w:rtl w:val="0"/>
-        </w:rPr>
+    </w:p>
+    <w:p>
+      <w:pPr>
+        <w:spacing w:line="360" w:lineRule="auto"/>
+        <w:ind w:left="2160" w:firstLine="0"/>
+        <w:jc w:val="both"/>
+        <w:rPr/>
+      </w:pPr>
+      <w:r>
+        <w:rPr>
+          <w:rtl w:val="0"/>
+        </w:rPr>
+        <w:t xml:space="preserve">Es un diagrama de nivel 0 que representa el sistema como una </w:t>
+      </w:r>
+      <w:r>
+        <w:rPr>
+          <w:b w:val="1"/>
+          <w:bCs w:val="1"/>
+          <w:rtl w:val="0"/>
+        </w:rPr>
+        <w:t xml:space="preserve">caja negra</w:t>
+      </w:r>
+      <w:r>
+        <w:rPr>
+          <w:rtl w:val="0"/>
+        </w:rPr>
+        <w:t xml:space="preserve"> en el centro, rodeado de las entidades externas con las que intercambia información: usuarios, otros sistemas y repositorios. Las flechas indican el sentido del flujo de datos. </w:t>
+      </w:r>
+    </w:p>
+    <w:p>
+      <w:pPr>
+        <w:spacing w:line="360" w:lineRule="auto"/>
+        <w:ind w:left="0" w:firstLine="0"/>
+        <w:jc w:val="both"/>
+        <w:rPr/>
+      </w:pPr>
+      <w:r>
+        <w:rPr>
+          <w:rtl w:val="0"/>
+        </w:rPr>
+      </w:r>
+    </w:p>
+    <w:tbl>
+      <w:tblPr>
+        <w:tblStyle w:val="Table19"/>
+        <w:tblW w:w="9029.0" w:type="dxa"/>
+        <w:jc w:val="left"/>
+        <w:tblBorders>
+          <w:top w:color="000000" w:space="0" w:sz="8" w:val="single"/>
+          <w:left w:color="000000" w:space="0" w:sz="8" w:val="single"/>
+          <w:bottom w:color="000000" w:space="0" w:sz="8" w:val="single"/>
+          <w:right w:color="000000" w:space="0" w:sz="8" w:val="single"/>
+          <w:insideH w:color="000000" w:space="0" w:sz="8" w:val="single"/>
+          <w:insideV w:color="000000" w:space="0" w:sz="8" w:val="single"/>
+        </w:tblBorders>
+        <w:tblLayout w:type="fixed"/>
+        <w:tblLook w:val="0600"/>
+      </w:tblPr>
+      <w:tblGrid>
+        <w:gridCol w:w="9029"/>
+        <w:tblGridChange w:id="0">
+          <w:tblGrid>
+            <w:gridCol w:w="9029"/>
+          </w:tblGrid>
+        </w:tblGridChange>
+      </w:tblGrid>
+      <w:tr>
+        <w:trPr>
+          <w:cantSplit w:val="0"/>
+          <w:tblHeader w:val="0"/>
+        </w:trPr>
+        <w:tc>
+          <w:tcPr>
+            <w:shd w:fill="auto" w:val="clear"/>
+            <w:tcMar>
+              <w:top w:w="100.0" w:type="dxa"/>
+              <w:left w:w="100.0" w:type="dxa"/>
+              <w:bottom w:w="100.0" w:type="dxa"/>
+              <w:right w:w="100.0" w:type="dxa"/>
+            </w:tcMar>
+            <w:vAlign w:val="top"/>
+          </w:tcPr>
+          <w:p>
+            <w:pPr>
+              <w:keepNext w:val="0"/>
+              <w:keepLines w:val="0"/>
+              <w:pageBreakBefore w:val="0"/>
+              <w:widowControl w:val="0"/>
+              <w:pBdr>
+                <w:top w:space="0" w:sz="0" w:val="nil"/>
+                <w:left w:space="0" w:sz="0" w:val="nil"/>
+                <w:bottom w:space="0" w:sz="0" w:val="nil"/>
+                <w:right w:space="0" w:sz="0" w:val="nil"/>
+                <w:between w:space="0" w:sz="0" w:val="nil"/>
+              </w:pBdr>
+              <w:shd w:fill="auto" w:val="clear"/>
+              <w:spacing w:after="0" w:before="0" w:line="240" w:lineRule="auto"/>
+              <w:ind w:left="0" w:right="0" w:firstLine="0"/>
+              <w:jc w:val="left"/>
+              <w:rPr/>
+            </w:pPr>
+            <w:r>
+              <w:rPr>
+                <w:rtl w:val="0"/>
+              </w:rPr>
+              <w:t xml:space="preserve">DIAGRAMA 3</w:t>
+            </w:r>
+          </w:p>
+          <w:p>
+            <w:pPr>
+              <w:keepNext w:val="0"/>
+              <w:keepLines w:val="0"/>
+              <w:pageBreakBefore w:val="0"/>
+              <w:widowControl w:val="0"/>
+              <w:pBdr>
+                <w:top w:space="0" w:sz="0" w:val="nil"/>
+                <w:left w:space="0" w:sz="0" w:val="nil"/>
+                <w:bottom w:space="0" w:sz="0" w:val="nil"/>
+                <w:right w:space="0" w:sz="0" w:val="nil"/>
+                <w:between w:space="0" w:sz="0" w:val="nil"/>
+              </w:pBdr>
+              <w:shd w:fill="auto" w:val="clear"/>
+              <w:spacing w:after="0" w:before="0" w:line="240" w:lineRule="auto"/>
+              <w:ind w:left="0" w:right="0" w:firstLine="0"/>
+              <w:jc w:val="left"/>
+              <w:rPr/>
+            </w:pPr>
+            <w:r>
+              <w:rPr/>
+              <w:drawing>
+                <wp:inline distB="114300" distT="114300" distL="114300" distR="114300">
+                  <wp:extent cx="5591175" cy="3340100"/>
+                  <wp:effectExtent b="0" l="0" r="0" t="0"/>
+                  <wp:docPr id="2" name="image3.png"/>
+                  <a:graphic>
+                    <a:graphicData uri="http://schemas.openxmlformats.org/drawingml/2006/picture">
+                      <pic:pic>
+                        <pic:nvPicPr>
+                          <pic:cNvPr id="0" name="image3.png"/>
+                          <pic:cNvPicPr preferRelativeResize="0"/>
+                        </pic:nvPicPr>
+                        <pic:blipFill>
+                          <a:blip r:embed="rId8"/>
+                          <a:srcRect b="0" l="0" r="0" t="0"/>
+                          <a:stretch>
+                            <a:fillRect/>
+                          </a:stretch>
+                        </pic:blipFill>
+                        <pic:spPr>
+                          <a:xfrm>
+                            <a:off x="0" y="0"/>
+                            <a:ext cx="5591175" cy="3340100"/>
+                          </a:xfrm>
+                          <a:prstGeom prst="rect"/>
+                          <a:ln/>
+                        </pic:spPr>
+                      </pic:pic>
+                    </a:graphicData>
+                  </a:graphic>
+                </wp:inline>
+              </w:drawing>
+            </w:r>
+            <w:r>
+              <w:rPr>
+                <w:rtl w:val="0"/>
+              </w:rPr>
+            </w:r>
+          </w:p>
+        </w:tc>
+      </w:tr>
+    </w:tbl>
+    <w:p>
+      <w:pPr>
+        <w:spacing w:line="360" w:lineRule="auto"/>
+        <w:ind w:left="2160" w:firstLine="0"/>
+        <w:jc w:val="both"/>
+        <w:rPr/>
+      </w:pPr>
+      <w:r>
+        <w:rPr>
+          <w:rtl w:val="0"/>
+        </w:rPr>
+      </w:r>
+    </w:p>
+    <w:p>
+      <w:pPr>
+        <w:numPr>
+          <w:ilvl w:val="0"/>
+          <w:numId w:val="1"/>
+        </w:numPr>
+        <w:spacing w:line="360" w:lineRule="auto"/>
+        <w:ind w:left="2880" w:hanging="360"/>
+        <w:jc w:val="both"/>
+        <w:rPr>
+          <w:b w:val="1"/>
+          <w:bCs w:val="1"/>
+          <w:u w:val="none"/>
+        </w:rPr>
+      </w:pPr>
+      <w:r>
+        <w:rPr>
+          <w:b w:val="1"/>
+          <w:bCs w:val="1"/>
+          <w:rtl w:val="0"/>
+        </w:rPr>
+        <w:t xml:space="preserve">Descripción de los flujos: </w:t>
+      </w:r>
+    </w:p>
+    <w:p>
+      <w:pPr>
+        <w:jc w:val="both"/>
+        <w:rPr/>
+      </w:pPr>
+      <w:r>
+        <w:rPr>
+          <w:rtl w:val="0"/>
+        </w:rPr>
+      </w:r>
+    </w:p>
+    <w:tbl>
+      <w:tblPr>
+        <w:tblStyle w:val="Table20"/>
+        <w:tblW w:w="9025.511811023624" w:type="dxa"/>
+        <w:jc w:val="left"/>
+        <w:tblBorders>
+          <w:top w:color="000000" w:space="0" w:sz="0" w:val="nil"/>
+          <w:left w:color="000000" w:space="0" w:sz="0" w:val="nil"/>
+          <w:bottom w:color="000000" w:space="0" w:sz="0" w:val="nil"/>
+          <w:right w:color="000000" w:space="0" w:sz="0" w:val="nil"/>
+          <w:insideH w:color="000000" w:space="0" w:sz="0" w:val="nil"/>
+          <w:insideV w:color="000000" w:space="0" w:sz="0" w:val="nil"/>
+        </w:tblBorders>
+        <w:tblLayout w:type="fixed"/>
+        <w:tblLook w:val="0600"/>
+      </w:tblPr>
+      <w:tblGrid>
+        <w:gridCol w:w="1888.1823872434359"/>
+        <w:gridCol w:w="3134.3827628241033"/>
+        <w:gridCol w:w="2185.571113234277"/>
+        <w:gridCol w:w="1817.375547721807"/>
+        <w:tblGridChange w:id="0">
+          <w:tblGrid>
+            <w:gridCol w:w="1888.1823872434359"/>
+            <w:gridCol w:w="3134.3827628241033"/>
+            <w:gridCol w:w="2185.571113234277"/>
+            <w:gridCol w:w="1817.375547721807"/>
+          </w:tblGrid>
+        </w:tblGridChange>
+      </w:tblGrid>
+      <w:tr>
+        <w:trPr>
+          <w:cantSplit w:val="0"/>
+          <w:trHeight w:val="500" w:hRule="atLeast"/>
+          <w:tblHeader w:val="0"/>
+        </w:trPr>
+        <w:tc>
+          <w:tcPr>
+            <w:tcBorders>
+              <w:top w:color="000000" w:space="0" w:sz="4" w:val="single"/>
+              <w:left w:color="000000" w:space="0" w:sz="4" w:val="single"/>
+              <w:bottom w:color="000000" w:space="0" w:sz="4" w:val="single"/>
+              <w:right w:color="000000" w:space="0" w:sz="4" w:val="single"/>
+            </w:tcBorders>
+            <w:tcMar>
+              <w:top w:w="100.0" w:type="dxa"/>
+              <w:left w:w="100.0" w:type="dxa"/>
+              <w:bottom w:w="100.0" w:type="dxa"/>
+              <w:right w:w="100.0" w:type="dxa"/>
+            </w:tcMar>
+            <w:vAlign w:val="top"/>
+          </w:tcPr>
+          <w:p>
+            <w:pPr>
+              <w:jc w:val="center"/>
+              <w:rPr/>
+            </w:pPr>
+            <w:r>
+              <w:rPr>
+                <w:b w:val="1"/>
+                <w:bCs w:val="1"/>
+                <w:rtl w:val="0"/>
+              </w:rPr>
+              <w:t xml:space="preserve">Entidad externa</w:t>
+            </w:r>
+            <w:r>
+              <w:rPr>
+                <w:rtl w:val="0"/>
+              </w:rPr>
+            </w:r>
+          </w:p>
+        </w:tc>
+        <w:tc>
+          <w:tcPr>
+            <w:tcBorders>
+              <w:top w:color="000000" w:space="0" w:sz="4" w:val="single"/>
+              <w:left w:color="000000" w:space="0" w:sz="4" w:val="single"/>
+              <w:bottom w:color="000000" w:space="0" w:sz="4" w:val="single"/>
+              <w:right w:color="000000" w:space="0" w:sz="4" w:val="single"/>
+            </w:tcBorders>
+            <w:tcMar>
+              <w:top w:w="100.0" w:type="dxa"/>
+              <w:left w:w="100.0" w:type="dxa"/>
+              <w:bottom w:w="100.0" w:type="dxa"/>
+              <w:right w:w="100.0" w:type="dxa"/>
+            </w:tcMar>
+            <w:vAlign w:val="top"/>
+          </w:tcPr>
+          <w:p>
+            <w:pPr>
+              <w:jc w:val="center"/>
+              <w:rPr/>
+            </w:pPr>
+            <w:r>
+              <w:rPr>
+                <w:b w:val="1"/>
+                <w:bCs w:val="1"/>
+                <w:rtl w:val="0"/>
+              </w:rPr>
+              <w:t xml:space="preserve">Entradas al sistema</w:t>
+            </w:r>
+            <w:r>
+              <w:rPr>
+                <w:rtl w:val="0"/>
+              </w:rPr>
+            </w:r>
+          </w:p>
+        </w:tc>
+        <w:tc>
+          <w:tcPr>
+            <w:tcBorders>
+              <w:top w:color="000000" w:space="0" w:sz="4" w:val="single"/>
+              <w:left w:color="000000" w:space="0" w:sz="4" w:val="single"/>
+              <w:bottom w:color="000000" w:space="0" w:sz="4" w:val="single"/>
+              <w:right w:color="000000" w:space="0" w:sz="4" w:val="single"/>
+            </w:tcBorders>
+            <w:tcMar>
+              <w:top w:w="100.0" w:type="dxa"/>
+              <w:left w:w="100.0" w:type="dxa"/>
+              <w:bottom w:w="100.0" w:type="dxa"/>
+              <w:right w:w="100.0" w:type="dxa"/>
+            </w:tcMar>
+            <w:vAlign w:val="top"/>
+          </w:tcPr>
+          <w:p>
+            <w:pPr>
+              <w:jc w:val="center"/>
+              <w:rPr/>
+            </w:pPr>
+            <w:r>
+              <w:rPr>
+                <w:b w:val="1"/>
+                <w:bCs w:val="1"/>
+                <w:rtl w:val="0"/>
+              </w:rPr>
+              <w:t xml:space="preserve">Salidas del sistema</w:t>
+            </w:r>
+            <w:r>
+              <w:rPr>
+                <w:rtl w:val="0"/>
+              </w:rPr>
+            </w:r>
+          </w:p>
+        </w:tc>
+        <w:tc>
+          <w:tcPr>
+            <w:tcBorders>
+              <w:top w:color="000000" w:space="0" w:sz="4" w:val="single"/>
+              <w:left w:color="000000" w:space="0" w:sz="4" w:val="single"/>
+              <w:bottom w:color="000000" w:space="0" w:sz="4" w:val="single"/>
+              <w:right w:color="000000" w:space="0" w:sz="4" w:val="single"/>
+            </w:tcBorders>
+            <w:tcMar>
+              <w:top w:w="100.0" w:type="dxa"/>
+              <w:left w:w="100.0" w:type="dxa"/>
+              <w:bottom w:w="100.0" w:type="dxa"/>
+              <w:right w:w="100.0" w:type="dxa"/>
+            </w:tcMar>
+            <w:vAlign w:val="top"/>
+          </w:tcPr>
+          <w:p>
+            <w:pPr>
+              <w:jc w:val="center"/>
+              <w:rPr/>
+            </w:pPr>
+            <w:r>
+              <w:rPr>
+                <w:b w:val="1"/>
+                <w:bCs w:val="1"/>
+                <w:rtl w:val="0"/>
+              </w:rPr>
+              <w:t xml:space="preserve">Tipo</w:t>
+            </w:r>
+            <w:r>
+              <w:rPr>
+                <w:rtl w:val="0"/>
+              </w:rPr>
+            </w:r>
+          </w:p>
+        </w:tc>
+      </w:tr>
+      <w:tr>
+        <w:trPr>
+          <w:cantSplit w:val="0"/>
+          <w:trHeight w:val="1040" w:hRule="atLeast"/>
+          <w:tblHeader w:val="0"/>
+        </w:trPr>
+        <w:tc>
+          <w:tcPr>
+            <w:tcBorders>
+              <w:top w:color="000000" w:space="0" w:sz="4" w:val="single"/>
+              <w:left w:color="000000" w:space="0" w:sz="4" w:val="single"/>
+              <w:bottom w:color="000000" w:space="0" w:sz="4" w:val="single"/>
+              <w:right w:color="000000" w:space="0" w:sz="4" w:val="single"/>
+            </w:tcBorders>
+            <w:tcMar>
+              <w:top w:w="100.0" w:type="dxa"/>
+              <w:left w:w="100.0" w:type="dxa"/>
+              <w:bottom w:w="100.0" w:type="dxa"/>
+              <w:right w:w="100.0" w:type="dxa"/>
+            </w:tcMar>
+            <w:vAlign w:val="top"/>
+          </w:tcPr>
+          <w:p>
+            <w:pPr>
+              <w:jc w:val="both"/>
+              <w:rPr/>
+            </w:pPr>
+            <w:r>
+              <w:rPr>
+                <w:rtl w:val="0"/>
+              </w:rPr>
+              <w:t xml:space="preserve">Administrador</w:t>
+            </w:r>
+          </w:p>
+        </w:tc>
+        <w:tc>
+          <w:tcPr>
+            <w:tcBorders>
+              <w:top w:color="000000" w:space="0" w:sz="4" w:val="single"/>
+              <w:left w:color="000000" w:space="0" w:sz="4" w:val="single"/>
+              <w:bottom w:color="000000" w:space="0" w:sz="4" w:val="single"/>
+              <w:right w:color="000000" w:space="0" w:sz="4" w:val="single"/>
+            </w:tcBorders>
+            <w:tcMar>
+              <w:top w:w="100.0" w:type="dxa"/>
+              <w:left w:w="100.0" w:type="dxa"/>
+              <w:bottom w:w="100.0" w:type="dxa"/>
+              <w:right w:w="100.0" w:type="dxa"/>
+            </w:tcMar>
+            <w:vAlign w:val="top"/>
+          </w:tcPr>
+          <w:p>
+            <w:pPr>
+              <w:jc w:val="both"/>
+              <w:rPr/>
+            </w:pPr>
+            <w:r>
+              <w:rPr>
+                <w:rtl w:val="0"/>
+              </w:rPr>
+              <w:t xml:space="preserve">Usuarios, tipos de envase, parámetros (plazo del vale), anulaciones</w:t>
+            </w:r>
+          </w:p>
+        </w:tc>
+        <w:tc>
+          <w:tcPr>
+            <w:tcBorders>
+              <w:top w:color="000000" w:space="0" w:sz="4" w:val="single"/>
+              <w:left w:color="000000" w:space="0" w:sz="4" w:val="single"/>
+              <w:bottom w:color="000000" w:space="0" w:sz="4" w:val="single"/>
+              <w:right w:color="000000" w:space="0" w:sz="4" w:val="single"/>
+            </w:tcBorders>
+            <w:tcMar>
+              <w:top w:w="100.0" w:type="dxa"/>
+              <w:left w:w="100.0" w:type="dxa"/>
+              <w:bottom w:w="100.0" w:type="dxa"/>
+              <w:right w:w="100.0" w:type="dxa"/>
+            </w:tcMar>
+            <w:vAlign w:val="top"/>
+          </w:tcPr>
+          <w:p>
+            <w:pPr>
+              <w:jc w:val="both"/>
+              <w:rPr/>
+            </w:pPr>
+            <w:r>
+              <w:rPr>
+                <w:rtl w:val="0"/>
+              </w:rPr>
+              <w:t xml:space="preserve">Tablero, reportes, bitácora</w:t>
+            </w:r>
+          </w:p>
+        </w:tc>
+        <w:tc>
+          <w:tcPr>
+            <w:tcBorders>
+              <w:top w:color="000000" w:space="0" w:sz="4" w:val="single"/>
+              <w:left w:color="000000" w:space="0" w:sz="4" w:val="single"/>
+              <w:bottom w:color="000000" w:space="0" w:sz="4" w:val="single"/>
+              <w:right w:color="000000" w:space="0" w:sz="4" w:val="single"/>
+            </w:tcBorders>
+            <w:tcMar>
+              <w:top w:w="100.0" w:type="dxa"/>
+              <w:left w:w="100.0" w:type="dxa"/>
+              <w:bottom w:w="100.0" w:type="dxa"/>
+              <w:right w:w="100.0" w:type="dxa"/>
+            </w:tcMar>
+            <w:vAlign w:val="top"/>
+          </w:tcPr>
+          <w:p>
+            <w:pPr>
+              <w:jc w:val="both"/>
+              <w:rPr/>
+            </w:pPr>
+            <w:r>
+              <w:rPr>
+                <w:rtl w:val="0"/>
+              </w:rPr>
+              <w:t xml:space="preserve">Bidireccional</w:t>
+            </w:r>
+          </w:p>
+        </w:tc>
+      </w:tr>
+      <w:tr>
+        <w:trPr>
+          <w:cantSplit w:val="0"/>
+          <w:trHeight w:val="1040" w:hRule="atLeast"/>
+          <w:tblHeader w:val="0"/>
+        </w:trPr>
+        <w:tc>
+          <w:tcPr>
+            <w:tcBorders>
+              <w:top w:color="000000" w:space="0" w:sz="4" w:val="single"/>
+              <w:left w:color="000000" w:space="0" w:sz="4" w:val="single"/>
+              <w:bottom w:color="000000" w:space="0" w:sz="4" w:val="single"/>
+              <w:right w:color="000000" w:space="0" w:sz="4" w:val="single"/>
+            </w:tcBorders>
+            <w:tcMar>
+              <w:top w:w="100.0" w:type="dxa"/>
+              <w:left w:w="100.0" w:type="dxa"/>
+              <w:bottom w:w="100.0" w:type="dxa"/>
+              <w:right w:w="100.0" w:type="dxa"/>
+            </w:tcMar>
+            <w:vAlign w:val="top"/>
+          </w:tcPr>
+          <w:p>
+            <w:pPr>
+              <w:jc w:val="both"/>
+              <w:rPr/>
+            </w:pPr>
+            <w:r>
+              <w:rPr>
+                <w:rtl w:val="0"/>
+              </w:rPr>
+              <w:t xml:space="preserve">Encargado</w:t>
+            </w:r>
+          </w:p>
+        </w:tc>
+        <w:tc>
+          <w:tcPr>
+            <w:tcBorders>
+              <w:top w:color="000000" w:space="0" w:sz="4" w:val="single"/>
+              <w:left w:color="000000" w:space="0" w:sz="4" w:val="single"/>
+              <w:bottom w:color="000000" w:space="0" w:sz="4" w:val="single"/>
+              <w:right w:color="000000" w:space="0" w:sz="4" w:val="single"/>
+            </w:tcBorders>
+            <w:tcMar>
+              <w:top w:w="100.0" w:type="dxa"/>
+              <w:left w:w="100.0" w:type="dxa"/>
+              <w:bottom w:w="100.0" w:type="dxa"/>
+              <w:right w:w="100.0" w:type="dxa"/>
+            </w:tcMar>
+            <w:vAlign w:val="top"/>
+          </w:tcPr>
+          <w:p>
+            <w:pPr>
+              <w:jc w:val="both"/>
+              <w:rPr/>
+            </w:pPr>
+            <w:r>
+              <w:rPr>
+                <w:rtl w:val="0"/>
+              </w:rPr>
+              <w:t xml:space="preserve">Datos de comerciantes, préstamos, devoluciones, condición, fotos</w:t>
+            </w:r>
+          </w:p>
+        </w:tc>
+        <w:tc>
+          <w:tcPr>
+            <w:tcBorders>
+              <w:top w:color="000000" w:space="0" w:sz="4" w:val="single"/>
+              <w:left w:color="000000" w:space="0" w:sz="4" w:val="single"/>
+              <w:bottom w:color="000000" w:space="0" w:sz="4" w:val="single"/>
+              <w:right w:color="000000" w:space="0" w:sz="4" w:val="single"/>
+            </w:tcBorders>
+            <w:tcMar>
+              <w:top w:w="100.0" w:type="dxa"/>
+              <w:left w:w="100.0" w:type="dxa"/>
+              <w:bottom w:w="100.0" w:type="dxa"/>
+              <w:right w:w="100.0" w:type="dxa"/>
+            </w:tcMar>
+            <w:vAlign w:val="top"/>
+          </w:tcPr>
+          <w:p>
+            <w:pPr>
+              <w:jc w:val="both"/>
+              <w:rPr/>
+            </w:pPr>
+            <w:r>
+              <w:rPr>
+                <w:rtl w:val="0"/>
+              </w:rPr>
+              <w:t xml:space="preserve">Vales, alertas, pendientes, constancias</w:t>
+            </w:r>
+          </w:p>
+        </w:tc>
+        <w:tc>
+          <w:tcPr>
+            <w:tcBorders>
+              <w:top w:color="000000" w:space="0" w:sz="4" w:val="single"/>
+              <w:left w:color="000000" w:space="0" w:sz="4" w:val="single"/>
+              <w:bottom w:color="000000" w:space="0" w:sz="4" w:val="single"/>
+              <w:right w:color="000000" w:space="0" w:sz="4" w:val="single"/>
+            </w:tcBorders>
+            <w:tcMar>
+              <w:top w:w="100.0" w:type="dxa"/>
+              <w:left w:w="100.0" w:type="dxa"/>
+              <w:bottom w:w="100.0" w:type="dxa"/>
+              <w:right w:w="100.0" w:type="dxa"/>
+            </w:tcMar>
+            <w:vAlign w:val="top"/>
+          </w:tcPr>
+          <w:p>
+            <w:pPr>
+              <w:jc w:val="both"/>
+              <w:rPr/>
+            </w:pPr>
+            <w:r>
+              <w:rPr>
+                <w:rtl w:val="0"/>
+              </w:rPr>
+              <w:t xml:space="preserve">Bidireccional</w:t>
+            </w:r>
+          </w:p>
+        </w:tc>
+      </w:tr>
+      <w:tr>
+        <w:trPr>
+          <w:cantSplit w:val="0"/>
+          <w:trHeight w:val="770" w:hRule="atLeast"/>
+          <w:tblHeader w:val="0"/>
+        </w:trPr>
+        <w:tc>
+          <w:tcPr>
+            <w:tcBorders>
+              <w:top w:color="000000" w:space="0" w:sz="4" w:val="single"/>
+              <w:left w:color="000000" w:space="0" w:sz="4" w:val="single"/>
+              <w:bottom w:color="000000" w:space="0" w:sz="4" w:val="single"/>
+              <w:right w:color="000000" w:space="0" w:sz="4" w:val="single"/>
+            </w:tcBorders>
+            <w:tcMar>
+              <w:top w:w="100.0" w:type="dxa"/>
+              <w:left w:w="100.0" w:type="dxa"/>
+              <w:bottom w:w="100.0" w:type="dxa"/>
+              <w:right w:w="100.0" w:type="dxa"/>
+            </w:tcMar>
+            <w:vAlign w:val="top"/>
+          </w:tcPr>
+          <w:p>
+            <w:pPr>
+              <w:jc w:val="both"/>
+              <w:rPr/>
+            </w:pPr>
+            <w:r>
+              <w:rPr>
+                <w:rtl w:val="0"/>
+              </w:rPr>
+              <w:t xml:space="preserve">Comerciante</w:t>
+            </w:r>
+          </w:p>
+        </w:tc>
+        <w:tc>
+          <w:tcPr>
+            <w:tcBorders>
+              <w:top w:color="000000" w:space="0" w:sz="4" w:val="single"/>
+              <w:left w:color="000000" w:space="0" w:sz="4" w:val="single"/>
+              <w:bottom w:color="000000" w:space="0" w:sz="4" w:val="single"/>
+              <w:right w:color="000000" w:space="0" w:sz="4" w:val="single"/>
+            </w:tcBorders>
+            <w:tcMar>
+              <w:top w:w="100.0" w:type="dxa"/>
+              <w:left w:w="100.0" w:type="dxa"/>
+              <w:bottom w:w="100.0" w:type="dxa"/>
+              <w:right w:w="100.0" w:type="dxa"/>
+            </w:tcMar>
+            <w:vAlign w:val="top"/>
+          </w:tcPr>
+          <w:p>
+            <w:pPr>
+              <w:jc w:val="both"/>
+              <w:rPr/>
+            </w:pPr>
+            <w:r>
+              <w:rPr>
+                <w:rtl w:val="0"/>
+              </w:rPr>
+              <w:t xml:space="preserve">Consulta (folio / DNI)</w:t>
+            </w:r>
+          </w:p>
+        </w:tc>
+        <w:tc>
+          <w:tcPr>
+            <w:tcBorders>
+              <w:top w:color="000000" w:space="0" w:sz="4" w:val="single"/>
+              <w:left w:color="000000" w:space="0" w:sz="4" w:val="single"/>
+              <w:bottom w:color="000000" w:space="0" w:sz="4" w:val="single"/>
+              <w:right w:color="000000" w:space="0" w:sz="4" w:val="single"/>
+            </w:tcBorders>
+            <w:tcMar>
+              <w:top w:w="100.0" w:type="dxa"/>
+              <w:left w:w="100.0" w:type="dxa"/>
+              <w:bottom w:w="100.0" w:type="dxa"/>
+              <w:right w:w="100.0" w:type="dxa"/>
+            </w:tcMar>
+            <w:vAlign w:val="top"/>
+          </w:tcPr>
+          <w:p>
+            <w:pPr>
+              <w:jc w:val="both"/>
+              <w:rPr/>
+            </w:pPr>
+            <w:r>
+              <w:rPr>
+                <w:rtl w:val="0"/>
+              </w:rPr>
+              <w:t xml:space="preserve">Vale digital, historial, recordatorios</w:t>
+            </w:r>
+          </w:p>
+        </w:tc>
+        <w:tc>
+          <w:tcPr>
+            <w:tcBorders>
+              <w:top w:color="000000" w:space="0" w:sz="4" w:val="single"/>
+              <w:left w:color="000000" w:space="0" w:sz="4" w:val="single"/>
+              <w:bottom w:color="000000" w:space="0" w:sz="4" w:val="single"/>
+              <w:right w:color="000000" w:space="0" w:sz="4" w:val="single"/>
+            </w:tcBorders>
+            <w:tcMar>
+              <w:top w:w="100.0" w:type="dxa"/>
+              <w:left w:w="100.0" w:type="dxa"/>
+              <w:bottom w:w="100.0" w:type="dxa"/>
+              <w:right w:w="100.0" w:type="dxa"/>
+            </w:tcMar>
+            <w:vAlign w:val="top"/>
+          </w:tcPr>
+          <w:p>
+            <w:pPr>
+              <w:jc w:val="both"/>
+              <w:rPr/>
+            </w:pPr>
+            <w:r>
+              <w:rPr>
+                <w:rtl w:val="0"/>
+              </w:rPr>
+              <w:t xml:space="preserve">Bidireccional</w:t>
+            </w:r>
+          </w:p>
+        </w:tc>
+      </w:tr>
+      <w:tr>
+        <w:trPr>
+          <w:cantSplit w:val="0"/>
+          <w:trHeight w:val="770" w:hRule="atLeast"/>
+          <w:tblHeader w:val="0"/>
+        </w:trPr>
+        <w:tc>
+          <w:tcPr>
+            <w:tcBorders>
+              <w:top w:color="000000" w:space="0" w:sz="4" w:val="single"/>
+              <w:left w:color="000000" w:space="0" w:sz="4" w:val="single"/>
+              <w:bottom w:color="000000" w:space="0" w:sz="4" w:val="single"/>
+              <w:right w:color="000000" w:space="0" w:sz="4" w:val="single"/>
+            </w:tcBorders>
+            <w:tcMar>
+              <w:top w:w="100.0" w:type="dxa"/>
+              <w:left w:w="100.0" w:type="dxa"/>
+              <w:bottom w:w="100.0" w:type="dxa"/>
+              <w:right w:w="100.0" w:type="dxa"/>
+            </w:tcMar>
+            <w:vAlign w:val="top"/>
+          </w:tcPr>
+          <w:p>
+            <w:pPr>
+              <w:jc w:val="both"/>
+              <w:rPr/>
+            </w:pPr>
+            <w:r>
+              <w:rPr>
+                <w:rtl w:val="0"/>
+              </w:rPr>
+              <w:t xml:space="preserve">Gerencia Ambiental</w:t>
+            </w:r>
+          </w:p>
+        </w:tc>
+        <w:tc>
+          <w:tcPr>
+            <w:tcBorders>
+              <w:top w:color="000000" w:space="0" w:sz="4" w:val="single"/>
+              <w:left w:color="000000" w:space="0" w:sz="4" w:val="single"/>
+              <w:bottom w:color="000000" w:space="0" w:sz="4" w:val="single"/>
+              <w:right w:color="000000" w:space="0" w:sz="4" w:val="single"/>
+            </w:tcBorders>
+            <w:tcMar>
+              <w:top w:w="100.0" w:type="dxa"/>
+              <w:left w:w="100.0" w:type="dxa"/>
+              <w:bottom w:w="100.0" w:type="dxa"/>
+              <w:right w:w="100.0" w:type="dxa"/>
+            </w:tcMar>
+            <w:vAlign w:val="top"/>
+          </w:tcPr>
+          <w:p>
+            <w:pPr>
+              <w:jc w:val="both"/>
+              <w:rPr/>
+            </w:pPr>
+            <w:r>
+              <w:rPr>
+                <w:rtl w:val="0"/>
+              </w:rPr>
+              <w:t xml:space="preserve">—</w:t>
+            </w:r>
+          </w:p>
+        </w:tc>
+        <w:tc>
+          <w:tcPr>
+            <w:tcBorders>
+              <w:top w:color="000000" w:space="0" w:sz="4" w:val="single"/>
+              <w:left w:color="000000" w:space="0" w:sz="4" w:val="single"/>
+              <w:bottom w:color="000000" w:space="0" w:sz="4" w:val="single"/>
+              <w:right w:color="000000" w:space="0" w:sz="4" w:val="single"/>
+            </w:tcBorders>
+            <w:tcMar>
+              <w:top w:w="100.0" w:type="dxa"/>
+              <w:left w:w="100.0" w:type="dxa"/>
+              <w:bottom w:w="100.0" w:type="dxa"/>
+              <w:right w:w="100.0" w:type="dxa"/>
+            </w:tcMar>
+            <w:vAlign w:val="top"/>
+          </w:tcPr>
+          <w:p>
+            <w:pPr>
+              <w:jc w:val="both"/>
+              <w:rPr/>
+            </w:pPr>
+            <w:r>
+              <w:rPr>
+                <w:rtl w:val="0"/>
+              </w:rPr>
+              <w:t xml:space="preserve">Reportes agregados</w:t>
+            </w:r>
+          </w:p>
+        </w:tc>
+        <w:tc>
+          <w:tcPr>
+            <w:tcBorders>
+              <w:top w:color="000000" w:space="0" w:sz="4" w:val="single"/>
+              <w:left w:color="000000" w:space="0" w:sz="4" w:val="single"/>
+              <w:bottom w:color="000000" w:space="0" w:sz="4" w:val="single"/>
+              <w:right w:color="000000" w:space="0" w:sz="4" w:val="single"/>
+            </w:tcBorders>
+            <w:tcMar>
+              <w:top w:w="100.0" w:type="dxa"/>
+              <w:left w:w="100.0" w:type="dxa"/>
+              <w:bottom w:w="100.0" w:type="dxa"/>
+              <w:right w:w="100.0" w:type="dxa"/>
+            </w:tcMar>
+            <w:vAlign w:val="top"/>
+          </w:tcPr>
+          <w:p>
+            <w:pPr>
+              <w:jc w:val="both"/>
+              <w:rPr/>
+            </w:pPr>
+            <w:r>
+              <w:rPr>
+                <w:rtl w:val="0"/>
+              </w:rPr>
+              <w:t xml:space="preserve">Unidireccional (salida)</w:t>
+            </w:r>
+          </w:p>
+        </w:tc>
+      </w:tr>
+      <w:tr>
+        <w:trPr>
+          <w:cantSplit w:val="0"/>
+          <w:trHeight w:val="770" w:hRule="atLeast"/>
+          <w:tblHeader w:val="0"/>
+        </w:trPr>
+        <w:tc>
+          <w:tcPr>
+            <w:tcBorders>
+              <w:top w:color="000000" w:space="0" w:sz="4" w:val="single"/>
+              <w:left w:color="000000" w:space="0" w:sz="4" w:val="single"/>
+              <w:bottom w:color="000000" w:space="0" w:sz="4" w:val="single"/>
+              <w:right w:color="000000" w:space="0" w:sz="4" w:val="single"/>
+            </w:tcBorders>
+            <w:tcMar>
+              <w:top w:w="100.0" w:type="dxa"/>
+              <w:left w:w="100.0" w:type="dxa"/>
+              <w:bottom w:w="100.0" w:type="dxa"/>
+              <w:right w:w="100.0" w:type="dxa"/>
+            </w:tcMar>
+            <w:vAlign w:val="top"/>
+          </w:tcPr>
+          <w:p>
+            <w:pPr>
+              <w:jc w:val="both"/>
+              <w:rPr/>
+            </w:pPr>
+            <w:r>
+              <w:rPr>
+                <w:rtl w:val="0"/>
+              </w:rPr>
+              <w:t xml:space="preserve">Servicio de notificaciones</w:t>
+            </w:r>
+          </w:p>
+        </w:tc>
+        <w:tc>
+          <w:tcPr>
+            <w:tcBorders>
+              <w:top w:color="000000" w:space="0" w:sz="4" w:val="single"/>
+              <w:left w:color="000000" w:space="0" w:sz="4" w:val="single"/>
+              <w:bottom w:color="000000" w:space="0" w:sz="4" w:val="single"/>
+              <w:right w:color="000000" w:space="0" w:sz="4" w:val="single"/>
+            </w:tcBorders>
+            <w:tcMar>
+              <w:top w:w="100.0" w:type="dxa"/>
+              <w:left w:w="100.0" w:type="dxa"/>
+              <w:bottom w:w="100.0" w:type="dxa"/>
+              <w:right w:w="100.0" w:type="dxa"/>
+            </w:tcMar>
+            <w:vAlign w:val="top"/>
+          </w:tcPr>
+          <w:p>
+            <w:pPr>
+              <w:jc w:val="both"/>
+              <w:rPr/>
+            </w:pPr>
+            <w:r>
+              <w:rPr>
+                <w:rtl w:val="0"/>
+              </w:rPr>
+              <w:t xml:space="preserve">Estado de entrega</w:t>
+            </w:r>
+          </w:p>
+        </w:tc>
+        <w:tc>
+          <w:tcPr>
+            <w:tcBorders>
+              <w:top w:color="000000" w:space="0" w:sz="4" w:val="single"/>
+              <w:left w:color="000000" w:space="0" w:sz="4" w:val="single"/>
+              <w:bottom w:color="000000" w:space="0" w:sz="4" w:val="single"/>
+              <w:right w:color="000000" w:space="0" w:sz="4" w:val="single"/>
+            </w:tcBorders>
+            <w:tcMar>
+              <w:top w:w="100.0" w:type="dxa"/>
+              <w:left w:w="100.0" w:type="dxa"/>
+              <w:bottom w:w="100.0" w:type="dxa"/>
+              <w:right w:w="100.0" w:type="dxa"/>
+            </w:tcMar>
+            <w:vAlign w:val="top"/>
+          </w:tcPr>
+          <w:p>
+            <w:pPr>
+              <w:jc w:val="both"/>
+              <w:rPr/>
+            </w:pPr>
+            <w:r>
+              <w:rPr>
+                <w:rtl w:val="0"/>
+              </w:rPr>
+              <w:t xml:space="preserve">Mensajes</w:t>
+            </w:r>
+          </w:p>
+        </w:tc>
+        <w:tc>
+          <w:tcPr>
+            <w:tcBorders>
+              <w:top w:color="000000" w:space="0" w:sz="4" w:val="single"/>
+              <w:left w:color="000000" w:space="0" w:sz="4" w:val="single"/>
+              <w:bottom w:color="000000" w:space="0" w:sz="4" w:val="single"/>
+              <w:right w:color="000000" w:space="0" w:sz="4" w:val="single"/>
+            </w:tcBorders>
+            <w:tcMar>
+              <w:top w:w="100.0" w:type="dxa"/>
+              <w:left w:w="100.0" w:type="dxa"/>
+              <w:bottom w:w="100.0" w:type="dxa"/>
+              <w:right w:w="100.0" w:type="dxa"/>
+            </w:tcMar>
+            <w:vAlign w:val="top"/>
+          </w:tcPr>
+          <w:p>
+            <w:pPr>
+              <w:jc w:val="both"/>
+              <w:rPr/>
+            </w:pPr>
+            <w:r>
+              <w:rPr>
+                <w:rtl w:val="0"/>
+              </w:rPr>
+              <w:t xml:space="preserve">Bidireccional</w:t>
+            </w:r>
+          </w:p>
+        </w:tc>
+      </w:tr>
+      <w:tr>
+        <w:trPr>
+          <w:cantSplit w:val="0"/>
+          <w:trHeight w:val="770" w:hRule="atLeast"/>
+          <w:tblHeader w:val="0"/>
+        </w:trPr>
+        <w:tc>
+          <w:tcPr>
+            <w:tcBorders>
+              <w:top w:color="000000" w:space="0" w:sz="4" w:val="single"/>
+              <w:left w:color="000000" w:space="0" w:sz="4" w:val="single"/>
+              <w:bottom w:color="000000" w:space="0" w:sz="4" w:val="single"/>
+              <w:right w:color="000000" w:space="0" w:sz="4" w:val="single"/>
+            </w:tcBorders>
+            <w:tcMar>
+              <w:top w:w="100.0" w:type="dxa"/>
+              <w:left w:w="100.0" w:type="dxa"/>
+              <w:bottom w:w="100.0" w:type="dxa"/>
+              <w:right w:w="100.0" w:type="dxa"/>
+            </w:tcMar>
+            <w:vAlign w:val="top"/>
+          </w:tcPr>
+          <w:p>
+            <w:pPr>
+              <w:jc w:val="both"/>
+              <w:rPr/>
+            </w:pPr>
+            <w:r>
+              <w:rPr>
+                <w:rtl w:val="0"/>
+              </w:rPr>
+              <w:t xml:space="preserve">Impresora / Lector QR</w:t>
+            </w:r>
+          </w:p>
+        </w:tc>
+        <w:tc>
+          <w:tcPr>
+            <w:tcBorders>
+              <w:top w:color="000000" w:space="0" w:sz="4" w:val="single"/>
+              <w:left w:color="000000" w:space="0" w:sz="4" w:val="single"/>
+              <w:bottom w:color="000000" w:space="0" w:sz="4" w:val="single"/>
+              <w:right w:color="000000" w:space="0" w:sz="4" w:val="single"/>
+            </w:tcBorders>
+            <w:tcMar>
+              <w:top w:w="100.0" w:type="dxa"/>
+              <w:left w:w="100.0" w:type="dxa"/>
+              <w:bottom w:w="100.0" w:type="dxa"/>
+              <w:right w:w="100.0" w:type="dxa"/>
+            </w:tcMar>
+            <w:vAlign w:val="top"/>
+          </w:tcPr>
+          <w:p>
+            <w:pPr>
+              <w:jc w:val="both"/>
+              <w:rPr/>
+            </w:pPr>
+            <w:r>
+              <w:rPr>
+                <w:rtl w:val="0"/>
+              </w:rPr>
+              <w:t xml:space="preserve">Código leído</w:t>
+            </w:r>
+          </w:p>
+        </w:tc>
+        <w:tc>
+          <w:tcPr>
+            <w:tcBorders>
+              <w:top w:color="000000" w:space="0" w:sz="4" w:val="single"/>
+              <w:left w:color="000000" w:space="0" w:sz="4" w:val="single"/>
+              <w:bottom w:color="000000" w:space="0" w:sz="4" w:val="single"/>
+              <w:right w:color="000000" w:space="0" w:sz="4" w:val="single"/>
+            </w:tcBorders>
+            <w:tcMar>
+              <w:top w:w="100.0" w:type="dxa"/>
+              <w:left w:w="100.0" w:type="dxa"/>
+              <w:bottom w:w="100.0" w:type="dxa"/>
+              <w:right w:w="100.0" w:type="dxa"/>
+            </w:tcMar>
+            <w:vAlign w:val="top"/>
+          </w:tcPr>
+          <w:p>
+            <w:pPr>
+              <w:jc w:val="both"/>
+              <w:rPr/>
+            </w:pPr>
+            <w:r>
+              <w:rPr>
+                <w:rtl w:val="0"/>
+              </w:rPr>
+              <w:t xml:space="preserve">Ticket impreso</w:t>
+            </w:r>
+          </w:p>
+        </w:tc>
+        <w:tc>
+          <w:tcPr>
+            <w:tcBorders>
+              <w:top w:color="000000" w:space="0" w:sz="4" w:val="single"/>
+              <w:left w:color="000000" w:space="0" w:sz="4" w:val="single"/>
+              <w:bottom w:color="000000" w:space="0" w:sz="4" w:val="single"/>
+              <w:right w:color="000000" w:space="0" w:sz="4" w:val="single"/>
+            </w:tcBorders>
+            <w:tcMar>
+              <w:top w:w="100.0" w:type="dxa"/>
+              <w:left w:w="100.0" w:type="dxa"/>
+              <w:bottom w:w="100.0" w:type="dxa"/>
+              <w:right w:w="100.0" w:type="dxa"/>
+            </w:tcMar>
+            <w:vAlign w:val="top"/>
+          </w:tcPr>
+          <w:p>
+            <w:pPr>
+              <w:jc w:val="both"/>
+              <w:rPr/>
+            </w:pPr>
+            <w:r>
+              <w:rPr>
+                <w:rtl w:val="0"/>
+              </w:rPr>
+              <w:t xml:space="preserve">Bidireccional</w:t>
+            </w:r>
+          </w:p>
+        </w:tc>
+      </w:tr>
+      <w:tr>
+        <w:trPr>
+          <w:cantSplit w:val="0"/>
+          <w:trHeight w:val="770" w:hRule="atLeast"/>
+          <w:tblHeader w:val="0"/>
+        </w:trPr>
+        <w:tc>
+          <w:tcPr>
+            <w:tcBorders>
+              <w:top w:color="000000" w:space="0" w:sz="4" w:val="single"/>
+              <w:left w:color="000000" w:space="0" w:sz="4" w:val="single"/>
+              <w:bottom w:color="000000" w:space="0" w:sz="4" w:val="single"/>
+              <w:right w:color="000000" w:space="0" w:sz="4" w:val="single"/>
+            </w:tcBorders>
+            <w:tcMar>
+              <w:top w:w="100.0" w:type="dxa"/>
+              <w:left w:w="100.0" w:type="dxa"/>
+              <w:bottom w:w="100.0" w:type="dxa"/>
+              <w:right w:w="100.0" w:type="dxa"/>
+            </w:tcMar>
+            <w:vAlign w:val="top"/>
+          </w:tcPr>
+          <w:p>
+            <w:pPr>
+              <w:jc w:val="both"/>
+              <w:rPr/>
+            </w:pPr>
+            <w:r>
+              <w:rPr>
+                <w:rtl w:val="0"/>
+              </w:rPr>
+              <w:t xml:space="preserve">Reciclador / EO-RS</w:t>
+            </w:r>
+          </w:p>
+        </w:tc>
+        <w:tc>
+          <w:tcPr>
+            <w:tcBorders>
+              <w:top w:color="000000" w:space="0" w:sz="4" w:val="single"/>
+              <w:left w:color="000000" w:space="0" w:sz="4" w:val="single"/>
+              <w:bottom w:color="000000" w:space="0" w:sz="4" w:val="single"/>
+              <w:right w:color="000000" w:space="0" w:sz="4" w:val="single"/>
+            </w:tcBorders>
+            <w:tcMar>
+              <w:top w:w="100.0" w:type="dxa"/>
+              <w:left w:w="100.0" w:type="dxa"/>
+              <w:bottom w:w="100.0" w:type="dxa"/>
+              <w:right w:w="100.0" w:type="dxa"/>
+            </w:tcMar>
+            <w:vAlign w:val="top"/>
+          </w:tcPr>
+          <w:p>
+            <w:pPr>
+              <w:jc w:val="both"/>
+              <w:rPr/>
+            </w:pPr>
+            <w:r>
+              <w:rPr>
+                <w:rtl w:val="0"/>
+              </w:rPr>
+              <w:t xml:space="preserve">—</w:t>
+            </w:r>
+          </w:p>
+        </w:tc>
+        <w:tc>
+          <w:tcPr>
+            <w:tcBorders>
+              <w:top w:color="000000" w:space="0" w:sz="4" w:val="single"/>
+              <w:left w:color="000000" w:space="0" w:sz="4" w:val="single"/>
+              <w:bottom w:color="000000" w:space="0" w:sz="4" w:val="single"/>
+              <w:right w:color="000000" w:space="0" w:sz="4" w:val="single"/>
+            </w:tcBorders>
+            <w:tcMar>
+              <w:top w:w="100.0" w:type="dxa"/>
+              <w:left w:w="100.0" w:type="dxa"/>
+              <w:bottom w:w="100.0" w:type="dxa"/>
+              <w:right w:w="100.0" w:type="dxa"/>
+            </w:tcMar>
+            <w:vAlign w:val="top"/>
+          </w:tcPr>
+          <w:p>
+            <w:pPr>
+              <w:jc w:val="both"/>
+              <w:rPr/>
+            </w:pPr>
+            <w:r>
+              <w:rPr>
+                <w:rtl w:val="0"/>
+              </w:rPr>
+              <w:t xml:space="preserve">Acta de envases dados de baja</w:t>
+            </w:r>
+          </w:p>
+        </w:tc>
+        <w:tc>
+          <w:tcPr>
+            <w:tcBorders>
+              <w:top w:color="000000" w:space="0" w:sz="4" w:val="single"/>
+              <w:left w:color="000000" w:space="0" w:sz="4" w:val="single"/>
+              <w:bottom w:color="000000" w:space="0" w:sz="4" w:val="single"/>
+              <w:right w:color="000000" w:space="0" w:sz="4" w:val="single"/>
+            </w:tcBorders>
+            <w:tcMar>
+              <w:top w:w="100.0" w:type="dxa"/>
+              <w:left w:w="100.0" w:type="dxa"/>
+              <w:bottom w:w="100.0" w:type="dxa"/>
+              <w:right w:w="100.0" w:type="dxa"/>
+            </w:tcMar>
+            <w:vAlign w:val="top"/>
+          </w:tcPr>
+          <w:p>
+            <w:pPr>
+              <w:jc w:val="both"/>
+              <w:rPr/>
+            </w:pPr>
+            <w:r>
+              <w:rPr>
+                <w:rtl w:val="0"/>
+              </w:rPr>
+              <w:t xml:space="preserve">Unidireccional (salida)</w:t>
+            </w:r>
+          </w:p>
+        </w:tc>
+      </w:tr>
+    </w:tbl>
+    <w:p>
+      <w:pPr>
+        <w:spacing w:line="360" w:lineRule="auto"/>
+        <w:ind w:left="0" w:firstLine="0"/>
+        <w:jc w:val="both"/>
+        <w:rPr/>
+      </w:pPr>
+      <w:r>
+        <w:rPr>
+          <w:rtl w:val="0"/>
+        </w:rPr>
+      </w:r>
+    </w:p>
+    <w:p>
+      <w:pPr>
+        <w:numPr>
+          <w:ilvl w:val="0"/>
+          <w:numId w:val="2"/>
+        </w:numPr>
+        <w:spacing w:line="360" w:lineRule="auto"/>
+        <w:ind w:left="2880" w:hanging="360"/>
+        <w:jc w:val="both"/>
+        <w:rPr>
+          <w:b w:val="1"/>
+          <w:bCs w:val="1"/>
+        </w:rPr>
+      </w:pPr>
+      <w:r>
+        <w:rPr>
+          <w:b w:val="1"/>
+          <w:bCs w:val="1"/>
+          <w:rtl w:val="0"/>
+        </w:rPr>
+        <w:t xml:space="preserve">Justificación:</w:t>
+      </w:r>
+      <w:r>
+        <w:rPr>
+          <w:rtl w:val="0"/>
+        </w:rPr>
+        <w:t xml:space="preserve"> El diagrama fija los límites del sistema y deja claro, ante los </w:t>
+      </w:r>
+      <w:r>
+        <w:rPr>
+          <w:i w:val="1"/>
+          <w:iCs w:val="1"/>
+          <w:rtl w:val="0"/>
+        </w:rPr>
+        <w:t xml:space="preserve">stakeholders</w:t>
+      </w:r>
+      <w:r>
+        <w:rPr>
+          <w:rtl w:val="0"/>
+        </w:rPr>
+        <w:t xml:space="preserve">, qué hace y qué no hace. Por ejemplo, no se conecta con ninguna pasarela de pagos, lo que refuerza visualmente la regla RD-01. También identifica las interfaces externas que deben especificarse (notificaciones, impresión, lectura QR) y evita malentendidos sobre el alcance. </w:t>
       </w:r>
     </w:p>
     <w:p>
@@ -20320,14 +25222,14 @@
         <w:pStyle w:val="Heading3"/>
         <w:numPr>
           <w:ilvl w:val="2"/>
-          <w:numId w:val="6"/>
+          <w:numId w:val="9"/>
         </w:numPr>
         <w:ind w:left="2160" w:hanging="360"/>
         <w:jc w:val="both"/>
         <w:rPr/>
       </w:pPr>
-      <w:bookmarkStart w:colFirst="0" w:colLast="0" w:name="_pcd9ubje2pqf" w:id="34"/>
-      <w:bookmarkEnd w:id="34"/>
+      <w:bookmarkStart w:colFirst="0" w:colLast="0" w:name="_pcd9ubje2pqf" w:id="36"/>
+      <w:bookmarkEnd w:id="36"/>
       <w:r>
         <w:rPr>
           <w:rtl w:val="0"/>
@@ -20337,9 +25239,356 @@
     </w:p>
     <w:p>
       <w:pPr>
+        <w:ind w:left="2160" w:firstLine="0"/>
+        <w:rPr/>
+      </w:pPr>
+      <w:r>
+        <w:rPr>
+          <w:rtl w:val="0"/>
+        </w:rPr>
+        <w:t xml:space="preserve">Muestra las funciones que ofrece el sistema y quién las usa. Responde a la pregunta </w:t>
+      </w:r>
+      <w:r>
+        <w:rPr>
+          <w:i w:val="1"/>
+          <w:iCs w:val="1"/>
+          <w:rtl w:val="0"/>
+        </w:rPr>
+        <w:t xml:space="preserve">¿quién usa el sistema y para qué?</w:t>
+      </w:r>
+      <w:r>
+        <w:rPr>
+          <w:rtl w:val="0"/>
+        </w:rPr>
+        <w:t xml:space="preserve"> [27], [28]. </w:t>
+      </w:r>
+    </w:p>
+    <w:p>
+      <w:pPr>
+        <w:ind w:left="2160" w:firstLine="0"/>
+        <w:rPr/>
+      </w:pPr>
+      <w:r>
+        <w:rPr>
+          <w:rtl w:val="0"/>
+        </w:rPr>
+      </w:r>
+    </w:p>
+    <w:p>
+      <w:pPr>
+        <w:ind w:left="0" w:firstLine="0"/>
+        <w:rPr/>
+      </w:pPr>
+      <w:r>
+        <w:rPr>
+          <w:rtl w:val="0"/>
+        </w:rPr>
+      </w:r>
+    </w:p>
+    <w:tbl>
+      <w:tblPr>
+        <w:tblStyle w:val="Table21"/>
+        <w:tblW w:w="9029.0" w:type="dxa"/>
+        <w:jc w:val="left"/>
+        <w:tblBorders>
+          <w:top w:color="000000" w:space="0" w:sz="8" w:val="single"/>
+          <w:left w:color="000000" w:space="0" w:sz="8" w:val="single"/>
+          <w:bottom w:color="000000" w:space="0" w:sz="8" w:val="single"/>
+          <w:right w:color="000000" w:space="0" w:sz="8" w:val="single"/>
+          <w:insideH w:color="000000" w:space="0" w:sz="8" w:val="single"/>
+          <w:insideV w:color="000000" w:space="0" w:sz="8" w:val="single"/>
+        </w:tblBorders>
+        <w:tblLayout w:type="fixed"/>
+        <w:tblLook w:val="0600"/>
+      </w:tblPr>
+      <w:tblGrid>
+        <w:gridCol w:w="9029"/>
+        <w:tblGridChange w:id="0">
+          <w:tblGrid>
+            <w:gridCol w:w="9029"/>
+          </w:tblGrid>
+        </w:tblGridChange>
+      </w:tblGrid>
+      <w:tr>
+        <w:trPr>
+          <w:cantSplit w:val="0"/>
+          <w:tblHeader w:val="0"/>
+        </w:trPr>
+        <w:tc>
+          <w:tcPr>
+            <w:shd w:fill="auto" w:val="clear"/>
+            <w:tcMar>
+              <w:top w:w="100.0" w:type="dxa"/>
+              <w:left w:w="100.0" w:type="dxa"/>
+              <w:bottom w:w="100.0" w:type="dxa"/>
+              <w:right w:w="100.0" w:type="dxa"/>
+            </w:tcMar>
+            <w:vAlign w:val="top"/>
+          </w:tcPr>
+          <w:p>
+            <w:pPr>
+              <w:keepNext w:val="0"/>
+              <w:keepLines w:val="0"/>
+              <w:pageBreakBefore w:val="0"/>
+              <w:widowControl w:val="0"/>
+              <w:pBdr>
+                <w:top w:space="0" w:sz="0" w:val="nil"/>
+                <w:left w:space="0" w:sz="0" w:val="nil"/>
+                <w:bottom w:space="0" w:sz="0" w:val="nil"/>
+                <w:right w:space="0" w:sz="0" w:val="nil"/>
+                <w:between w:space="0" w:sz="0" w:val="nil"/>
+              </w:pBdr>
+              <w:shd w:fill="auto" w:val="clear"/>
+              <w:spacing w:after="0" w:before="0" w:line="240" w:lineRule="auto"/>
+              <w:ind w:left="0" w:right="0" w:firstLine="0"/>
+              <w:jc w:val="left"/>
+              <w:rPr/>
+            </w:pPr>
+            <w:r>
+              <w:rPr>
+                <w:rtl w:val="0"/>
+              </w:rPr>
+              <w:t xml:space="preserve">DIAGRAMA 4</w:t>
+            </w:r>
+          </w:p>
+        </w:tc>
+      </w:tr>
+    </w:tbl>
+    <w:p>
+      <w:pPr>
+        <w:ind w:left="0" w:firstLine="0"/>
+        <w:rPr/>
+      </w:pPr>
+      <w:r>
+        <w:rPr>
+          <w:rtl w:val="0"/>
+        </w:rPr>
+      </w:r>
+    </w:p>
+    <w:p>
+      <w:pPr>
+        <w:numPr>
+          <w:ilvl w:val="0"/>
+          <w:numId w:val="4"/>
+        </w:numPr>
+        <w:ind w:left="2880" w:hanging="360"/>
+        <w:rPr>
+          <w:b w:val="1"/>
+          <w:bCs w:val="1"/>
+        </w:rPr>
+      </w:pPr>
+      <w:r>
+        <w:rPr>
+          <w:b w:val="1"/>
+          <w:bCs w:val="1"/>
+          <w:rtl w:val="0"/>
+        </w:rPr>
+        <w:t xml:space="preserve">Justificación de las relaciones: </w:t>
+      </w:r>
+    </w:p>
+    <w:p>
+      <w:pPr>
         <w:numPr>
           <w:ilvl w:val="1"/>
-          <w:numId w:val="6"/>
+          <w:numId w:val="4"/>
+        </w:numPr>
+        <w:ind w:left="3600" w:hanging="360"/>
+      </w:pPr>
+      <w:r>
+        <w:rPr>
+          <w:rFonts w:ascii="Roboto Mono" w:cs="Roboto Mono" w:eastAsia="Roboto Mono" w:hAnsi="Roboto Mono"/>
+          <w:b w:val="1"/>
+          <w:bCs w:val="1"/>
+          <w:color w:val="188038"/>
+          <w:rtl w:val="0"/>
+        </w:rPr>
+        <w:t xml:space="preserve">&lt;&lt;include&gt;&gt;</w:t>
+      </w:r>
+      <w:r>
+        <w:rPr>
+          <w:rFonts w:ascii="Cardo" w:cs="Cardo" w:eastAsia="Cardo" w:hAnsi="Cardo"/>
+          <w:b w:val="1"/>
+          <w:bCs w:val="1"/>
+          <w:rtl w:val="0"/>
+        </w:rPr>
+        <w:t xml:space="preserve"> CU-05 → Verificar habilitación / Verificar stock / Emitir vale.</w:t>
+      </w:r>
+      <w:r>
+        <w:rPr>
+          <w:rtl w:val="0"/>
+        </w:rPr>
+        <w:t xml:space="preserve"> No existe un préstamo válido sin comprobar que el comerciante no tenga vales vencidos (RD-04), sin stock suficiente (RF-16) ni sin vale (RD-02). Son pasos </w:t>
+      </w:r>
+      <w:r>
+        <w:rPr>
+          <w:b w:val="1"/>
+          <w:bCs w:val="1"/>
+          <w:rtl w:val="0"/>
+        </w:rPr>
+        <w:t xml:space="preserve">obligatorios</w:t>
+      </w:r>
+      <w:r>
+        <w:rPr>
+          <w:rtl w:val="0"/>
+        </w:rPr>
+        <w:t xml:space="preserve">.</w:t>
+      </w:r>
+    </w:p>
+    <w:p>
+      <w:pPr>
+        <w:numPr>
+          <w:ilvl w:val="1"/>
+          <w:numId w:val="4"/>
+        </w:numPr>
+        <w:ind w:left="3600" w:hanging="360"/>
+      </w:pPr>
+      <w:r>
+        <w:rPr>
+          <w:rFonts w:ascii="Roboto Mono" w:cs="Roboto Mono" w:eastAsia="Roboto Mono" w:hAnsi="Roboto Mono"/>
+          <w:b w:val="1"/>
+          <w:bCs w:val="1"/>
+          <w:color w:val="188038"/>
+          <w:rtl w:val="0"/>
+        </w:rPr>
+        <w:t xml:space="preserve">&lt;&lt;extend&gt;&gt;</w:t>
+      </w:r>
+      <w:r>
+        <w:rPr>
+          <w:rFonts w:ascii="Cardo" w:cs="Cardo" w:eastAsia="Cardo" w:hAnsi="Cardo"/>
+          <w:b w:val="1"/>
+          <w:bCs w:val="1"/>
+          <w:rtl w:val="0"/>
+        </w:rPr>
+        <w:t xml:space="preserve"> Imprimir vale / Enviar vale digital → CU-06.</w:t>
+      </w:r>
+      <w:r>
+        <w:rPr>
+          <w:rtl w:val="0"/>
+        </w:rPr>
+        <w:t xml:space="preserve"> Son opcionales y dependen del medio disponible: impresora o teléfono del comerciante.</w:t>
+      </w:r>
+    </w:p>
+    <w:p>
+      <w:pPr>
+        <w:numPr>
+          <w:ilvl w:val="1"/>
+          <w:numId w:val="4"/>
+        </w:numPr>
+        <w:ind w:left="3600" w:hanging="360"/>
+      </w:pPr>
+      <w:r>
+        <w:rPr>
+          <w:rFonts w:ascii="Roboto Mono" w:cs="Roboto Mono" w:eastAsia="Roboto Mono" w:hAnsi="Roboto Mono"/>
+          <w:b w:val="1"/>
+          <w:bCs w:val="1"/>
+          <w:color w:val="188038"/>
+          <w:rtl w:val="0"/>
+        </w:rPr>
+        <w:t xml:space="preserve">&lt;&lt;include&gt;&gt;</w:t>
+      </w:r>
+      <w:r>
+        <w:rPr>
+          <w:rFonts w:ascii="Cardo" w:cs="Cardo" w:eastAsia="Cardo" w:hAnsi="Cardo"/>
+          <w:b w:val="1"/>
+          <w:bCs w:val="1"/>
+          <w:rtl w:val="0"/>
+        </w:rPr>
+        <w:t xml:space="preserve"> CU-07 → Validar vale / Inspeccionar.</w:t>
+      </w:r>
+      <w:r>
+        <w:rPr>
+          <w:rtl w:val="0"/>
+        </w:rPr>
+        <w:t xml:space="preserve"> Toda devolución exige identificar el vale y verificar la condición del envase.</w:t>
+      </w:r>
+    </w:p>
+    <w:p>
+      <w:pPr>
+        <w:numPr>
+          <w:ilvl w:val="1"/>
+          <w:numId w:val="4"/>
+        </w:numPr>
+        <w:ind w:left="3600" w:hanging="360"/>
+      </w:pPr>
+      <w:r>
+        <w:rPr>
+          <w:rFonts w:ascii="Roboto Mono" w:cs="Roboto Mono" w:eastAsia="Roboto Mono" w:hAnsi="Roboto Mono"/>
+          <w:b w:val="1"/>
+          <w:bCs w:val="1"/>
+          <w:color w:val="188038"/>
+          <w:rtl w:val="0"/>
+        </w:rPr>
+        <w:t xml:space="preserve">&lt;&lt;extend&gt;&gt;</w:t>
+      </w:r>
+      <w:r>
+        <w:rPr>
+          <w:rFonts w:ascii="Cardo" w:cs="Cardo" w:eastAsia="Cardo" w:hAnsi="Cardo"/>
+          <w:b w:val="1"/>
+          <w:bCs w:val="1"/>
+          <w:rtl w:val="0"/>
+        </w:rPr>
+        <w:t xml:space="preserve"> CU-08 → CU-07.</w:t>
+      </w:r>
+      <w:r>
+        <w:rPr>
+          <w:rtl w:val="0"/>
+        </w:rPr>
+        <w:t xml:space="preserve"> La incidencia ocurre </w:t>
+      </w:r>
+      <w:r>
+        <w:rPr>
+          <w:b w:val="1"/>
+          <w:bCs w:val="1"/>
+          <w:rtl w:val="0"/>
+        </w:rPr>
+        <w:t xml:space="preserve">solo si</w:t>
+      </w:r>
+      <w:r>
+        <w:rPr>
+          <w:rtl w:val="0"/>
+        </w:rPr>
+        <w:t xml:space="preserve"> se detecta un envase dañado, contaminado o faltante. Es una condición excepcional.</w:t>
+      </w:r>
+    </w:p>
+    <w:p>
+      <w:pPr>
+        <w:numPr>
+          <w:ilvl w:val="1"/>
+          <w:numId w:val="4"/>
+        </w:numPr>
+        <w:ind w:left="3600" w:hanging="360"/>
+      </w:pPr>
+      <w:r>
+        <w:rPr>
+          <w:b w:val="1"/>
+          <w:bCs w:val="1"/>
+          <w:rtl w:val="0"/>
+        </w:rPr>
+        <w:t xml:space="preserve">CU-13</w:t>
+      </w:r>
+      <w:r>
+        <w:rPr>
+          <w:rtl w:val="0"/>
+        </w:rPr>
+        <w:t xml:space="preserve"> es disparado por el sistema (proceso programado) y se comunica con el servicio externo de notificaciones.</w:t>
+      </w:r>
+    </w:p>
+    <w:p>
+      <w:pPr>
+        <w:ind w:left="2160" w:firstLine="0"/>
+        <w:rPr/>
+      </w:pPr>
+      <w:r>
+        <w:rPr>
+          <w:rtl w:val="0"/>
+        </w:rPr>
+      </w:r>
+    </w:p>
+    <w:p>
+      <w:pPr>
+        <w:numPr>
+          <w:ilvl w:val="1"/>
+          <w:numId w:val="9"/>
         </w:numPr>
         <w:spacing w:line="360" w:lineRule="auto"/>
         <w:ind w:left="1440" w:hanging="360"/>
@@ -20360,7 +25609,7 @@
       <w:pPr>
         <w:numPr>
           <w:ilvl w:val="1"/>
-          <w:numId w:val="6"/>
+          <w:numId w:val="9"/>
         </w:numPr>
         <w:spacing w:line="360" w:lineRule="auto"/>
         <w:ind w:left="1440" w:hanging="360"/>
@@ -20405,7 +25654,7 @@
       <w:pPr>
         <w:numPr>
           <w:ilvl w:val="0"/>
-          <w:numId w:val="6"/>
+          <w:numId w:val="9"/>
         </w:numPr>
         <w:spacing w:after="200" w:line="360" w:lineRule="auto"/>
         <w:ind w:left="720" w:hanging="360"/>
@@ -20434,7 +25683,7 @@
       <w:pPr>
         <w:numPr>
           <w:ilvl w:val="1"/>
-          <w:numId w:val="6"/>
+          <w:numId w:val="9"/>
         </w:numPr>
         <w:spacing w:line="360" w:lineRule="auto"/>
         <w:ind w:left="1440" w:hanging="360"/>
@@ -20455,7 +25704,7 @@
       <w:pPr>
         <w:numPr>
           <w:ilvl w:val="1"/>
-          <w:numId w:val="6"/>
+          <w:numId w:val="9"/>
         </w:numPr>
         <w:spacing w:line="360" w:lineRule="auto"/>
         <w:ind w:left="1440" w:hanging="360"/>
@@ -20500,7 +25749,7 @@
       <w:pPr>
         <w:numPr>
           <w:ilvl w:val="0"/>
-          <w:numId w:val="6"/>
+          <w:numId w:val="9"/>
         </w:numPr>
         <w:spacing w:after="200" w:line="360" w:lineRule="auto"/>
         <w:ind w:left="720" w:hanging="360"/>
@@ -20529,7 +25778,7 @@
       <w:pPr>
         <w:numPr>
           <w:ilvl w:val="1"/>
-          <w:numId w:val="6"/>
+          <w:numId w:val="9"/>
         </w:numPr>
         <w:spacing w:line="360" w:lineRule="auto"/>
         <w:ind w:left="1440" w:hanging="360"/>
@@ -20550,7 +25799,7 @@
       <w:pPr>
         <w:numPr>
           <w:ilvl w:val="1"/>
-          <w:numId w:val="6"/>
+          <w:numId w:val="9"/>
         </w:numPr>
         <w:spacing w:line="360" w:lineRule="auto"/>
         <w:ind w:left="1440" w:hanging="360"/>
@@ -20571,7 +25820,7 @@
       <w:pPr>
         <w:numPr>
           <w:ilvl w:val="1"/>
-          <w:numId w:val="6"/>
+          <w:numId w:val="9"/>
         </w:numPr>
         <w:spacing w:line="360" w:lineRule="auto"/>
         <w:ind w:left="1440" w:hanging="360"/>
@@ -20593,14 +25842,14 @@
         <w:pStyle w:val="Heading3"/>
         <w:numPr>
           <w:ilvl w:val="2"/>
-          <w:numId w:val="6"/>
+          <w:numId w:val="9"/>
         </w:numPr>
         <w:ind w:left="2160" w:hanging="360"/>
         <w:jc w:val="both"/>
         <w:rPr/>
       </w:pPr>
-      <w:bookmarkStart w:colFirst="0" w:colLast="0" w:name="_by7ydswhihdo" w:id="35"/>
-      <w:bookmarkEnd w:id="35"/>
+      <w:bookmarkStart w:colFirst="0" w:colLast="0" w:name="_by7ydswhihdo" w:id="37"/>
+      <w:bookmarkEnd w:id="37"/>
       <w:r>
         <w:rPr>
           <w:rtl w:val="0"/>
@@ -20613,14 +25862,14 @@
         <w:pStyle w:val="Heading3"/>
         <w:numPr>
           <w:ilvl w:val="2"/>
-          <w:numId w:val="6"/>
+          <w:numId w:val="9"/>
         </w:numPr>
         <w:ind w:left="2160" w:hanging="360"/>
         <w:jc w:val="both"/>
         <w:rPr/>
       </w:pPr>
-      <w:bookmarkStart w:colFirst="0" w:colLast="0" w:name="_cu92ztieqvsd" w:id="36"/>
-      <w:bookmarkEnd w:id="36"/>
+      <w:bookmarkStart w:colFirst="0" w:colLast="0" w:name="_cu92ztieqvsd" w:id="38"/>
+      <w:bookmarkEnd w:id="38"/>
       <w:r>
         <w:rPr>
           <w:rtl w:val="0"/>
@@ -20632,7 +25881,7 @@
       <w:pPr>
         <w:numPr>
           <w:ilvl w:val="1"/>
-          <w:numId w:val="6"/>
+          <w:numId w:val="9"/>
         </w:numPr>
         <w:spacing w:line="360" w:lineRule="auto"/>
         <w:ind w:left="1440" w:hanging="360"/>
@@ -20648,7 +25897,7 @@
         </w:rPr>
         <w:t xml:space="preserve"> Herramientas utilizadas (Jira, </w:t>
       </w:r>
-      <w:hyperlink r:id="rId7">
+      <w:hyperlink r:id="rId9">
         <w:r>
           <w:rPr>
             <w:rFonts w:ascii="Times New Roman" w:cs="Times New Roman" w:eastAsia="Times New Roman" w:hAnsi="Times New Roman"/>
@@ -20670,7 +25919,7 @@
         </w:rPr>
         <w:t xml:space="preserve">, </w:t>
       </w:r>
-      <w:hyperlink r:id="rId8">
+      <w:hyperlink r:id="rId10">
         <w:r>
           <w:rPr>
             <w:rFonts w:ascii="Times New Roman" w:cs="Times New Roman" w:eastAsia="Times New Roman" w:hAnsi="Times New Roman"/>
@@ -20721,7 +25970,7 @@
       <w:pPr>
         <w:numPr>
           <w:ilvl w:val="0"/>
-          <w:numId w:val="6"/>
+          <w:numId w:val="9"/>
         </w:numPr>
         <w:spacing w:after="200" w:line="360" w:lineRule="auto"/>
         <w:ind w:left="720" w:hanging="360"/>
@@ -20750,7 +25999,7 @@
       <w:pPr>
         <w:numPr>
           <w:ilvl w:val="1"/>
-          <w:numId w:val="6"/>
+          <w:numId w:val="9"/>
         </w:numPr>
         <w:spacing w:line="360" w:lineRule="auto"/>
         <w:ind w:left="1440" w:hanging="360"/>
@@ -20771,7 +26020,7 @@
       <w:pPr>
         <w:numPr>
           <w:ilvl w:val="1"/>
-          <w:numId w:val="6"/>
+          <w:numId w:val="9"/>
         </w:numPr>
         <w:spacing w:line="360" w:lineRule="auto"/>
         <w:ind w:left="1440" w:hanging="360"/>
@@ -20792,7 +26041,7 @@
       <w:pPr>
         <w:numPr>
           <w:ilvl w:val="1"/>
-          <w:numId w:val="6"/>
+          <w:numId w:val="9"/>
         </w:numPr>
         <w:spacing w:line="360" w:lineRule="auto"/>
         <w:ind w:left="1440" w:hanging="360"/>
@@ -20837,7 +26086,7 @@
       <w:pPr>
         <w:numPr>
           <w:ilvl w:val="0"/>
-          <w:numId w:val="6"/>
+          <w:numId w:val="9"/>
         </w:numPr>
         <w:spacing w:after="200" w:line="360" w:lineRule="auto"/>
         <w:ind w:left="720" w:hanging="360"/>
@@ -20913,7 +26162,7 @@
         </w:rPr>
         <w:t xml:space="preserve"> [en línea]. New York: United Nations, Department of Economic and Social Affairs. [consulta: 22 septiembre 2026]. Disponible en: </w:t>
       </w:r>
-      <w:hyperlink r:id="rId9">
+      <w:hyperlink r:id="rId11">
         <w:r>
           <w:rPr>
             <w:rFonts w:ascii="Times New Roman" w:cs="Times New Roman" w:eastAsia="Times New Roman" w:hAnsi="Times New Roman"/>
@@ -20987,7 +26236,7 @@
         </w:rPr>
         <w:t xml:space="preserve"> [en línea]. New York: United Nations, Department of Economic and Social Affairs. [consulta: 22 septiembre 2026]. Disponible en: </w:t>
       </w:r>
-      <w:hyperlink r:id="rId10">
+      <w:hyperlink r:id="rId12">
         <w:r>
           <w:rPr>
             <w:rFonts w:ascii="Times New Roman" w:cs="Times New Roman" w:eastAsia="Times New Roman" w:hAnsi="Times New Roman"/>
@@ -21031,7 +26280,7 @@
       <w:pPr>
         <w:numPr>
           <w:ilvl w:val="0"/>
-          <w:numId w:val="6"/>
+          <w:numId w:val="9"/>
         </w:numPr>
         <w:spacing w:line="360" w:lineRule="auto"/>
         <w:ind w:left="720" w:hanging="360"/>
@@ -21055,7 +26304,7 @@
       <w:pPr>
         <w:numPr>
           <w:ilvl w:val="0"/>
-          <w:numId w:val="6"/>
+          <w:numId w:val="9"/>
         </w:numPr>
         <w:spacing w:line="360" w:lineRule="auto"/>
         <w:ind w:left="720" w:hanging="360"/>
@@ -21084,7 +26333,7 @@
       <w:pPr>
         <w:numPr>
           <w:ilvl w:val="0"/>
-          <w:numId w:val="6"/>
+          <w:numId w:val="9"/>
         </w:numPr>
         <w:spacing w:line="360" w:lineRule="auto"/>
         <w:ind w:left="720" w:hanging="360"/>
@@ -21104,7 +26353,7 @@
           <wp:inline distB="114300" distT="114300" distL="114300" distR="114300">
             <wp:extent cx="5731200" cy="825500"/>
             <wp:effectExtent b="0" l="0" r="0" t="0"/>
-            <wp:docPr id="2" name="image2.png"/>
+            <wp:docPr id="1" name="image2.png"/>
             <a:graphic>
               <a:graphicData uri="http://schemas.openxmlformats.org/drawingml/2006/picture">
                 <pic:pic>
@@ -21113,7 +26362,7 @@
                     <pic:cNvPicPr preferRelativeResize="0"/>
                   </pic:nvPicPr>
                   <pic:blipFill>
-                    <a:blip r:embed="rId11"/>
+                    <a:blip r:embed="rId13"/>
                     <a:srcRect b="0" l="0" r="0" t="0"/>
                     <a:stretch>
                       <a:fillRect/>
@@ -21148,13 +26397,183 @@
 </w:document>
 </file>
 
+<file path=word/comments.xml><?xml version="1.0" encoding="utf-8"?>
+<w:comments xmlns:mc="http://schemas.openxmlformats.org/markup-compatibility/2006" xmlns:o="urn:schemas-microsoft-com:office:office" xmlns:r="http://schemas.openxmlformats.org/officeDocument/2006/relationships" xmlns:m="http://schemas.openxmlformats.org/officeDocument/2006/math" xmlns:v="urn:schemas-microsoft-com:vml" xmlns:wp="http://schemas.openxmlformats.org/drawingml/2006/wordprocessingDrawing" xmlns:w10="urn:schemas-microsoft-com:office:word" xmlns:w="http://schemas.openxmlformats.org/wordprocessingml/2006/main" xmlns:wne="http://schemas.microsoft.com/office/word/2006/wordml" xmlns:sl="http://schemas.openxmlformats.org/schemaLibrary/2006/main" xmlns:a="http://schemas.openxmlformats.org/drawingml/2006/main" xmlns:pic="http://schemas.openxmlformats.org/drawingml/2006/picture" xmlns:c="http://schemas.openxmlformats.org/drawingml/2006/chart" xmlns:lc="http://schemas.openxmlformats.org/drawingml/2006/lockedCanvas" xmlns:dgm="http://schemas.openxmlformats.org/drawingml/2006/diagram" xmlns:wps="http://schemas.microsoft.com/office/word/2010/wordprocessingShape" xmlns:wpg="http://schemas.microsoft.com/office/word/2010/wordprocessingGroup" xmlns:w14="http://schemas.microsoft.com/office/word/2010/wordml" xmlns:w15="http://schemas.microsoft.com/office/word/2012/wordml" xmlns:w16="http://schemas.microsoft.com/office/word/2018/wordml" xmlns:w16cex="http://schemas.microsoft.com/office/word/2018/wordml/cex" xmlns:w16cid="http://schemas.microsoft.com/office/word/2016/wordml/cid" xmlns="http://schemas.microsoft.com/office/tasks/2019/documenttasks" xmlns:cr="http://schemas.microsoft.com/office/comments/2020/reactions">
+  <w:comment w:author="NICOLE ROSE TORRES ALVAREZ" w:id="0" w:date="2026-09-22T16:29:06Z">
+    <w:p>
+      <w:pPr>
+        <w:keepNext w:val="0"/>
+        <w:keepLines w:val="0"/>
+        <w:pageBreakBefore w:val="0"/>
+        <w:widowControl w:val="0"/>
+        <w:pBdr>
+          <w:top w:space="0" w:sz="0" w:val="nil"/>
+          <w:left w:space="0" w:sz="0" w:val="nil"/>
+          <w:bottom w:space="0" w:sz="0" w:val="nil"/>
+          <w:right w:space="0" w:sz="0" w:val="nil"/>
+          <w:between w:space="0" w:sz="0" w:val="nil"/>
+        </w:pBdr>
+        <w:shd w:fill="auto" w:val="clear"/>
+        <w:spacing w:after="0" w:before="0" w:line="240" w:lineRule="auto"/>
+        <w:ind w:left="0" w:right="0" w:firstLine="0"/>
+        <w:jc w:val="left"/>
+        <w:rPr>
+          <w:rFonts w:ascii="Arial" w:cs="Arial" w:eastAsia="Arial" w:hAnsi="Arial"/>
+          <w:b w:val="0"/>
+          <w:bCs w:val="0"/>
+          <w:i w:val="0"/>
+          <w:iCs w:val="0"/>
+          <w:smallCaps w:val="0"/>
+          <w:strike w:val="0"/>
+          <w:color w:val="000000"/>
+          <w:sz w:val="22"/>
+          <w:szCs w:val="22"/>
+          <w:u w:val="none"/>
+          <w:shd w:fill="auto" w:val="clear"/>
+          <w:vertAlign w:val="baseline"/>
+        </w:rPr>
+      </w:pPr>
+      <w:r>
+        <w:rPr>
+          <w:rFonts w:ascii="Arial" w:cs="Arial" w:eastAsia="Arial" w:hAnsi="Arial"/>
+          <w:b w:val="0"/>
+          <w:bCs w:val="0"/>
+          <w:i w:val="0"/>
+          <w:iCs w:val="0"/>
+          <w:smallCaps w:val="0"/>
+          <w:strike w:val="0"/>
+          <w:color w:val="000000"/>
+          <w:sz w:val="22"/>
+          <w:szCs w:val="22"/>
+          <w:u w:val="none"/>
+          <w:shd w:fill="auto" w:val="clear"/>
+          <w:vertAlign w:val="baseline"/>
+          <w:rtl w:val="0"/>
+        </w:rPr>
+        <w:t xml:space="preserve">Códigos faltantes</w:t>
+      </w:r>
+    </w:p>
+  </w:comment>
+  <w:comment w:author="NICOLE ROSE TORRES ALVAREZ" w:id="1" w:date="2026-09-22T16:29:06Z">
+    <w:p>
+      <w:pPr>
+        <w:keepNext w:val="0"/>
+        <w:keepLines w:val="0"/>
+        <w:pageBreakBefore w:val="0"/>
+        <w:widowControl w:val="0"/>
+        <w:pBdr>
+          <w:top w:space="0" w:sz="0" w:val="nil"/>
+          <w:left w:space="0" w:sz="0" w:val="nil"/>
+          <w:bottom w:space="0" w:sz="0" w:val="nil"/>
+          <w:right w:space="0" w:sz="0" w:val="nil"/>
+          <w:between w:space="0" w:sz="0" w:val="nil"/>
+        </w:pBdr>
+        <w:shd w:fill="auto" w:val="clear"/>
+        <w:spacing w:after="0" w:before="0" w:line="240" w:lineRule="auto"/>
+        <w:ind w:left="0" w:right="0" w:firstLine="0"/>
+        <w:jc w:val="left"/>
+        <w:rPr>
+          <w:rFonts w:ascii="Arial" w:cs="Arial" w:eastAsia="Arial" w:hAnsi="Arial"/>
+          <w:b w:val="0"/>
+          <w:bCs w:val="0"/>
+          <w:i w:val="0"/>
+          <w:iCs w:val="0"/>
+          <w:smallCaps w:val="0"/>
+          <w:strike w:val="0"/>
+          <w:color w:val="000000"/>
+          <w:sz w:val="22"/>
+          <w:szCs w:val="22"/>
+          <w:u w:val="none"/>
+          <w:shd w:fill="auto" w:val="clear"/>
+          <w:vertAlign w:val="baseline"/>
+        </w:rPr>
+      </w:pPr>
+      <w:r>
+        <w:rPr>
+          <w:rFonts w:ascii="Arial" w:cs="Arial" w:eastAsia="Arial" w:hAnsi="Arial"/>
+          <w:b w:val="0"/>
+          <w:bCs w:val="0"/>
+          <w:i w:val="0"/>
+          <w:iCs w:val="0"/>
+          <w:smallCaps w:val="0"/>
+          <w:strike w:val="0"/>
+          <w:color w:val="000000"/>
+          <w:sz w:val="22"/>
+          <w:szCs w:val="22"/>
+          <w:u w:val="none"/>
+          <w:shd w:fill="auto" w:val="clear"/>
+          <w:vertAlign w:val="baseline"/>
+          <w:rtl w:val="0"/>
+        </w:rPr>
+        <w:t xml:space="preserve">Códigos faltantes</w:t>
+      </w:r>
+    </w:p>
+  </w:comment>
+  <w:comment w:author="NICOLE ROSE TORRES ALVAREZ" w:id="2" w:date="2026-09-22T16:29:06Z">
+    <w:p>
+      <w:pPr>
+        <w:keepNext w:val="0"/>
+        <w:keepLines w:val="0"/>
+        <w:pageBreakBefore w:val="0"/>
+        <w:widowControl w:val="0"/>
+        <w:pBdr>
+          <w:top w:space="0" w:sz="0" w:val="nil"/>
+          <w:left w:space="0" w:sz="0" w:val="nil"/>
+          <w:bottom w:space="0" w:sz="0" w:val="nil"/>
+          <w:right w:space="0" w:sz="0" w:val="nil"/>
+          <w:between w:space="0" w:sz="0" w:val="nil"/>
+        </w:pBdr>
+        <w:shd w:fill="auto" w:val="clear"/>
+        <w:spacing w:after="0" w:before="0" w:line="240" w:lineRule="auto"/>
+        <w:ind w:left="0" w:right="0" w:firstLine="0"/>
+        <w:jc w:val="left"/>
+        <w:rPr>
+          <w:rFonts w:ascii="Arial" w:cs="Arial" w:eastAsia="Arial" w:hAnsi="Arial"/>
+          <w:b w:val="0"/>
+          <w:bCs w:val="0"/>
+          <w:i w:val="0"/>
+          <w:iCs w:val="0"/>
+          <w:smallCaps w:val="0"/>
+          <w:strike w:val="0"/>
+          <w:color w:val="000000"/>
+          <w:sz w:val="22"/>
+          <w:szCs w:val="22"/>
+          <w:u w:val="none"/>
+          <w:shd w:fill="auto" w:val="clear"/>
+          <w:vertAlign w:val="baseline"/>
+        </w:rPr>
+      </w:pPr>
+      <w:r>
+        <w:rPr>
+          <w:rFonts w:ascii="Arial" w:cs="Arial" w:eastAsia="Arial" w:hAnsi="Arial"/>
+          <w:b w:val="0"/>
+          <w:bCs w:val="0"/>
+          <w:i w:val="0"/>
+          <w:iCs w:val="0"/>
+          <w:smallCaps w:val="0"/>
+          <w:strike w:val="0"/>
+          <w:color w:val="000000"/>
+          <w:sz w:val="22"/>
+          <w:szCs w:val="22"/>
+          <w:u w:val="none"/>
+          <w:shd w:fill="auto" w:val="clear"/>
+          <w:vertAlign w:val="baseline"/>
+          <w:rtl w:val="0"/>
+        </w:rPr>
+        <w:t xml:space="preserve">Códigos faltantes</w:t>
+      </w:r>
+    </w:p>
+  </w:comment>
+</w:comments>
+</file>
+
 <file path=word/numbering.xml><?xml version="1.0" encoding="utf-8"?>
 <w:numbering xmlns:mc="http://schemas.openxmlformats.org/markup-compatibility/2006" xmlns:o="urn:schemas-microsoft-com:office:office" xmlns:r="http://schemas.openxmlformats.org/officeDocument/2006/relationships" xmlns:m="http://schemas.openxmlformats.org/officeDocument/2006/math" xmlns:v="urn:schemas-microsoft-com:vml" xmlns:wp="http://schemas.openxmlformats.org/drawingml/2006/wordprocessingDrawing" xmlns:w10="urn:schemas-microsoft-com:office:word" xmlns:w="http://schemas.openxmlformats.org/wordprocessingml/2006/main" xmlns:wne="http://schemas.microsoft.com/office/word/2006/wordml" xmlns:sl="http://schemas.openxmlformats.org/schemaLibrary/2006/main" xmlns:a="http://schemas.openxmlformats.org/drawingml/2006/main" xmlns:pic="http://schemas.openxmlformats.org/drawingml/2006/picture" xmlns:c="http://schemas.openxmlformats.org/drawingml/2006/chart" xmlns:lc="http://schemas.openxmlformats.org/drawingml/2006/lockedCanvas" xmlns:dgm="http://schemas.openxmlformats.org/drawingml/2006/diagram" xmlns:wps="http://schemas.microsoft.com/office/word/2010/wordprocessingShape" xmlns:wpg="http://schemas.microsoft.com/office/word/2010/wordprocessingGroup" xmlns:w14="http://schemas.microsoft.com/office/word/2010/wordml" xmlns:w15="http://schemas.microsoft.com/office/word/2012/wordml" xmlns:w16="http://schemas.microsoft.com/office/word/2018/wordml" xmlns:w16cex="http://schemas.microsoft.com/office/word/2018/wordml/cex" xmlns:w16cid="http://schemas.microsoft.com/office/word/2016/wordml/cid" xmlns="http://schemas.microsoft.com/office/tasks/2019/documenttasks" xmlns:cr="http://schemas.microsoft.com/office/comments/2020/reactions">
   <w:abstractNum w:abstractNumId="1">
     <w:lvl w:ilvl="0">
       <w:start w:val="1"/>
-      <w:numFmt w:val="decimal"/>
-      <w:lvlText w:val="%1."/>
+      <w:numFmt w:val="bullet"/>
+      <w:lvlText w:val="●"/>
       <w:lvlJc w:val="left"/>
       <w:pPr>
         <w:ind w:left="2880" w:hanging="360"/>
@@ -21165,8 +26584,8 @@
     </w:lvl>
     <w:lvl w:ilvl="1">
       <w:start w:val="1"/>
-      <w:numFmt w:val="lowerLetter"/>
-      <w:lvlText w:val="%2."/>
+      <w:numFmt w:val="bullet"/>
+      <w:lvlText w:val="○"/>
       <w:lvlJc w:val="left"/>
       <w:pPr>
         <w:ind w:left="3600" w:hanging="360"/>
@@ -21177,9 +26596,9 @@
     </w:lvl>
     <w:lvl w:ilvl="2">
       <w:start w:val="1"/>
-      <w:numFmt w:val="lowerRoman"/>
-      <w:lvlText w:val="%3."/>
-      <w:lvlJc w:val="right"/>
+      <w:numFmt w:val="bullet"/>
+      <w:lvlText w:val="■"/>
+      <w:lvlJc w:val="left"/>
       <w:pPr>
         <w:ind w:left="4320" w:hanging="360"/>
       </w:pPr>
@@ -21189,8 +26608,8 @@
     </w:lvl>
     <w:lvl w:ilvl="3">
       <w:start w:val="1"/>
-      <w:numFmt w:val="decimal"/>
-      <w:lvlText w:val="%4."/>
+      <w:numFmt w:val="bullet"/>
+      <w:lvlText w:val="●"/>
       <w:lvlJc w:val="left"/>
       <w:pPr>
         <w:ind w:left="5040" w:hanging="360"/>
@@ -21201,8 +26620,8 @@
     </w:lvl>
     <w:lvl w:ilvl="4">
       <w:start w:val="1"/>
-      <w:numFmt w:val="lowerLetter"/>
-      <w:lvlText w:val="%5."/>
+      <w:numFmt w:val="bullet"/>
+      <w:lvlText w:val="○"/>
       <w:lvlJc w:val="left"/>
       <w:pPr>
         <w:ind w:left="5760" w:hanging="360"/>
@@ -21213,9 +26632,9 @@
     </w:lvl>
     <w:lvl w:ilvl="5">
       <w:start w:val="1"/>
-      <w:numFmt w:val="lowerRoman"/>
-      <w:lvlText w:val="%6."/>
-      <w:lvlJc w:val="right"/>
+      <w:numFmt w:val="bullet"/>
+      <w:lvlText w:val="■"/>
+      <w:lvlJc w:val="left"/>
       <w:pPr>
         <w:ind w:left="6480" w:hanging="360"/>
       </w:pPr>
@@ -21225,8 +26644,8 @@
     </w:lvl>
     <w:lvl w:ilvl="6">
       <w:start w:val="1"/>
-      <w:numFmt w:val="decimal"/>
-      <w:lvlText w:val="%7."/>
+      <w:numFmt w:val="bullet"/>
+      <w:lvlText w:val="●"/>
       <w:lvlJc w:val="left"/>
       <w:pPr>
         <w:ind w:left="7200" w:hanging="360"/>
@@ -21237,8 +26656,8 @@
     </w:lvl>
     <w:lvl w:ilvl="7">
       <w:start w:val="1"/>
-      <w:numFmt w:val="lowerLetter"/>
-      <w:lvlText w:val="%8."/>
+      <w:numFmt w:val="bullet"/>
+      <w:lvlText w:val="○"/>
       <w:lvlJc w:val="left"/>
       <w:pPr>
         <w:ind w:left="7920" w:hanging="360"/>
@@ -21249,9 +26668,9 @@
     </w:lvl>
     <w:lvl w:ilvl="8">
       <w:start w:val="1"/>
-      <w:numFmt w:val="lowerRoman"/>
-      <w:lvlText w:val="%9."/>
-      <w:lvlJc w:val="right"/>
+      <w:numFmt w:val="bullet"/>
+      <w:lvlText w:val="■"/>
+      <w:lvlJc w:val="left"/>
       <w:pPr>
         <w:ind w:left="8640" w:hanging="360"/>
       </w:pPr>
@@ -21377,10 +26796,9 @@
       <w:lvlText w:val="%1."/>
       <w:lvlJc w:val="left"/>
       <w:pPr>
-        <w:ind w:left="720" w:hanging="360"/>
+        <w:ind w:left="2880" w:hanging="360"/>
       </w:pPr>
       <w:rPr>
-        <w:color w:val="ffffff"/>
         <w:u w:val="none"/>
       </w:rPr>
     </w:lvl>
@@ -21390,7 +26808,7 @@
       <w:lvlText w:val="%2."/>
       <w:lvlJc w:val="left"/>
       <w:pPr>
-        <w:ind w:left="1440" w:hanging="360"/>
+        <w:ind w:left="3600" w:hanging="360"/>
       </w:pPr>
       <w:rPr>
         <w:u w:val="none"/>
@@ -21402,7 +26820,7 @@
       <w:lvlText w:val="%3."/>
       <w:lvlJc w:val="right"/>
       <w:pPr>
-        <w:ind w:left="2160" w:hanging="360"/>
+        <w:ind w:left="4320" w:hanging="360"/>
       </w:pPr>
       <w:rPr>
         <w:u w:val="none"/>
@@ -21414,7 +26832,7 @@
       <w:lvlText w:val="%4."/>
       <w:lvlJc w:val="left"/>
       <w:pPr>
-        <w:ind w:left="2880" w:hanging="360"/>
+        <w:ind w:left="5040" w:hanging="360"/>
       </w:pPr>
       <w:rPr>
         <w:u w:val="none"/>
@@ -21426,7 +26844,7 @@
       <w:lvlText w:val="%5."/>
       <w:lvlJc w:val="left"/>
       <w:pPr>
-        <w:ind w:left="3600" w:hanging="360"/>
+        <w:ind w:left="5760" w:hanging="360"/>
       </w:pPr>
       <w:rPr>
         <w:u w:val="none"/>
@@ -21438,7 +26856,7 @@
       <w:lvlText w:val="%6."/>
       <w:lvlJc w:val="right"/>
       <w:pPr>
-        <w:ind w:left="4320" w:hanging="360"/>
+        <w:ind w:left="6480" w:hanging="360"/>
       </w:pPr>
       <w:rPr>
         <w:u w:val="none"/>
@@ -21450,7 +26868,7 @@
       <w:lvlText w:val="%7."/>
       <w:lvlJc w:val="left"/>
       <w:pPr>
-        <w:ind w:left="5040" w:hanging="360"/>
+        <w:ind w:left="7200" w:hanging="360"/>
       </w:pPr>
       <w:rPr>
         <w:u w:val="none"/>
@@ -21462,7 +26880,7 @@
       <w:lvlText w:val="%8."/>
       <w:lvlJc w:val="left"/>
       <w:pPr>
-        <w:ind w:left="5760" w:hanging="360"/>
+        <w:ind w:left="7920" w:hanging="360"/>
       </w:pPr>
       <w:rPr>
         <w:u w:val="none"/>
@@ -21474,7 +26892,7 @@
       <w:lvlText w:val="%9."/>
       <w:lvlJc w:val="right"/>
       <w:pPr>
-        <w:ind w:left="6480" w:hanging="360"/>
+        <w:ind w:left="8640" w:hanging="360"/>
       </w:pPr>
       <w:rPr>
         <w:u w:val="none"/>
@@ -21702,6 +27120,337 @@
     </w:lvl>
   </w:abstractNum>
   <w:abstractNum w:abstractNumId="6">
+    <w:lvl w:ilvl="0">
+      <w:start w:val="1"/>
+      <w:numFmt w:val="bullet"/>
+      <w:lvlText w:val="●"/>
+      <w:lvlJc w:val="left"/>
+      <w:pPr>
+        <w:ind w:left="2880" w:hanging="360"/>
+      </w:pPr>
+      <w:rPr>
+        <w:u w:val="none"/>
+      </w:rPr>
+    </w:lvl>
+    <w:lvl w:ilvl="1">
+      <w:start w:val="1"/>
+      <w:numFmt w:val="bullet"/>
+      <w:lvlText w:val="○"/>
+      <w:lvlJc w:val="left"/>
+      <w:pPr>
+        <w:ind w:left="3600" w:hanging="360"/>
+      </w:pPr>
+      <w:rPr>
+        <w:u w:val="none"/>
+      </w:rPr>
+    </w:lvl>
+    <w:lvl w:ilvl="2">
+      <w:start w:val="1"/>
+      <w:numFmt w:val="bullet"/>
+      <w:lvlText w:val="■"/>
+      <w:lvlJc w:val="left"/>
+      <w:pPr>
+        <w:ind w:left="4320" w:hanging="360"/>
+      </w:pPr>
+      <w:rPr>
+        <w:u w:val="none"/>
+      </w:rPr>
+    </w:lvl>
+    <w:lvl w:ilvl="3">
+      <w:start w:val="1"/>
+      <w:numFmt w:val="bullet"/>
+      <w:lvlText w:val="●"/>
+      <w:lvlJc w:val="left"/>
+      <w:pPr>
+        <w:ind w:left="5040" w:hanging="360"/>
+      </w:pPr>
+      <w:rPr>
+        <w:u w:val="none"/>
+      </w:rPr>
+    </w:lvl>
+    <w:lvl w:ilvl="4">
+      <w:start w:val="1"/>
+      <w:numFmt w:val="bullet"/>
+      <w:lvlText w:val="○"/>
+      <w:lvlJc w:val="left"/>
+      <w:pPr>
+        <w:ind w:left="5760" w:hanging="360"/>
+      </w:pPr>
+      <w:rPr>
+        <w:u w:val="none"/>
+      </w:rPr>
+    </w:lvl>
+    <w:lvl w:ilvl="5">
+      <w:start w:val="1"/>
+      <w:numFmt w:val="bullet"/>
+      <w:lvlText w:val="■"/>
+      <w:lvlJc w:val="left"/>
+      <w:pPr>
+        <w:ind w:left="6480" w:hanging="360"/>
+      </w:pPr>
+      <w:rPr>
+        <w:u w:val="none"/>
+      </w:rPr>
+    </w:lvl>
+    <w:lvl w:ilvl="6">
+      <w:start w:val="1"/>
+      <w:numFmt w:val="bullet"/>
+      <w:lvlText w:val="●"/>
+      <w:lvlJc w:val="left"/>
+      <w:pPr>
+        <w:ind w:left="7200" w:hanging="360"/>
+      </w:pPr>
+      <w:rPr>
+        <w:u w:val="none"/>
+      </w:rPr>
+    </w:lvl>
+    <w:lvl w:ilvl="7">
+      <w:start w:val="1"/>
+      <w:numFmt w:val="bullet"/>
+      <w:lvlText w:val="○"/>
+      <w:lvlJc w:val="left"/>
+      <w:pPr>
+        <w:ind w:left="7920" w:hanging="360"/>
+      </w:pPr>
+      <w:rPr>
+        <w:u w:val="none"/>
+      </w:rPr>
+    </w:lvl>
+    <w:lvl w:ilvl="8">
+      <w:start w:val="1"/>
+      <w:numFmt w:val="bullet"/>
+      <w:lvlText w:val="■"/>
+      <w:lvlJc w:val="left"/>
+      <w:pPr>
+        <w:ind w:left="8640" w:hanging="360"/>
+      </w:pPr>
+      <w:rPr>
+        <w:u w:val="none"/>
+      </w:rPr>
+    </w:lvl>
+  </w:abstractNum>
+  <w:abstractNum w:abstractNumId="7">
+    <w:lvl w:ilvl="0">
+      <w:start w:val="1"/>
+      <w:numFmt w:val="decimal"/>
+      <w:lvlText w:val="%1."/>
+      <w:lvlJc w:val="left"/>
+      <w:pPr>
+        <w:ind w:left="1440" w:hanging="360"/>
+      </w:pPr>
+      <w:rPr>
+        <w:color w:val="ffffff"/>
+        <w:u w:val="none"/>
+      </w:rPr>
+    </w:lvl>
+    <w:lvl w:ilvl="1">
+      <w:start w:val="1"/>
+      <w:numFmt w:val="lowerLetter"/>
+      <w:lvlText w:val="%2."/>
+      <w:lvlJc w:val="left"/>
+      <w:pPr>
+        <w:ind w:left="2160" w:hanging="360"/>
+      </w:pPr>
+      <w:rPr>
+        <w:u w:val="none"/>
+      </w:rPr>
+    </w:lvl>
+    <w:lvl w:ilvl="2">
+      <w:start w:val="1"/>
+      <w:numFmt w:val="lowerRoman"/>
+      <w:lvlText w:val="%3."/>
+      <w:lvlJc w:val="right"/>
+      <w:pPr>
+        <w:ind w:left="2880" w:hanging="360"/>
+      </w:pPr>
+      <w:rPr>
+        <w:u w:val="none"/>
+      </w:rPr>
+    </w:lvl>
+    <w:lvl w:ilvl="3">
+      <w:start w:val="1"/>
+      <w:numFmt w:val="decimal"/>
+      <w:lvlText w:val="%4."/>
+      <w:lvlJc w:val="left"/>
+      <w:pPr>
+        <w:ind w:left="3600" w:hanging="360"/>
+      </w:pPr>
+      <w:rPr>
+        <w:u w:val="none"/>
+      </w:rPr>
+    </w:lvl>
+    <w:lvl w:ilvl="4">
+      <w:start w:val="1"/>
+      <w:numFmt w:val="lowerLetter"/>
+      <w:lvlText w:val="%5."/>
+      <w:lvlJc w:val="left"/>
+      <w:pPr>
+        <w:ind w:left="4320" w:hanging="360"/>
+      </w:pPr>
+      <w:rPr>
+        <w:u w:val="none"/>
+      </w:rPr>
+    </w:lvl>
+    <w:lvl w:ilvl="5">
+      <w:start w:val="1"/>
+      <w:numFmt w:val="lowerRoman"/>
+      <w:lvlText w:val="%6."/>
+      <w:lvlJc w:val="right"/>
+      <w:pPr>
+        <w:ind w:left="5040" w:hanging="360"/>
+      </w:pPr>
+      <w:rPr>
+        <w:u w:val="none"/>
+      </w:rPr>
+    </w:lvl>
+    <w:lvl w:ilvl="6">
+      <w:start w:val="1"/>
+      <w:numFmt w:val="decimal"/>
+      <w:lvlText w:val="%7."/>
+      <w:lvlJc w:val="left"/>
+      <w:pPr>
+        <w:ind w:left="5760" w:hanging="360"/>
+      </w:pPr>
+      <w:rPr>
+        <w:u w:val="none"/>
+      </w:rPr>
+    </w:lvl>
+    <w:lvl w:ilvl="7">
+      <w:start w:val="1"/>
+      <w:numFmt w:val="lowerLetter"/>
+      <w:lvlText w:val="%8."/>
+      <w:lvlJc w:val="left"/>
+      <w:pPr>
+        <w:ind w:left="6480" w:hanging="360"/>
+      </w:pPr>
+      <w:rPr>
+        <w:u w:val="none"/>
+      </w:rPr>
+    </w:lvl>
+    <w:lvl w:ilvl="8">
+      <w:start w:val="1"/>
+      <w:numFmt w:val="lowerRoman"/>
+      <w:lvlText w:val="%9."/>
+      <w:lvlJc w:val="right"/>
+      <w:pPr>
+        <w:ind w:left="7200" w:hanging="360"/>
+      </w:pPr>
+      <w:rPr>
+        <w:u w:val="none"/>
+      </w:rPr>
+    </w:lvl>
+  </w:abstractNum>
+  <w:abstractNum w:abstractNumId="8">
+    <w:lvl w:ilvl="0">
+      <w:start w:val="1"/>
+      <w:numFmt w:val="bullet"/>
+      <w:lvlText w:val="●"/>
+      <w:lvlJc w:val="left"/>
+      <w:pPr>
+        <w:ind w:left="2880" w:hanging="360"/>
+      </w:pPr>
+      <w:rPr>
+        <w:u w:val="none"/>
+      </w:rPr>
+    </w:lvl>
+    <w:lvl w:ilvl="1">
+      <w:start w:val="1"/>
+      <w:numFmt w:val="bullet"/>
+      <w:lvlText w:val="○"/>
+      <w:lvlJc w:val="left"/>
+      <w:pPr>
+        <w:ind w:left="3600" w:hanging="360"/>
+      </w:pPr>
+      <w:rPr>
+        <w:u w:val="none"/>
+      </w:rPr>
+    </w:lvl>
+    <w:lvl w:ilvl="2">
+      <w:start w:val="1"/>
+      <w:numFmt w:val="bullet"/>
+      <w:lvlText w:val="■"/>
+      <w:lvlJc w:val="left"/>
+      <w:pPr>
+        <w:ind w:left="4320" w:hanging="360"/>
+      </w:pPr>
+      <w:rPr>
+        <w:u w:val="none"/>
+      </w:rPr>
+    </w:lvl>
+    <w:lvl w:ilvl="3">
+      <w:start w:val="1"/>
+      <w:numFmt w:val="bullet"/>
+      <w:lvlText w:val="●"/>
+      <w:lvlJc w:val="left"/>
+      <w:pPr>
+        <w:ind w:left="5040" w:hanging="360"/>
+      </w:pPr>
+      <w:rPr>
+        <w:u w:val="none"/>
+      </w:rPr>
+    </w:lvl>
+    <w:lvl w:ilvl="4">
+      <w:start w:val="1"/>
+      <w:numFmt w:val="bullet"/>
+      <w:lvlText w:val="○"/>
+      <w:lvlJc w:val="left"/>
+      <w:pPr>
+        <w:ind w:left="5760" w:hanging="360"/>
+      </w:pPr>
+      <w:rPr>
+        <w:u w:val="none"/>
+      </w:rPr>
+    </w:lvl>
+    <w:lvl w:ilvl="5">
+      <w:start w:val="1"/>
+      <w:numFmt w:val="bullet"/>
+      <w:lvlText w:val="■"/>
+      <w:lvlJc w:val="left"/>
+      <w:pPr>
+        <w:ind w:left="6480" w:hanging="360"/>
+      </w:pPr>
+      <w:rPr>
+        <w:u w:val="none"/>
+      </w:rPr>
+    </w:lvl>
+    <w:lvl w:ilvl="6">
+      <w:start w:val="1"/>
+      <w:numFmt w:val="bullet"/>
+      <w:lvlText w:val="●"/>
+      <w:lvlJc w:val="left"/>
+      <w:pPr>
+        <w:ind w:left="7200" w:hanging="360"/>
+      </w:pPr>
+      <w:rPr>
+        <w:u w:val="none"/>
+      </w:rPr>
+    </w:lvl>
+    <w:lvl w:ilvl="7">
+      <w:start w:val="1"/>
+      <w:numFmt w:val="bullet"/>
+      <w:lvlText w:val="○"/>
+      <w:lvlJc w:val="left"/>
+      <w:pPr>
+        <w:ind w:left="7920" w:hanging="360"/>
+      </w:pPr>
+      <w:rPr>
+        <w:u w:val="none"/>
+      </w:rPr>
+    </w:lvl>
+    <w:lvl w:ilvl="8">
+      <w:start w:val="1"/>
+      <w:numFmt w:val="bullet"/>
+      <w:lvlText w:val="■"/>
+      <w:lvlJc w:val="left"/>
+      <w:pPr>
+        <w:ind w:left="8640" w:hanging="360"/>
+      </w:pPr>
+      <w:rPr>
+        <w:u w:val="none"/>
+      </w:rPr>
+    </w:lvl>
+  </w:abstractNum>
+  <w:abstractNum w:abstractNumId="9">
     <w:lvl w:ilvl="0">
       <w:start w:val="1"/>
       <w:numFmt w:val="decimal"/>
@@ -21837,6 +27586,15 @@
   </w:num>
   <w:num w:numId="6">
     <w:abstractNumId w:val="6"/>
+  </w:num>
+  <w:num w:numId="7">
+    <w:abstractNumId w:val="7"/>
+  </w:num>
+  <w:num w:numId="8">
+    <w:abstractNumId w:val="8"/>
+  </w:num>
+  <w:num w:numId="9">
+    <w:abstractNumId w:val="9"/>
   </w:num>
 </w:numbering>
 </file>
@@ -22123,6 +27881,51 @@
       <w:tblStyleRowBandSize w:val="1"/>
       <w:tblStyleColBandSize w:val="1"/>
       <w:tblCellMar/>
+    </w:tblPr>
+  </w:style>
+  <w:style w:type="table" w:styleId="Table16">
+    <w:basedOn w:val="TableNormal"/>
+    <w:tblPr>
+      <w:tblStyleRowBandSize w:val="1"/>
+      <w:tblStyleColBandSize w:val="1"/>
+      <w:tblCellMar/>
+    </w:tblPr>
+  </w:style>
+  <w:style w:type="table" w:styleId="Table17">
+    <w:basedOn w:val="TableNormal"/>
+    <w:tblPr>
+      <w:tblStyleRowBandSize w:val="1"/>
+      <w:tblStyleColBandSize w:val="1"/>
+      <w:tblCellMar/>
+    </w:tblPr>
+  </w:style>
+  <w:style w:type="table" w:styleId="Table18">
+    <w:basedOn w:val="TableNormal"/>
+    <w:tblPr>
+      <w:tblStyleRowBandSize w:val="1"/>
+      <w:tblStyleColBandSize w:val="1"/>
+    </w:tblPr>
+  </w:style>
+  <w:style w:type="table" w:styleId="Table19">
+    <w:basedOn w:val="TableNormal"/>
+    <w:tblPr>
+      <w:tblStyleRowBandSize w:val="1"/>
+      <w:tblStyleColBandSize w:val="1"/>
+    </w:tblPr>
+  </w:style>
+  <w:style w:type="table" w:styleId="Table20">
+    <w:basedOn w:val="TableNormal"/>
+    <w:tblPr>
+      <w:tblStyleRowBandSize w:val="1"/>
+      <w:tblStyleColBandSize w:val="1"/>
+      <w:tblCellMar/>
+    </w:tblPr>
+  </w:style>
+  <w:style w:type="table" w:styleId="Table21">
+    <w:basedOn w:val="TableNormal"/>
+    <w:tblPr>
+      <w:tblStyleRowBandSize w:val="1"/>
+      <w:tblStyleColBandSize w:val="1"/>
     </w:tblPr>
   </w:style>
 </w:styles>
